--- a/TS Jatai Ghanam Project/TS 4.2/TS 4.2 Ghanam Tamil Corrections.docx
+++ b/TS Jatai Ghanam Project/TS 4.2/TS 4.2 Ghanam Tamil Corrections.docx
@@ -1,6 +1,6 @@
 
 <file path=word/document.xml><?xml version="1.0" encoding="utf-8"?>
-<w:document xmlns:wpc="http://schemas.microsoft.com/office/word/2010/wordprocessingCanvas" xmlns:cx="http://schemas.microsoft.com/office/drawing/2014/chartex" xmlns:cx1="http://schemas.microsoft.com/office/drawing/2015/9/8/chartex" xmlns:cx2="http://schemas.microsoft.com/office/drawing/2015/10/21/chartex" xmlns:cx3="http://schemas.microsoft.com/office/drawing/2016/5/9/chartex" xmlns:cx4="http://schemas.microsoft.com/office/drawing/2016/5/10/chartex" xmlns:cx5="http://schemas.microsoft.com/office/drawing/2016/5/11/chartex" xmlns:cx6="http://schemas.microsoft.com/office/drawing/2016/5/12/chartex" xmlns:cx7="http://schemas.microsoft.com/office/drawing/2016/5/13/chartex" xmlns:cx8="http://schemas.microsoft.com/office/drawing/2016/5/14/chartex" xmlns:mc="http://schemas.openxmlformats.org/markup-compatibility/2006" xmlns:aink="http://schemas.microsoft.com/office/drawing/2016/ink" xmlns:am3d="http://schemas.microsoft.com/office/drawing/2017/model3d" xmlns:o="urn:schemas-microsoft-com:office:office" xmlns:oel="http://schemas.microsoft.com/office/2019/extlst" xmlns:r="http://schemas.openxmlformats.org/officeDocument/2006/relationships" xmlns:m="http://schemas.openxmlformats.org/officeDocument/2006/math" xmlns:v="urn:schemas-microsoft-com:vml" xmlns:wp14="http://schemas.microsoft.com/office/word/2010/wordprocessingDrawing" xmlns:wp="http://schemas.openxmlformats.org/drawingml/2006/wordprocessingDrawing" xmlns:w10="urn:schemas-microsoft-com:office:word" xmlns:w="http://schemas.openxmlformats.org/wordprocessingml/2006/main" xmlns:w14="http://schemas.microsoft.com/office/word/2010/wordml" xmlns:w15="http://schemas.microsoft.com/office/word/2012/wordml" xmlns:w16cex="http://schemas.microsoft.com/office/word/2018/wordml/cex" xmlns:w16cid="http://schemas.microsoft.com/office/word/2016/wordml/cid" xmlns:w16="http://schemas.microsoft.com/office/word/2018/wordml" xmlns:w16sdtdh="http://schemas.microsoft.com/office/word/2020/wordml/sdtdatahash" xmlns:w16se="http://schemas.microsoft.com/office/word/2015/wordml/symex" xmlns:wpg="http://schemas.microsoft.com/office/word/2010/wordprocessingGroup" xmlns:wpi="http://schemas.microsoft.com/office/word/2010/wordprocessingInk" xmlns:wne="http://schemas.microsoft.com/office/word/2006/wordml" xmlns:wps="http://schemas.microsoft.com/office/word/2010/wordprocessingShape" mc:Ignorable="w14 w15 w16se w16cid w16 w16cex w16sdtdh wp14">
+<w:document xmlns:wpc="http://schemas.microsoft.com/office/word/2010/wordprocessingCanvas" xmlns:cx="http://schemas.microsoft.com/office/drawing/2014/chartex" xmlns:cx1="http://schemas.microsoft.com/office/drawing/2015/9/8/chartex" xmlns:cx2="http://schemas.microsoft.com/office/drawing/2015/10/21/chartex" xmlns:cx3="http://schemas.microsoft.com/office/drawing/2016/5/9/chartex" xmlns:cx4="http://schemas.microsoft.com/office/drawing/2016/5/10/chartex" xmlns:cx5="http://schemas.microsoft.com/office/drawing/2016/5/11/chartex" xmlns:cx6="http://schemas.microsoft.com/office/drawing/2016/5/12/chartex" xmlns:cx7="http://schemas.microsoft.com/office/drawing/2016/5/13/chartex" xmlns:cx8="http://schemas.microsoft.com/office/drawing/2016/5/14/chartex" xmlns:mc="http://schemas.openxmlformats.org/markup-compatibility/2006" xmlns:aink="http://schemas.microsoft.com/office/drawing/2016/ink" xmlns:am3d="http://schemas.microsoft.com/office/drawing/2017/model3d" xmlns:o="urn:schemas-microsoft-com:office:office" xmlns:oel="http://schemas.microsoft.com/office/2019/extlst" xmlns:r="http://schemas.openxmlformats.org/officeDocument/2006/relationships" xmlns:m="http://schemas.openxmlformats.org/officeDocument/2006/math" xmlns:v="urn:schemas-microsoft-com:vml" xmlns:wp14="http://schemas.microsoft.com/office/word/2010/wordprocessingDrawing" xmlns:wp="http://schemas.openxmlformats.org/drawingml/2006/wordprocessingDrawing" xmlns:w10="urn:schemas-microsoft-com:office:word" xmlns:w="http://schemas.openxmlformats.org/wordprocessingml/2006/main" xmlns:w14="http://schemas.microsoft.com/office/word/2010/wordml" xmlns:w15="http://schemas.microsoft.com/office/word/2012/wordml" xmlns:w16cex="http://schemas.microsoft.com/office/word/2018/wordml/cex" xmlns:w16cid="http://schemas.microsoft.com/office/word/2016/wordml/cid" xmlns:w16="http://schemas.microsoft.com/office/word/2018/wordml" xmlns:w16du="http://schemas.microsoft.com/office/word/2023/wordml/word16du" xmlns:w16sdtdh="http://schemas.microsoft.com/office/word/2020/wordml/sdtdatahash" xmlns:w16sdtfl="http://schemas.microsoft.com/office/word/2024/wordml/sdtformatlock" xmlns:w16se="http://schemas.microsoft.com/office/word/2015/wordml/symex" xmlns:wpg="http://schemas.microsoft.com/office/word/2010/wordprocessingGroup" xmlns:wpi="http://schemas.microsoft.com/office/word/2010/wordprocessingInk" xmlns:wne="http://schemas.microsoft.com/office/word/2006/wordml" xmlns:wps="http://schemas.microsoft.com/office/word/2010/wordprocessingShape" mc:Ignorable="w14 w15 w16se w16cid w16 w16cex w16sdtdh w16sdtfl w16du wp14">
   <w:body>
     <w:p>
       <w:pPr>
@@ -24,6 +24,372 @@
         </w:rPr>
         <w:t xml:space="preserve">TS </w:t>
       </w:r>
+      <w:r>
+        <w:rPr>
+          <w:b/>
+          <w:bCs/>
+          <w:sz w:val="32"/>
+          <w:szCs w:val="32"/>
+          <w:u w:val="single"/>
+        </w:rPr>
+        <w:t xml:space="preserve">Ghanam </w:t>
+      </w:r>
+      <w:r>
+        <w:rPr>
+          <w:b/>
+          <w:bCs/>
+          <w:sz w:val="32"/>
+          <w:szCs w:val="32"/>
+          <w:u w:val="single"/>
+        </w:rPr>
+        <w:t xml:space="preserve"> </w:t>
+      </w:r>
+      <w:r>
+        <w:rPr>
+          <w:b/>
+          <w:bCs/>
+          <w:sz w:val="32"/>
+          <w:szCs w:val="32"/>
+          <w:u w:val="single"/>
+        </w:rPr>
+        <w:t xml:space="preserve">– TS </w:t>
+      </w:r>
+      <w:r>
+        <w:rPr>
+          <w:b/>
+          <w:bCs/>
+          <w:sz w:val="32"/>
+          <w:szCs w:val="32"/>
+          <w:u w:val="single"/>
+        </w:rPr>
+        <w:t>4.2</w:t>
+      </w:r>
+      <w:r>
+        <w:rPr>
+          <w:b/>
+          <w:bCs/>
+          <w:sz w:val="32"/>
+          <w:szCs w:val="32"/>
+          <w:u w:val="single"/>
+        </w:rPr>
+        <w:t xml:space="preserve"> </w:t>
+      </w:r>
+      <w:r>
+        <w:rPr>
+          <w:b/>
+          <w:bCs/>
+          <w:sz w:val="32"/>
+          <w:szCs w:val="32"/>
+          <w:u w:val="single"/>
+        </w:rPr>
+        <w:t>Tamil</w:t>
+      </w:r>
+      <w:r>
+        <w:rPr>
+          <w:b/>
+          <w:bCs/>
+          <w:sz w:val="32"/>
+          <w:szCs w:val="32"/>
+          <w:u w:val="single"/>
+        </w:rPr>
+        <w:t xml:space="preserve"> Corrections –</w:t>
+      </w:r>
+      <w:r>
+        <w:rPr>
+          <w:b/>
+          <w:bCs/>
+          <w:sz w:val="32"/>
+          <w:szCs w:val="32"/>
+          <w:u w:val="single"/>
+        </w:rPr>
+        <w:t xml:space="preserve"> </w:t>
+      </w:r>
+      <w:r>
+        <w:rPr>
+          <w:b/>
+          <w:bCs/>
+          <w:sz w:val="32"/>
+          <w:szCs w:val="32"/>
+          <w:u w:val="single"/>
+        </w:rPr>
+        <w:t xml:space="preserve">Observed till </w:t>
+      </w:r>
+      <w:r>
+        <w:rPr>
+          <w:b/>
+          <w:bCs/>
+          <w:sz w:val="32"/>
+          <w:szCs w:val="32"/>
+          <w:u w:val="single"/>
+        </w:rPr>
+        <w:t>31st Oct 2026</w:t>
+      </w:r>
+    </w:p>
+    <w:p>
+      <w:pPr>
+        <w:spacing w:before="0" w:line="240" w:lineRule="auto"/>
+        <w:jc w:val="center"/>
+        <w:rPr>
+          <w:b/>
+          <w:bCs/>
+          <w:sz w:val="28"/>
+          <w:szCs w:val="32"/>
+        </w:rPr>
+      </w:pPr>
+      <w:r>
+        <w:rPr>
+          <w:b/>
+          <w:bCs/>
+          <w:sz w:val="28"/>
+          <w:szCs w:val="32"/>
+        </w:rPr>
+        <w:t>(ignore those which are already incorporated in your book’s version and date)</w:t>
+      </w:r>
+    </w:p>
+    <w:tbl>
+      <w:tblPr>
+        <w:tblW w:w="14537" w:type="dxa"/>
+        <w:tblInd w:w="-792" w:type="dxa"/>
+        <w:tblBorders>
+          <w:top w:val="single" w:sz="4" w:space="0" w:color="000000"/>
+          <w:left w:val="single" w:sz="4" w:space="0" w:color="000000"/>
+          <w:bottom w:val="single" w:sz="4" w:space="0" w:color="000000"/>
+          <w:right w:val="single" w:sz="4" w:space="0" w:color="000000"/>
+          <w:insideH w:val="single" w:sz="4" w:space="0" w:color="000000"/>
+          <w:insideV w:val="single" w:sz="4" w:space="0" w:color="000000"/>
+        </w:tblBorders>
+        <w:tblLook w:val="04A0" w:firstRow="1" w:lastRow="0" w:firstColumn="1" w:lastColumn="0" w:noHBand="0" w:noVBand="1"/>
+      </w:tblPr>
+      <w:tblGrid>
+        <w:gridCol w:w="7166"/>
+        <w:gridCol w:w="7371"/>
+      </w:tblGrid>
+      <w:tr>
+        <w:tc>
+          <w:tcPr>
+            <w:tcW w:w="7166" w:type="dxa"/>
+          </w:tcPr>
+          <w:p>
+            <w:pPr>
+              <w:spacing w:before="0" w:line="240" w:lineRule="auto"/>
+              <w:jc w:val="center"/>
+              <w:rPr>
+                <w:b/>
+                <w:sz w:val="32"/>
+                <w:szCs w:val="32"/>
+              </w:rPr>
+            </w:pPr>
+            <w:r>
+              <w:rPr>
+                <w:b/>
+                <w:sz w:val="32"/>
+                <w:szCs w:val="32"/>
+              </w:rPr>
+              <w:t>As Printed</w:t>
+            </w:r>
+          </w:p>
+        </w:tc>
+        <w:tc>
+          <w:tcPr>
+            <w:tcW w:w="7371" w:type="dxa"/>
+          </w:tcPr>
+          <w:p>
+            <w:pPr>
+              <w:spacing w:before="0" w:line="240" w:lineRule="auto"/>
+              <w:ind w:right="-18"/>
+              <w:jc w:val="center"/>
+              <w:rPr>
+                <w:b/>
+                <w:sz w:val="32"/>
+                <w:szCs w:val="32"/>
+              </w:rPr>
+            </w:pPr>
+            <w:r>
+              <w:rPr>
+                <w:b/>
+                <w:sz w:val="32"/>
+                <w:szCs w:val="32"/>
+              </w:rPr>
+              <w:t>To be read as or corrected as</w:t>
+            </w:r>
+            <w:r>
+              <w:rPr>
+                <w:b/>
+                <w:sz w:val="32"/>
+                <w:szCs w:val="32"/>
+              </w:rPr>
+              <w:t xml:space="preserve"> </w:t>
+            </w:r>
+          </w:p>
+        </w:tc>
+      </w:tr>
+      <w:tr>
+        <w:trPr>
+          <w:trHeight w:val="488"/>
+        </w:trPr>
+        <w:tc>
+          <w:tcPr>
+            <w:tcW w:w="7166" w:type="dxa"/>
+            <w:tcBorders>
+              <w:top w:val="single" w:sz="4" w:space="0" w:color="000000"/>
+              <w:left w:val="single" w:sz="4" w:space="0" w:color="000000"/>
+              <w:bottom w:val="single" w:sz="4" w:space="0" w:color="000000"/>
+              <w:right w:val="single" w:sz="4" w:space="0" w:color="000000"/>
+            </w:tcBorders>
+          </w:tcPr>
+          <w:p>
+            <w:pPr>
+              <w:widowControl w:val="0"/>
+              <w:autoSpaceDE w:val="0"/>
+              <w:autoSpaceDN w:val="0"/>
+              <w:adjustRightInd w:val="0"/>
+              <w:spacing w:before="0" w:line="240" w:lineRule="auto"/>
+              <w:jc w:val="center"/>
+              <w:rPr>
+                <w:rFonts w:cs="BRH Malayalam Extra"/>
+                <w:b/>
+                <w:bCs/>
+                <w:szCs w:val="40"/>
+              </w:rPr>
+            </w:pPr>
+            <w:r>
+              <w:rPr>
+                <w:rFonts w:cs="BRH Malayalam Extra"/>
+                <w:b/>
+                <w:bCs/>
+                <w:szCs w:val="40"/>
+                <w:lang w:val="it-IT"/>
+              </w:rPr>
+              <w:t xml:space="preserve">None, None. None, None, None. </w:t>
+            </w:r>
+            <w:r>
+              <w:rPr>
+                <w:rFonts w:cs="BRH Malayalam Extra"/>
+                <w:b/>
+                <w:bCs/>
+                <w:szCs w:val="40"/>
+              </w:rPr>
+              <w:t>None</w:t>
+            </w:r>
+          </w:p>
+        </w:tc>
+        <w:tc>
+          <w:tcPr>
+            <w:tcW w:w="7371" w:type="dxa"/>
+            <w:tcBorders>
+              <w:top w:val="single" w:sz="4" w:space="0" w:color="000000"/>
+              <w:left w:val="single" w:sz="4" w:space="0" w:color="000000"/>
+              <w:bottom w:val="single" w:sz="4" w:space="0" w:color="000000"/>
+              <w:right w:val="single" w:sz="4" w:space="0" w:color="000000"/>
+            </w:tcBorders>
+          </w:tcPr>
+          <w:p>
+            <w:pPr>
+              <w:widowControl w:val="0"/>
+              <w:autoSpaceDE w:val="0"/>
+              <w:autoSpaceDN w:val="0"/>
+              <w:adjustRightInd w:val="0"/>
+              <w:spacing w:before="0" w:line="240" w:lineRule="auto"/>
+              <w:rPr>
+                <w:rFonts w:cs="BRH Malayalam Extra"/>
+                <w:szCs w:val="40"/>
+              </w:rPr>
+            </w:pPr>
+            <w:r>
+              <w:rPr>
+                <w:rFonts w:cs="BRH Malayalam Extra"/>
+                <w:b/>
+                <w:bCs/>
+                <w:szCs w:val="40"/>
+                <w:lang w:val="it-IT"/>
+              </w:rPr>
+              <w:t xml:space="preserve">None, None. None, None, None. </w:t>
+            </w:r>
+            <w:r>
+              <w:rPr>
+                <w:rFonts w:cs="BRH Malayalam Extra"/>
+                <w:b/>
+                <w:bCs/>
+                <w:szCs w:val="40"/>
+              </w:rPr>
+              <w:t>None</w:t>
+            </w:r>
+          </w:p>
+        </w:tc>
+      </w:tr>
+    </w:tbl>
+    <w:p>
+      <w:pPr>
+        <w:spacing w:before="0" w:line="240" w:lineRule="auto"/>
+        <w:jc w:val="center"/>
+        <w:rPr>
+          <w:b/>
+          <w:bCs/>
+          <w:sz w:val="32"/>
+          <w:szCs w:val="32"/>
+          <w:u w:val="single"/>
+        </w:rPr>
+      </w:pPr>
+      <w:r>
+        <w:rPr>
+          <w:b/>
+          <w:bCs/>
+          <w:sz w:val="32"/>
+          <w:szCs w:val="32"/>
+          <w:u w:val="single"/>
+        </w:rPr>
+        <w:t>===============</w:t>
+      </w:r>
+    </w:p>
+    <w:p>
+      <w:pPr>
+        <w:spacing w:before="0" w:line="240" w:lineRule="auto"/>
+        <w:jc w:val="center"/>
+        <w:rPr>
+          <w:b/>
+          <w:bCs/>
+          <w:sz w:val="32"/>
+          <w:szCs w:val="32"/>
+          <w:u w:val="single"/>
+        </w:rPr>
+      </w:pPr>
+    </w:p>
+    <w:p>
+      <w:pPr>
+        <w:spacing w:before="0" w:line="240" w:lineRule="auto"/>
+        <w:jc w:val="center"/>
+        <w:rPr>
+          <w:b/>
+          <w:bCs/>
+          <w:sz w:val="32"/>
+          <w:szCs w:val="32"/>
+          <w:u w:val="single"/>
+        </w:rPr>
+      </w:pPr>
+    </w:p>
+    <w:p>
+      <w:pPr>
+        <w:spacing w:before="0" w:line="240" w:lineRule="auto"/>
+        <w:jc w:val="center"/>
+        <w:rPr>
+          <w:b/>
+          <w:bCs/>
+          <w:sz w:val="32"/>
+          <w:szCs w:val="32"/>
+          <w:u w:val="single"/>
+        </w:rPr>
+      </w:pPr>
+      <w:r>
+        <w:rPr>
+          <w:b/>
+          <w:bCs/>
+          <w:sz w:val="32"/>
+          <w:szCs w:val="32"/>
+          <w:u w:val="single"/>
+        </w:rPr>
+        <w:t xml:space="preserve">TS </w:t>
+      </w:r>
+      <w:proofErr w:type="gramStart"/>
       <w:r>
         <w:rPr>
           <w:b/>
@@ -62,7 +428,18 @@
           <w:szCs w:val="32"/>
           <w:u w:val="single"/>
         </w:rPr>
-        <w:t xml:space="preserve">– TS </w:t>
+        <w:t>–</w:t>
+      </w:r>
+      <w:proofErr w:type="gramEnd"/>
+      <w:r>
+        <w:rPr>
+          <w:b/>
+          <w:bCs/>
+          <w:sz w:val="32"/>
+          <w:szCs w:val="32"/>
+          <w:u w:val="single"/>
+        </w:rPr>
+        <w:t xml:space="preserve"> TS </w:t>
       </w:r>
       <w:r>
         <w:rPr>
@@ -1150,6 +1527,7 @@
               </w:rPr>
               <w:t>)</w:t>
             </w:r>
+            <w:proofErr w:type="gramStart"/>
             <w:r>
               <w:rPr>
                 <w:rFonts w:ascii="Latha" w:hAnsi="Latha" w:cs="Latha"/>
@@ -1167,6 +1545,7 @@
               </w:rPr>
               <w:t>அனு</w:t>
             </w:r>
+            <w:proofErr w:type="gramEnd"/>
             <w:r>
               <w:rPr>
                 <w:rFonts w:ascii="BRH Tamil Tab Extra" w:hAnsi="BRH Tamil Tab Extra" w:cs="Latha"/>
@@ -2325,6 +2704,7 @@
               </w:rPr>
               <w:t>)</w:t>
             </w:r>
+            <w:proofErr w:type="gramStart"/>
             <w:r>
               <w:rPr>
                 <w:rFonts w:ascii="Latha" w:hAnsi="Latha" w:cs="Latha"/>
@@ -2342,6 +2722,7 @@
               </w:rPr>
               <w:t>அனு</w:t>
             </w:r>
+            <w:proofErr w:type="gramEnd"/>
             <w:r>
               <w:rPr>
                 <w:rFonts w:ascii="BRH Tamil Tab Extra" w:hAnsi="BRH Tamil Tab Extra" w:cs="Latha"/>
@@ -2814,6 +3195,7 @@
               </w:rPr>
               <w:t>)</w:t>
             </w:r>
+            <w:proofErr w:type="gramStart"/>
             <w:r>
               <w:rPr>
                 <w:rFonts w:ascii="Latha" w:hAnsi="Latha" w:cs="Latha"/>
@@ -2831,6 +3213,7 @@
               </w:rPr>
               <w:t>அ</w:t>
             </w:r>
+            <w:proofErr w:type="gramEnd"/>
             <w:r>
               <w:rPr>
                 <w:rFonts w:ascii="BRH Tamil Tab Extra" w:hAnsi="BRH Tamil Tab Extra" w:cs="Latha"/>
@@ -3279,6 +3662,7 @@
                 <w:szCs w:val="24"/>
                 <w:lang w:bidi="ta-IN"/>
               </w:rPr>
+              <w:lastRenderedPageBreak/>
               <w:t>(2</w:t>
             </w:r>
             <w:r>
@@ -3415,6 +3799,7 @@
               </w:rPr>
               <w:t>)</w:t>
             </w:r>
+            <w:proofErr w:type="gramStart"/>
             <w:r>
               <w:rPr>
                 <w:rFonts w:ascii="Latha" w:hAnsi="Latha" w:cs="Latha"/>
@@ -3432,6 +3817,7 @@
               </w:rPr>
               <w:t>அனு</w:t>
             </w:r>
+            <w:proofErr w:type="gramEnd"/>
             <w:r>
               <w:rPr>
                 <w:rFonts w:ascii="BRH Tamil Tab Extra" w:hAnsi="BRH Tamil Tab Extra" w:cs="Latha"/>
@@ -3730,6 +4116,7 @@
                 <w:szCs w:val="24"/>
                 <w:lang w:bidi="ta-IN"/>
               </w:rPr>
+              <w:lastRenderedPageBreak/>
               <w:t>(2</w:t>
             </w:r>
             <w:r>
@@ -3866,6 +4253,7 @@
               </w:rPr>
               <w:t>)</w:t>
             </w:r>
+            <w:proofErr w:type="gramStart"/>
             <w:r>
               <w:rPr>
                 <w:rFonts w:ascii="Latha" w:hAnsi="Latha" w:cs="Latha"/>
@@ -3883,6 +4271,7 @@
               </w:rPr>
               <w:t>அ</w:t>
             </w:r>
+            <w:proofErr w:type="gramEnd"/>
             <w:r>
               <w:rPr>
                 <w:rFonts w:ascii="BRH Tamil Tab Extra" w:hAnsi="BRH Tamil Tab Extra" w:cs="Latha"/>
@@ -4489,6 +4878,7 @@
               </w:rPr>
               <w:t>)</w:t>
             </w:r>
+            <w:proofErr w:type="gramStart"/>
             <w:r>
               <w:rPr>
                 <w:rFonts w:ascii="Latha" w:hAnsi="Latha" w:cs="Latha"/>
@@ -4506,6 +4896,7 @@
               </w:rPr>
               <w:t>அனு</w:t>
             </w:r>
+            <w:proofErr w:type="gramEnd"/>
             <w:r>
               <w:rPr>
                 <w:rFonts w:ascii="BRH Tamil Tab Extra" w:hAnsi="BRH Tamil Tab Extra" w:cs="Latha"/>
@@ -4627,6 +5018,7 @@
                 <w:cs/>
                 <w:lang w:bidi="ta-IN"/>
               </w:rPr>
+              <w:lastRenderedPageBreak/>
               <w:t>அ</w:t>
             </w:r>
             <w:r>
@@ -4982,6 +5374,7 @@
               </w:rPr>
               <w:t>2)</w:t>
             </w:r>
+            <w:proofErr w:type="gramStart"/>
             <w:r>
               <w:rPr>
                 <w:rFonts w:ascii="Latha" w:hAnsi="Latha" w:cs="Latha"/>
@@ -4999,6 +5392,7 @@
               </w:rPr>
               <w:t>தி</w:t>
             </w:r>
+            <w:proofErr w:type="gramEnd"/>
             <w:r>
               <w:rPr>
                 <w:rFonts w:ascii="Latha" w:hAnsi="Latha" w:cs="Latha"/>
@@ -5582,6 +5976,7 @@
               </w:rPr>
               <w:t>3)</w:t>
             </w:r>
+            <w:proofErr w:type="gramStart"/>
             <w:r>
               <w:rPr>
                 <w:rFonts w:ascii="Latha" w:hAnsi="Latha" w:cs="Latha"/>
@@ -5599,6 +5994,7 @@
               </w:rPr>
               <w:t>அனு</w:t>
             </w:r>
+            <w:proofErr w:type="gramEnd"/>
             <w:r>
               <w:rPr>
                 <w:rFonts w:ascii="BRH Tamil Tab Extra" w:hAnsi="BRH Tamil Tab Extra" w:cs="Latha"/>
@@ -6009,6 +6405,7 @@
               </w:rPr>
               <w:t>2)</w:t>
             </w:r>
+            <w:proofErr w:type="gramStart"/>
             <w:r>
               <w:rPr>
                 <w:rFonts w:ascii="Latha" w:hAnsi="Latha" w:cs="Latha"/>
@@ -6026,6 +6423,7 @@
               </w:rPr>
               <w:t>தி</w:t>
             </w:r>
+            <w:proofErr w:type="gramEnd"/>
             <w:r>
               <w:rPr>
                 <w:rFonts w:ascii="Latha" w:hAnsi="Latha" w:cs="Latha"/>
@@ -6629,6 +7027,7 @@
               </w:rPr>
               <w:t>3)</w:t>
             </w:r>
+            <w:proofErr w:type="gramStart"/>
             <w:r>
               <w:rPr>
                 <w:rFonts w:ascii="Latha" w:hAnsi="Latha" w:cs="Latha"/>
@@ -6646,6 +7045,7 @@
               </w:rPr>
               <w:t>அனு</w:t>
             </w:r>
+            <w:proofErr w:type="gramEnd"/>
             <w:r>
               <w:rPr>
                 <w:rFonts w:ascii="BRH Tamil Tab Extra" w:hAnsi="BRH Tamil Tab Extra" w:cs="Latha"/>
@@ -7084,6 +7484,7 @@
               </w:rPr>
               <w:t>)</w:t>
             </w:r>
+            <w:proofErr w:type="gramStart"/>
             <w:r>
               <w:rPr>
                 <w:rFonts w:ascii="Latha" w:hAnsi="Latha" w:cs="Latha"/>
@@ -7101,6 +7502,7 @@
               </w:rPr>
               <w:t>தி</w:t>
             </w:r>
+            <w:proofErr w:type="gramEnd"/>
             <w:r>
               <w:rPr>
                 <w:rFonts w:ascii="Latha" w:hAnsi="Latha" w:cs="Latha"/>
@@ -7658,6 +8060,7 @@
               </w:rPr>
               <w:t>)</w:t>
             </w:r>
+            <w:proofErr w:type="gramStart"/>
             <w:r>
               <w:rPr>
                 <w:rFonts w:ascii="Latha" w:hAnsi="Latha" w:cs="Latha"/>
@@ -7675,6 +8078,7 @@
               </w:rPr>
               <w:t>அனு</w:t>
             </w:r>
+            <w:proofErr w:type="gramEnd"/>
             <w:r>
               <w:rPr>
                 <w:rFonts w:ascii="BRH Tamil Tab Extra" w:hAnsi="BRH Tamil Tab Extra" w:cs="Latha"/>
@@ -7975,6 +8379,7 @@
                 <w:szCs w:val="24"/>
                 <w:lang w:bidi="ta-IN"/>
               </w:rPr>
+              <w:lastRenderedPageBreak/>
               <w:t>(</w:t>
             </w:r>
             <w:r>
@@ -8069,6 +8474,7 @@
               </w:rPr>
               <w:t>)</w:t>
             </w:r>
+            <w:proofErr w:type="gramStart"/>
             <w:r>
               <w:rPr>
                 <w:rFonts w:ascii="Latha" w:hAnsi="Latha" w:cs="Latha"/>
@@ -8086,6 +8492,7 @@
               </w:rPr>
               <w:t>தி</w:t>
             </w:r>
+            <w:proofErr w:type="gramEnd"/>
             <w:r>
               <w:rPr>
                 <w:rFonts w:ascii="Latha" w:hAnsi="Latha" w:cs="Latha"/>
@@ -8665,6 +9072,7 @@
               </w:rPr>
               <w:t>)</w:t>
             </w:r>
+            <w:proofErr w:type="gramStart"/>
             <w:r>
               <w:rPr>
                 <w:rFonts w:ascii="Latha" w:hAnsi="Latha" w:cs="Latha"/>
@@ -8682,6 +9090,7 @@
               </w:rPr>
               <w:t>அனு</w:t>
             </w:r>
+            <w:proofErr w:type="gramEnd"/>
             <w:r>
               <w:rPr>
                 <w:rFonts w:ascii="BRH Tamil Tab Extra" w:hAnsi="BRH Tamil Tab Extra" w:cs="Latha"/>
@@ -9115,6 +9524,7 @@
               </w:rPr>
               <w:t>)</w:t>
             </w:r>
+            <w:proofErr w:type="gramStart"/>
             <w:r>
               <w:rPr>
                 <w:rFonts w:ascii="Latha" w:hAnsi="Latha" w:cs="Latha"/>
@@ -9132,6 +9542,7 @@
               </w:rPr>
               <w:t>த்வா</w:t>
             </w:r>
+            <w:proofErr w:type="gramEnd"/>
             <w:r>
               <w:rPr>
                 <w:rFonts w:ascii="BRH Tamil Tab Extra" w:hAnsi="BRH Tamil Tab Extra" w:cs="Latha"/>
@@ -10482,6 +10893,7 @@
               </w:rPr>
               <w:t>3)</w:t>
             </w:r>
+            <w:proofErr w:type="gramStart"/>
             <w:r>
               <w:rPr>
                 <w:rFonts w:ascii="Latha" w:hAnsi="Latha" w:cs="Latha"/>
@@ -10499,6 +10911,7 @@
               </w:rPr>
               <w:t>வா</w:t>
             </w:r>
+            <w:proofErr w:type="gramEnd"/>
             <w:r>
               <w:rPr>
                 <w:rFonts w:ascii="BRH Tamil Tab Extra" w:hAnsi="BRH Tamil Tab Extra" w:cs="Latha"/>
@@ -11301,6 +11714,7 @@
               </w:rPr>
               <w:t>)</w:t>
             </w:r>
+            <w:proofErr w:type="gramStart"/>
             <w:r>
               <w:rPr>
                 <w:rFonts w:ascii="Latha" w:hAnsi="Latha" w:cs="Latha"/>
@@ -11318,6 +11732,7 @@
               </w:rPr>
               <w:t>த்வா</w:t>
             </w:r>
+            <w:proofErr w:type="gramEnd"/>
             <w:r>
               <w:rPr>
                 <w:rFonts w:ascii="BRH Tamil Tab Extra" w:hAnsi="BRH Tamil Tab Extra" w:cs="Latha"/>
@@ -15688,6 +16103,7 @@
               </w:rPr>
               <w:t>4)</w:t>
             </w:r>
+            <w:proofErr w:type="gramStart"/>
             <w:r>
               <w:rPr>
                 <w:rFonts w:ascii="Latha" w:hAnsi="Latha" w:cs="Latha"/>
@@ -15705,6 +16121,7 @@
               </w:rPr>
               <w:t>அ</w:t>
             </w:r>
+            <w:proofErr w:type="gramEnd"/>
             <w:r>
               <w:rPr>
                 <w:rFonts w:ascii="BRH Tamil Tab Extra" w:hAnsi="BRH Tamil Tab Extra" w:cs="Latha"/>
@@ -16283,6 +16700,7 @@
               </w:rPr>
               <w:t>4)</w:t>
             </w:r>
+            <w:proofErr w:type="gramStart"/>
             <w:r>
               <w:rPr>
                 <w:rFonts w:ascii="Latha" w:hAnsi="Latha" w:cs="Latha"/>
@@ -16300,6 +16718,7 @@
               </w:rPr>
               <w:t>அ</w:t>
             </w:r>
+            <w:proofErr w:type="gramEnd"/>
             <w:r>
               <w:rPr>
                 <w:rFonts w:ascii="BRH Tamil Tab Extra" w:hAnsi="BRH Tamil Tab Extra" w:cs="Latha"/>
@@ -16914,6 +17333,7 @@
               </w:rPr>
               <w:t>)</w:t>
             </w:r>
+            <w:proofErr w:type="gramStart"/>
             <w:r>
               <w:rPr>
                 <w:rFonts w:ascii="Latha" w:hAnsi="Latha" w:cs="Latha"/>
@@ -16931,6 +17351,7 @@
               </w:rPr>
               <w:t>ஆ</w:t>
             </w:r>
+            <w:proofErr w:type="gramEnd"/>
             <w:r>
               <w:rPr>
                 <w:rFonts w:ascii="BRH Tamil Tab Extra" w:hAnsi="BRH Tamil Tab Extra" w:cs="Latha"/>
@@ -17391,6 +17812,7 @@
               </w:rPr>
               <w:t>)</w:t>
             </w:r>
+            <w:proofErr w:type="gramStart"/>
             <w:r>
               <w:rPr>
                 <w:rFonts w:ascii="Latha" w:hAnsi="Latha" w:cs="Latha"/>
@@ -17408,6 +17830,7 @@
               </w:rPr>
               <w:t>வ</w:t>
             </w:r>
+            <w:proofErr w:type="gramEnd"/>
             <w:r>
               <w:rPr>
                 <w:rFonts w:ascii="BRH Tamil Tab Extra" w:hAnsi="BRH Tamil Tab Extra" w:cs="Latha"/>
@@ -17561,7 +17984,6 @@
                 <w:color w:val="000000"/>
                 <w:sz w:val="32"/>
                 <w:szCs w:val="32"/>
-                <w:lang w:val="it-IT"/>
               </w:rPr>
             </w:pPr>
             <w:r>
@@ -17933,7 +18355,6 @@
                 <w:rFonts w:cs="BRH Malayalam Extra"/>
                 <w:color w:val="FF0000"/>
                 <w:szCs w:val="40"/>
-                <w:lang w:val="it-IT"/>
               </w:rPr>
             </w:pPr>
           </w:p>
@@ -18083,6 +18504,7 @@
               </w:rPr>
               <w:t>)</w:t>
             </w:r>
+            <w:proofErr w:type="gramStart"/>
             <w:r>
               <w:rPr>
                 <w:rFonts w:ascii="Latha" w:hAnsi="Latha" w:cs="Latha"/>
@@ -18100,6 +18522,7 @@
               </w:rPr>
               <w:t>ஆ</w:t>
             </w:r>
+            <w:proofErr w:type="gramEnd"/>
             <w:r>
               <w:rPr>
                 <w:rFonts w:ascii="BRH Tamil Tab Extra" w:hAnsi="BRH Tamil Tab Extra" w:cs="Latha"/>
@@ -18588,6 +19011,7 @@
               </w:rPr>
               <w:t>)</w:t>
             </w:r>
+            <w:proofErr w:type="gramStart"/>
             <w:r>
               <w:rPr>
                 <w:rFonts w:ascii="Latha" w:hAnsi="Latha" w:cs="Latha"/>
@@ -18605,6 +19029,7 @@
               </w:rPr>
               <w:t>வ</w:t>
             </w:r>
+            <w:proofErr w:type="gramEnd"/>
             <w:r>
               <w:rPr>
                 <w:rFonts w:ascii="BRH Tamil Tab Extra" w:hAnsi="BRH Tamil Tab Extra" w:cs="Latha"/>
@@ -19158,7 +19583,6 @@
                 <w:color w:val="000000"/>
                 <w:sz w:val="32"/>
                 <w:szCs w:val="32"/>
-                <w:lang w:val="it-IT"/>
               </w:rPr>
             </w:pPr>
           </w:p>
@@ -19173,7 +19597,6 @@
                 <w:rFonts w:cs="BRH Malayalam Extra"/>
                 <w:color w:val="FF0000"/>
                 <w:szCs w:val="40"/>
-                <w:lang w:val="it-IT"/>
               </w:rPr>
             </w:pPr>
           </w:p>
@@ -21289,6 +21712,7 @@
               </w:rPr>
               <w:t>)</w:t>
             </w:r>
+            <w:proofErr w:type="gramStart"/>
             <w:r>
               <w:rPr>
                 <w:rFonts w:ascii="Latha" w:hAnsi="Latha" w:cs="Latha"/>
@@ -21306,6 +21730,7 @@
               </w:rPr>
               <w:t>உ</w:t>
             </w:r>
+            <w:proofErr w:type="gramEnd"/>
             <w:r>
               <w:rPr>
                 <w:rFonts w:ascii="BRH Tamil Tab Extra" w:hAnsi="BRH Tamil Tab Extra" w:cs="Latha"/>
@@ -21453,7 +21878,6 @@
                 <w:color w:val="000000"/>
                 <w:sz w:val="32"/>
                 <w:szCs w:val="32"/>
-                <w:lang w:val="it-IT"/>
               </w:rPr>
             </w:pPr>
             <w:r>
@@ -21927,6 +22351,7 @@
               </w:rPr>
               <w:t>)</w:t>
             </w:r>
+            <w:proofErr w:type="gramStart"/>
             <w:r>
               <w:rPr>
                 <w:rFonts w:ascii="Latha" w:hAnsi="Latha" w:cs="Latha"/>
@@ -21944,6 +22369,7 @@
               </w:rPr>
               <w:t>உ</w:t>
             </w:r>
+            <w:proofErr w:type="gramEnd"/>
             <w:r>
               <w:rPr>
                 <w:rFonts w:ascii="BRH Tamil Tab Extra" w:hAnsi="BRH Tamil Tab Extra" w:cs="Latha"/>
@@ -22043,7 +22469,6 @@
                 <w:rFonts w:cs="BRH Malayalam Extra"/>
                 <w:color w:val="FF0000"/>
                 <w:szCs w:val="40"/>
-                <w:lang w:val="it-IT"/>
               </w:rPr>
             </w:pPr>
             <w:r>
@@ -23073,7 +23498,7 @@
               <w:rPr>
                 <w:rFonts w:ascii="Latha" w:hAnsi="Latha" w:cs="Latha"/>
                 <w:szCs w:val="24"/>
-                <w:lang w:bidi="ta-IN"/>
+                <w:lang w:val="it-IT" w:bidi="ta-IN"/>
               </w:rPr>
             </w:pPr>
             <w:r>
@@ -23082,7 +23507,7 @@
                 <w:b/>
                 <w:bCs/>
                 <w:szCs w:val="24"/>
-                <w:lang w:bidi="ta-IN"/>
+                <w:lang w:val="it-IT" w:bidi="ta-IN"/>
               </w:rPr>
               <w:t>(4</w:t>
             </w:r>
@@ -23103,7 +23528,7 @@
                 <w:b/>
                 <w:bCs/>
                 <w:szCs w:val="24"/>
-                <w:lang w:bidi="ta-IN"/>
+                <w:lang w:val="it-IT" w:bidi="ta-IN"/>
               </w:rPr>
               <w:t>[</w:t>
             </w:r>
@@ -23124,7 +23549,7 @@
                 <w:b/>
                 <w:bCs/>
                 <w:szCs w:val="24"/>
-                <w:lang w:bidi="ta-IN"/>
+                <w:lang w:val="it-IT" w:bidi="ta-IN"/>
               </w:rPr>
               <w:t>]</w:t>
             </w:r>
@@ -23132,7 +23557,7 @@
               <w:rPr>
                 <w:rFonts w:ascii="Latha" w:hAnsi="Latha" w:cs="Latha"/>
                 <w:szCs w:val="24"/>
-                <w:lang w:bidi="ta-IN"/>
+                <w:lang w:val="it-IT" w:bidi="ta-IN"/>
               </w:rPr>
               <w:t xml:space="preserve"> </w:t>
             </w:r>
@@ -23153,7 +23578,7 @@
                 <w:b/>
                 <w:bCs/>
                 <w:szCs w:val="24"/>
-                <w:lang w:bidi="ta-IN"/>
+                <w:lang w:val="it-IT" w:bidi="ta-IN"/>
               </w:rPr>
               <w:t>.</w:t>
             </w:r>
@@ -23174,35 +23599,15 @@
                 <w:b/>
                 <w:bCs/>
                 <w:szCs w:val="24"/>
-                <w:lang w:bidi="ta-IN"/>
-              </w:rPr>
-              <w:t>(4</w:t>
-            </w:r>
-            <w:r>
-              <w:rPr>
-                <w:rFonts w:ascii="Latha" w:hAnsi="Latha" w:cs="Latha"/>
-                <w:b/>
-                <w:bCs/>
-                <w:szCs w:val="24"/>
-                <w:lang w:bidi="ta-IN"/>
-              </w:rPr>
-              <w:t>0</w:t>
-            </w:r>
-            <w:r>
-              <w:rPr>
-                <w:rFonts w:ascii="Latha" w:hAnsi="Latha" w:cs="Latha"/>
-                <w:b/>
-                <w:bCs/>
-                <w:szCs w:val="24"/>
-                <w:lang w:bidi="ta-IN"/>
-              </w:rPr>
-              <w:t>)</w:t>
-            </w:r>
-            <w:r>
-              <w:rPr>
-                <w:rFonts w:ascii="Latha" w:hAnsi="Latha" w:cs="Latha"/>
-                <w:szCs w:val="24"/>
-                <w:lang w:bidi="ta-IN"/>
+                <w:lang w:val="it-IT" w:bidi="ta-IN"/>
+              </w:rPr>
+              <w:t>(40)</w:t>
+            </w:r>
+            <w:r>
+              <w:rPr>
+                <w:rFonts w:ascii="Latha" w:hAnsi="Latha" w:cs="Latha"/>
+                <w:szCs w:val="24"/>
+                <w:lang w:val="it-IT" w:bidi="ta-IN"/>
               </w:rPr>
               <w:t>-</w:t>
             </w:r>
@@ -23221,7 +23626,7 @@
                 <w:b/>
                 <w:bCs/>
                 <w:szCs w:val="28"/>
-                <w:lang w:bidi="ta-IN"/>
+                <w:lang w:val="it-IT" w:bidi="ta-IN"/>
               </w:rPr>
               <w:t>…</w:t>
             </w:r>
@@ -23240,7 +23645,7 @@
                 <w:b/>
                 <w:bCs/>
                 <w:szCs w:val="28"/>
-                <w:lang w:bidi="ta-IN"/>
+                <w:lang w:val="it-IT" w:bidi="ta-IN"/>
               </w:rPr>
               <w:t>‡</w:t>
             </w:r>
@@ -23257,7 +23662,7 @@
               <w:rPr>
                 <w:rFonts w:ascii="Latha" w:hAnsi="Latha" w:cs="Latha"/>
                 <w:szCs w:val="24"/>
-                <w:lang w:bidi="ta-IN"/>
+                <w:lang w:val="it-IT" w:bidi="ta-IN"/>
               </w:rPr>
               <w:t xml:space="preserve">| </w:t>
             </w:r>
@@ -23276,7 +23681,7 @@
                 <w:b/>
                 <w:bCs/>
                 <w:szCs w:val="28"/>
-                <w:lang w:bidi="ta-IN"/>
+                <w:lang w:val="it-IT" w:bidi="ta-IN"/>
               </w:rPr>
               <w:t>…</w:t>
             </w:r>
@@ -23295,7 +23700,7 @@
                 <w:b/>
                 <w:bCs/>
                 <w:szCs w:val="28"/>
-                <w:lang w:bidi="ta-IN"/>
+                <w:lang w:val="it-IT" w:bidi="ta-IN"/>
               </w:rPr>
               <w:t>…</w:t>
             </w:r>
@@ -23314,7 +23719,7 @@
                 <w:b/>
                 <w:bCs/>
                 <w:szCs w:val="28"/>
-                <w:lang w:bidi="ta-IN"/>
+                <w:lang w:val="it-IT" w:bidi="ta-IN"/>
               </w:rPr>
               <w:t>†</w:t>
             </w:r>
@@ -23353,7 +23758,7 @@
               <w:rPr>
                 <w:rFonts w:ascii="Latha" w:hAnsi="Latha" w:cs="Latha"/>
                 <w:szCs w:val="24"/>
-                <w:lang w:bidi="ta-IN"/>
+                <w:lang w:val="it-IT" w:bidi="ta-IN"/>
               </w:rPr>
               <w:t xml:space="preserve">| </w:t>
             </w:r>
@@ -23372,7 +23777,7 @@
                 <w:b/>
                 <w:bCs/>
                 <w:szCs w:val="28"/>
-                <w:lang w:bidi="ta-IN"/>
+                <w:lang w:val="it-IT" w:bidi="ta-IN"/>
               </w:rPr>
               <w:t>†</w:t>
             </w:r>
@@ -23400,7 +23805,7 @@
               <w:rPr>
                 <w:rFonts w:ascii="Latha" w:hAnsi="Latha" w:cs="Latha"/>
                 <w:szCs w:val="24"/>
-                <w:lang w:bidi="ta-IN"/>
+                <w:lang w:val="it-IT" w:bidi="ta-IN"/>
               </w:rPr>
               <w:t>||</w:t>
             </w:r>
@@ -23433,7 +23838,7 @@
                 <w:b/>
                 <w:bCs/>
                 <w:szCs w:val="28"/>
-                <w:lang w:bidi="ta-IN"/>
+                <w:lang w:val="it-IT" w:bidi="ta-IN"/>
               </w:rPr>
               <w:t>…</w:t>
             </w:r>
@@ -23452,7 +23857,7 @@
                 <w:b/>
                 <w:bCs/>
                 <w:szCs w:val="28"/>
-                <w:lang w:bidi="ta-IN"/>
+                <w:lang w:val="it-IT" w:bidi="ta-IN"/>
               </w:rPr>
               <w:t>†</w:t>
             </w:r>
@@ -23460,7 +23865,7 @@
               <w:rPr>
                 <w:rFonts w:ascii="Latha" w:hAnsi="Latha" w:cs="Latha"/>
                 <w:szCs w:val="24"/>
-                <w:lang w:bidi="ta-IN"/>
+                <w:lang w:val="it-IT" w:bidi="ta-IN"/>
               </w:rPr>
               <w:t xml:space="preserve"> </w:t>
             </w:r>
@@ -23500,7 +23905,7 @@
                 <w:b/>
                 <w:bCs/>
                 <w:szCs w:val="28"/>
-                <w:lang w:bidi="ta-IN"/>
+                <w:lang w:val="it-IT" w:bidi="ta-IN"/>
               </w:rPr>
               <w:t>…</w:t>
             </w:r>
@@ -23519,7 +23924,7 @@
                 <w:b/>
                 <w:bCs/>
                 <w:szCs w:val="28"/>
-                <w:lang w:bidi="ta-IN"/>
+                <w:lang w:val="it-IT" w:bidi="ta-IN"/>
               </w:rPr>
               <w:t>†</w:t>
             </w:r>
@@ -23561,7 +23966,7 @@
                 <w:b/>
                 <w:bCs/>
                 <w:szCs w:val="28"/>
-                <w:lang w:bidi="ta-IN"/>
+                <w:lang w:val="it-IT" w:bidi="ta-IN"/>
               </w:rPr>
               <w:t>…</w:t>
             </w:r>
@@ -23580,7 +23985,7 @@
                 <w:b/>
                 <w:bCs/>
                 <w:szCs w:val="28"/>
-                <w:lang w:bidi="ta-IN"/>
+                <w:lang w:val="it-IT" w:bidi="ta-IN"/>
               </w:rPr>
               <w:t>†</w:t>
             </w:r>
@@ -23612,15 +24017,15 @@
                 <w:b/>
                 <w:bCs/>
                 <w:szCs w:val="28"/>
-                <w:lang w:bidi="ta-IN"/>
-              </w:rPr>
-              <w:t>…</w:t>
-            </w:r>
-            <w:r>
-              <w:rPr>
-                <w:rFonts w:ascii="Latha" w:hAnsi="Latha" w:cs="Latha"/>
-                <w:szCs w:val="24"/>
-                <w:lang w:bidi="ta-IN"/>
+                <w:lang w:val="it-IT" w:bidi="ta-IN"/>
+              </w:rPr>
+              <w:t>…</w:t>
+            </w:r>
+            <w:r>
+              <w:rPr>
+                <w:rFonts w:ascii="Latha" w:hAnsi="Latha" w:cs="Latha"/>
+                <w:szCs w:val="24"/>
+                <w:lang w:val="it-IT" w:bidi="ta-IN"/>
               </w:rPr>
               <w:t xml:space="preserve"> </w:t>
             </w:r>
@@ -23630,7 +24035,7 @@
                 <w:b/>
                 <w:bCs/>
                 <w:szCs w:val="28"/>
-                <w:lang w:bidi="ta-IN"/>
+                <w:lang w:val="it-IT" w:bidi="ta-IN"/>
               </w:rPr>
               <w:t>Å</w:t>
             </w:r>
@@ -23649,7 +24054,7 @@
                 <w:b/>
                 <w:bCs/>
                 <w:szCs w:val="28"/>
-                <w:lang w:bidi="ta-IN"/>
+                <w:lang w:val="it-IT" w:bidi="ta-IN"/>
               </w:rPr>
               <w:t>†</w:t>
             </w:r>
@@ -23657,7 +24062,7 @@
               <w:rPr>
                 <w:rFonts w:ascii="Latha" w:hAnsi="Latha" w:cs="Latha"/>
                 <w:szCs w:val="24"/>
-                <w:lang w:bidi="ta-IN"/>
+                <w:lang w:val="it-IT" w:bidi="ta-IN"/>
               </w:rPr>
               <w:t xml:space="preserve"> </w:t>
             </w:r>
@@ -23676,7 +24081,7 @@
                 <w:b/>
                 <w:bCs/>
                 <w:szCs w:val="28"/>
-                <w:lang w:bidi="ta-IN"/>
+                <w:lang w:val="it-IT" w:bidi="ta-IN"/>
               </w:rPr>
               <w:t>…</w:t>
             </w:r>
@@ -23707,7 +24112,7 @@
                 <w:b/>
                 <w:bCs/>
                 <w:szCs w:val="28"/>
-                <w:lang w:bidi="ta-IN"/>
+                <w:lang w:val="it-IT" w:bidi="ta-IN"/>
               </w:rPr>
               <w:t>†</w:t>
             </w:r>
@@ -23715,7 +24120,7 @@
               <w:rPr>
                 <w:rFonts w:ascii="Latha" w:hAnsi="Latha" w:cs="Latha"/>
                 <w:szCs w:val="24"/>
-                <w:lang w:bidi="ta-IN"/>
+                <w:lang w:val="it-IT" w:bidi="ta-IN"/>
               </w:rPr>
               <w:t xml:space="preserve"> </w:t>
             </w:r>
@@ -23755,7 +24160,7 @@
                 <w:b/>
                 <w:bCs/>
                 <w:szCs w:val="28"/>
-                <w:lang w:bidi="ta-IN"/>
+                <w:lang w:val="it-IT" w:bidi="ta-IN"/>
               </w:rPr>
               <w:t>…</w:t>
             </w:r>
@@ -23774,7 +24179,7 @@
                 <w:b/>
                 <w:bCs/>
                 <w:szCs w:val="28"/>
-                <w:lang w:bidi="ta-IN"/>
+                <w:lang w:val="it-IT" w:bidi="ta-IN"/>
               </w:rPr>
               <w:t>†</w:t>
             </w:r>
@@ -23807,15 +24212,15 @@
                 <w:bCs/>
                 <w:szCs w:val="28"/>
                 <w:highlight w:val="green"/>
-                <w:lang w:bidi="ta-IN"/>
-              </w:rPr>
-              <w:t>…</w:t>
-            </w:r>
-            <w:r>
-              <w:rPr>
-                <w:rFonts w:ascii="Latha" w:hAnsi="Latha" w:cs="Latha"/>
-                <w:szCs w:val="24"/>
-                <w:lang w:bidi="ta-IN"/>
+                <w:lang w:val="it-IT" w:bidi="ta-IN"/>
+              </w:rPr>
+              <w:t>…</w:t>
+            </w:r>
+            <w:r>
+              <w:rPr>
+                <w:rFonts w:ascii="Latha" w:hAnsi="Latha" w:cs="Latha"/>
+                <w:szCs w:val="24"/>
+                <w:lang w:val="it-IT" w:bidi="ta-IN"/>
               </w:rPr>
               <w:t xml:space="preserve"> </w:t>
             </w:r>
@@ -23834,15 +24239,15 @@
                 <w:b/>
                 <w:bCs/>
                 <w:szCs w:val="28"/>
-                <w:lang w:bidi="ta-IN"/>
-              </w:rPr>
-              <w:t>…</w:t>
-            </w:r>
-            <w:r>
-              <w:rPr>
-                <w:rFonts w:ascii="Latha" w:hAnsi="Latha" w:cs="Latha"/>
-                <w:szCs w:val="24"/>
-                <w:lang w:bidi="ta-IN"/>
+                <w:lang w:val="it-IT" w:bidi="ta-IN"/>
+              </w:rPr>
+              <w:t>…</w:t>
+            </w:r>
+            <w:r>
+              <w:rPr>
+                <w:rFonts w:ascii="Latha" w:hAnsi="Latha" w:cs="Latha"/>
+                <w:szCs w:val="24"/>
+                <w:lang w:val="it-IT" w:bidi="ta-IN"/>
               </w:rPr>
               <w:t xml:space="preserve"> </w:t>
             </w:r>
@@ -23861,7 +24266,7 @@
                 <w:b/>
                 <w:bCs/>
                 <w:szCs w:val="28"/>
-                <w:lang w:bidi="ta-IN"/>
+                <w:lang w:val="it-IT" w:bidi="ta-IN"/>
               </w:rPr>
               <w:t>†</w:t>
             </w:r>
@@ -23869,7 +24274,7 @@
               <w:rPr>
                 <w:rFonts w:ascii="Latha" w:hAnsi="Latha" w:cs="Latha"/>
                 <w:szCs w:val="24"/>
-                <w:lang w:bidi="ta-IN"/>
+                <w:lang w:val="it-IT" w:bidi="ta-IN"/>
               </w:rPr>
               <w:t xml:space="preserve"> </w:t>
             </w:r>
@@ -23888,7 +24293,7 @@
                 <w:b/>
                 <w:bCs/>
                 <w:szCs w:val="28"/>
-                <w:lang w:bidi="ta-IN"/>
+                <w:lang w:val="it-IT" w:bidi="ta-IN"/>
               </w:rPr>
               <w:t>…</w:t>
             </w:r>
@@ -23907,7 +24312,7 @@
                 <w:b/>
                 <w:bCs/>
                 <w:szCs w:val="28"/>
-                <w:lang w:bidi="ta-IN"/>
+                <w:lang w:val="it-IT" w:bidi="ta-IN"/>
               </w:rPr>
               <w:t>†</w:t>
             </w:r>
@@ -23939,15 +24344,15 @@
                 <w:b/>
                 <w:bCs/>
                 <w:szCs w:val="28"/>
-                <w:lang w:bidi="ta-IN"/>
-              </w:rPr>
-              <w:t>…</w:t>
-            </w:r>
-            <w:r>
-              <w:rPr>
-                <w:rFonts w:ascii="Latha" w:hAnsi="Latha" w:cs="Latha"/>
-                <w:szCs w:val="24"/>
-                <w:lang w:bidi="ta-IN"/>
+                <w:lang w:val="it-IT" w:bidi="ta-IN"/>
+              </w:rPr>
+              <w:t>…</w:t>
+            </w:r>
+            <w:r>
+              <w:rPr>
+                <w:rFonts w:ascii="Latha" w:hAnsi="Latha" w:cs="Latha"/>
+                <w:szCs w:val="24"/>
+                <w:lang w:val="it-IT" w:bidi="ta-IN"/>
               </w:rPr>
               <w:t xml:space="preserve"> </w:t>
             </w:r>
@@ -24343,6 +24748,7 @@
               </w:rPr>
               <w:t>)</w:t>
             </w:r>
+            <w:proofErr w:type="gramStart"/>
             <w:r>
               <w:rPr>
                 <w:rFonts w:ascii="Latha" w:hAnsi="Latha" w:cs="Latha"/>
@@ -24360,6 +24766,7 @@
               </w:rPr>
               <w:t>உ</w:t>
             </w:r>
+            <w:proofErr w:type="gramEnd"/>
             <w:r>
               <w:rPr>
                 <w:rFonts w:ascii="BRH Tamil Tab Extra" w:hAnsi="BRH Tamil Tab Extra" w:cs="Latha"/>
@@ -24995,6 +25402,7 @@
               </w:rPr>
               <w:t>)</w:t>
             </w:r>
+            <w:proofErr w:type="gramStart"/>
             <w:r>
               <w:rPr>
                 <w:rFonts w:ascii="Latha" w:hAnsi="Latha" w:cs="Latha"/>
@@ -25012,6 +25420,7 @@
               </w:rPr>
               <w:t>உ</w:t>
             </w:r>
+            <w:proofErr w:type="gramEnd"/>
             <w:r>
               <w:rPr>
                 <w:rFonts w:ascii="BRH Tamil Tab Extra" w:hAnsi="BRH Tamil Tab Extra" w:cs="Latha"/>
@@ -25111,7 +25520,6 @@
                 <w:rFonts w:cs="BRH Malayalam Extra"/>
                 <w:color w:val="FF0000"/>
                 <w:szCs w:val="40"/>
-                <w:lang w:val="it-IT"/>
               </w:rPr>
             </w:pPr>
             <w:r>
@@ -25457,6 +25865,7 @@
               </w:rPr>
               <w:t>)</w:t>
             </w:r>
+            <w:proofErr w:type="gramStart"/>
             <w:r>
               <w:rPr>
                 <w:rFonts w:ascii="Latha" w:hAnsi="Latha" w:cs="Latha"/>
@@ -25474,6 +25883,7 @@
               </w:rPr>
               <w:t>ஓஷ</w:t>
             </w:r>
+            <w:proofErr w:type="gramEnd"/>
             <w:r>
               <w:rPr>
                 <w:rFonts w:ascii="BRH Tamil Tab Extra" w:hAnsi="BRH Tamil Tab Extra" w:cs="Latha"/>
@@ -26212,6 +26622,7 @@
               </w:rPr>
               <w:t>)</w:t>
             </w:r>
+            <w:proofErr w:type="gramStart"/>
             <w:r>
               <w:rPr>
                 <w:rFonts w:ascii="Latha" w:hAnsi="Latha" w:cs="Latha"/>
@@ -26229,6 +26640,7 @@
               </w:rPr>
               <w:t>அ</w:t>
             </w:r>
+            <w:proofErr w:type="gramEnd"/>
             <w:r>
               <w:rPr>
                 <w:rFonts w:ascii="BRH Tamil Tab Extra" w:hAnsi="BRH Tamil Tab Extra" w:cs="Latha"/>
@@ -26874,6 +27286,7 @@
               </w:rPr>
               <w:t>)</w:t>
             </w:r>
+            <w:proofErr w:type="gramStart"/>
             <w:r>
               <w:rPr>
                 <w:rFonts w:ascii="Latha" w:hAnsi="Latha" w:cs="Latha"/>
@@ -26891,6 +27304,7 @@
               </w:rPr>
               <w:t>ஓஷ</w:t>
             </w:r>
+            <w:proofErr w:type="gramEnd"/>
             <w:r>
               <w:rPr>
                 <w:rFonts w:ascii="BRH Tamil Tab Extra" w:hAnsi="BRH Tamil Tab Extra" w:cs="Latha"/>
@@ -27036,7 +27450,6 @@
                 <w:color w:val="000000"/>
                 <w:sz w:val="32"/>
                 <w:szCs w:val="32"/>
-                <w:lang w:val="it-IT"/>
               </w:rPr>
             </w:pPr>
             <w:r>
@@ -27680,6 +28093,7 @@
               </w:rPr>
               <w:t>)</w:t>
             </w:r>
+            <w:proofErr w:type="gramStart"/>
             <w:r>
               <w:rPr>
                 <w:rFonts w:ascii="Latha" w:hAnsi="Latha" w:cs="Latha"/>
@@ -27697,6 +28111,7 @@
               </w:rPr>
               <w:t>அ</w:t>
             </w:r>
+            <w:proofErr w:type="gramEnd"/>
             <w:r>
               <w:rPr>
                 <w:rFonts w:ascii="BRH Tamil Tab Extra" w:hAnsi="BRH Tamil Tab Extra" w:cs="Latha"/>
@@ -28368,6 +28783,7 @@
               </w:rPr>
               <w:t>)</w:t>
             </w:r>
+            <w:proofErr w:type="gramStart"/>
             <w:r>
               <w:rPr>
                 <w:rFonts w:ascii="Latha" w:hAnsi="Latha" w:cs="Latha"/>
@@ -28385,6 +28801,7 @@
               </w:rPr>
               <w:t>தி</w:t>
             </w:r>
+            <w:proofErr w:type="gramEnd"/>
             <w:r>
               <w:rPr>
                 <w:rFonts w:ascii="BRH Tamil Tab Extra" w:hAnsi="BRH Tamil Tab Extra" w:cs="Latha"/>
@@ -28743,6 +29160,7 @@
               </w:rPr>
               <w:t>)</w:t>
             </w:r>
+            <w:proofErr w:type="gramStart"/>
             <w:r>
               <w:rPr>
                 <w:rFonts w:ascii="Latha" w:hAnsi="Latha" w:cs="Latha"/>
@@ -28760,6 +29178,7 @@
               </w:rPr>
               <w:t>தி</w:t>
             </w:r>
+            <w:proofErr w:type="gramEnd"/>
             <w:r>
               <w:rPr>
                 <w:rFonts w:ascii="BRH Tamil Tab Extra" w:hAnsi="BRH Tamil Tab Extra" w:cs="Latha"/>
@@ -29121,6 +29540,7 @@
               </w:rPr>
               <w:t>)</w:t>
             </w:r>
+            <w:proofErr w:type="gramStart"/>
             <w:r>
               <w:rPr>
                 <w:rFonts w:ascii="Latha" w:hAnsi="Latha" w:cs="Latha"/>
@@ -29138,6 +29558,7 @@
               </w:rPr>
               <w:t>அ</w:t>
             </w:r>
+            <w:proofErr w:type="gramEnd"/>
             <w:r>
               <w:rPr>
                 <w:rFonts w:ascii="BRH Tamil Tab Extra" w:hAnsi="BRH Tamil Tab Extra" w:cs="Latha"/>
@@ -29402,6 +29823,7 @@
               </w:rPr>
               <w:t>)</w:t>
             </w:r>
+            <w:proofErr w:type="gramStart"/>
             <w:r>
               <w:rPr>
                 <w:rFonts w:ascii="Latha" w:hAnsi="Latha" w:cs="Latha"/>
@@ -29419,6 +29841,7 @@
               </w:rPr>
               <w:t>அ</w:t>
             </w:r>
+            <w:proofErr w:type="gramEnd"/>
             <w:r>
               <w:rPr>
                 <w:rFonts w:ascii="BRH Tamil Tab Extra" w:hAnsi="BRH Tamil Tab Extra" w:cs="Latha"/>
@@ -29687,6 +30110,7 @@
               </w:rPr>
               <w:t>2)</w:t>
             </w:r>
+            <w:proofErr w:type="gramStart"/>
             <w:r>
               <w:rPr>
                 <w:rFonts w:ascii="Latha" w:hAnsi="Latha" w:cs="Latha"/>
@@ -29704,6 +30128,7 @@
               </w:rPr>
               <w:t>அத</w:t>
             </w:r>
+            <w:proofErr w:type="gramEnd"/>
             <w:r>
               <w:rPr>
                 <w:rFonts w:ascii="BRH Tamil Tab Extra" w:hAnsi="BRH Tamil Tab Extra" w:cs="Latha"/>
@@ -29889,7 +30314,6 @@
                 <w:color w:val="000000"/>
                 <w:sz w:val="32"/>
                 <w:szCs w:val="32"/>
-                <w:lang w:val="it-IT"/>
               </w:rPr>
             </w:pPr>
             <w:r>
@@ -30542,6 +30966,7 @@
               </w:rPr>
               <w:t>3)</w:t>
             </w:r>
+            <w:proofErr w:type="gramStart"/>
             <w:r>
               <w:rPr>
                 <w:rFonts w:ascii="Latha" w:hAnsi="Latha" w:cs="Latha"/>
@@ -30559,6 +30984,7 @@
               </w:rPr>
               <w:t>ஶ</w:t>
             </w:r>
+            <w:proofErr w:type="gramEnd"/>
             <w:r>
               <w:rPr>
                 <w:rFonts w:ascii="BRH Tamil Tab Extra" w:hAnsi="BRH Tamil Tab Extra" w:cs="Latha"/>
@@ -31486,6 +31912,7 @@
               </w:rPr>
               <w:t>3)</w:t>
             </w:r>
+            <w:proofErr w:type="gramStart"/>
             <w:r>
               <w:rPr>
                 <w:rFonts w:ascii="Latha" w:hAnsi="Latha" w:cs="Latha"/>
@@ -31503,6 +31930,7 @@
               </w:rPr>
               <w:t>ஶ</w:t>
             </w:r>
+            <w:proofErr w:type="gramEnd"/>
             <w:r>
               <w:rPr>
                 <w:rFonts w:ascii="BRH Tamil Tab Extra" w:hAnsi="BRH Tamil Tab Extra" w:cs="Latha"/>
@@ -31603,7 +32031,6 @@
                 <w:color w:val="000000"/>
                 <w:sz w:val="32"/>
                 <w:szCs w:val="32"/>
-                <w:lang w:val="it-IT"/>
               </w:rPr>
             </w:pPr>
             <w:r>
@@ -31831,7 +32258,6 @@
                 <w:color w:val="FF0000"/>
                 <w:sz w:val="32"/>
                 <w:szCs w:val="32"/>
-                <w:lang w:val="it-IT"/>
               </w:rPr>
             </w:pPr>
           </w:p>
@@ -31982,6 +32408,7 @@
               </w:rPr>
               <w:t>2)</w:t>
             </w:r>
+            <w:proofErr w:type="gramStart"/>
             <w:r>
               <w:rPr>
                 <w:rFonts w:ascii="Latha" w:hAnsi="Latha" w:cs="Latha"/>
@@ -31999,6 +32426,7 @@
               </w:rPr>
               <w:t>அத</w:t>
             </w:r>
+            <w:proofErr w:type="gramEnd"/>
             <w:r>
               <w:rPr>
                 <w:rFonts w:ascii="BRH Tamil Tab Extra" w:hAnsi="BRH Tamil Tab Extra" w:cs="Latha"/>
@@ -32195,7 +32623,6 @@
                 <w:color w:val="000000"/>
                 <w:sz w:val="32"/>
                 <w:szCs w:val="32"/>
-                <w:lang w:val="it-IT"/>
               </w:rPr>
             </w:pPr>
             <w:r>
@@ -32783,6 +33210,7 @@
               </w:rPr>
               <w:t>3)</w:t>
             </w:r>
+            <w:proofErr w:type="gramStart"/>
             <w:r>
               <w:rPr>
                 <w:rFonts w:ascii="Latha" w:hAnsi="Latha" w:cs="Latha"/>
@@ -32800,6 +33228,7 @@
               </w:rPr>
               <w:t>ஶ</w:t>
             </w:r>
+            <w:proofErr w:type="gramEnd"/>
             <w:r>
               <w:rPr>
                 <w:rFonts w:ascii="BRH Tamil Tab Extra" w:hAnsi="BRH Tamil Tab Extra" w:cs="Latha"/>
@@ -33701,6 +34130,7 @@
               </w:rPr>
               <w:t>3)</w:t>
             </w:r>
+            <w:proofErr w:type="gramStart"/>
             <w:r>
               <w:rPr>
                 <w:rFonts w:ascii="Latha" w:hAnsi="Latha" w:cs="Latha"/>
@@ -33718,6 +34148,7 @@
               </w:rPr>
               <w:t>ஶ</w:t>
             </w:r>
+            <w:proofErr w:type="gramEnd"/>
             <w:r>
               <w:rPr>
                 <w:rFonts w:ascii="BRH Tamil Tab Extra" w:hAnsi="BRH Tamil Tab Extra" w:cs="Latha"/>
@@ -33830,7 +34261,6 @@
                 <w:color w:val="FF0000"/>
                 <w:sz w:val="32"/>
                 <w:szCs w:val="32"/>
-                <w:lang w:val="it-IT"/>
               </w:rPr>
             </w:pPr>
             <w:r>
@@ -34193,6 +34623,7 @@
               </w:rPr>
               <w:t>2)</w:t>
             </w:r>
+            <w:proofErr w:type="gramStart"/>
             <w:r>
               <w:rPr>
                 <w:rFonts w:ascii="Latha" w:hAnsi="Latha" w:cs="Latha"/>
@@ -34210,6 +34641,7 @@
               </w:rPr>
               <w:t>அ</w:t>
             </w:r>
+            <w:proofErr w:type="gramEnd"/>
             <w:r>
               <w:rPr>
                 <w:rFonts w:ascii="BRH Tamil Tab Extra" w:hAnsi="BRH Tamil Tab Extra" w:cs="Latha"/>
@@ -35442,6 +35874,7 @@
               </w:rPr>
               <w:t>2)</w:t>
             </w:r>
+            <w:proofErr w:type="gramStart"/>
             <w:r>
               <w:rPr>
                 <w:rFonts w:ascii="Latha" w:hAnsi="Latha" w:cs="Latha"/>
@@ -35459,6 +35892,7 @@
               </w:rPr>
               <w:t>அ</w:t>
             </w:r>
+            <w:proofErr w:type="gramEnd"/>
             <w:r>
               <w:rPr>
                 <w:rFonts w:ascii="BRH Tamil Tab Extra" w:hAnsi="BRH Tamil Tab Extra" w:cs="Latha"/>
@@ -35568,7 +36002,6 @@
                 <w:rFonts w:cs="BRH Malayalam Extra"/>
                 <w:color w:val="FF0000"/>
                 <w:szCs w:val="40"/>
-                <w:lang w:val="it-IT"/>
               </w:rPr>
             </w:pPr>
             <w:r>
@@ -35899,6 +36332,7 @@
               </w:rPr>
               <w:t>2)</w:t>
             </w:r>
+            <w:proofErr w:type="gramStart"/>
             <w:r>
               <w:rPr>
                 <w:rFonts w:ascii="Latha" w:hAnsi="Latha" w:cs="Latha"/>
@@ -35916,6 +36350,7 @@
               </w:rPr>
               <w:t>அ</w:t>
             </w:r>
+            <w:proofErr w:type="gramEnd"/>
             <w:r>
               <w:rPr>
                 <w:rFonts w:ascii="BRH Tamil Tab Extra" w:hAnsi="BRH Tamil Tab Extra" w:cs="Latha"/>
@@ -36151,7 +36586,6 @@
                 <w:color w:val="000000"/>
                 <w:sz w:val="32"/>
                 <w:szCs w:val="32"/>
-                <w:lang w:val="it-IT"/>
               </w:rPr>
             </w:pPr>
             <w:r>
@@ -37060,6 +37494,7 @@
               </w:rPr>
               <w:t>2)</w:t>
             </w:r>
+            <w:proofErr w:type="gramStart"/>
             <w:r>
               <w:rPr>
                 <w:rFonts w:ascii="Latha" w:hAnsi="Latha" w:cs="Latha"/>
@@ -37077,6 +37512,7 @@
               </w:rPr>
               <w:t>அ</w:t>
             </w:r>
+            <w:proofErr w:type="gramEnd"/>
             <w:r>
               <w:rPr>
                 <w:rFonts w:ascii="BRH Tamil Tab Extra" w:hAnsi="BRH Tamil Tab Extra" w:cs="Latha"/>
@@ -37175,7 +37611,6 @@
                 <w:rFonts w:cs="BRH Malayalam Extra"/>
                 <w:color w:val="FF0000"/>
                 <w:szCs w:val="40"/>
-                <w:lang w:val="it-IT"/>
               </w:rPr>
             </w:pPr>
             <w:r>
@@ -37511,6 +37946,7 @@
               </w:rPr>
               <w:t>)</w:t>
             </w:r>
+            <w:proofErr w:type="gramStart"/>
             <w:r>
               <w:rPr>
                 <w:rFonts w:ascii="Latha" w:hAnsi="Latha" w:cs="Latha"/>
@@ -37528,6 +37964,7 @@
               </w:rPr>
               <w:t>பா</w:t>
             </w:r>
+            <w:proofErr w:type="gramEnd"/>
             <w:r>
               <w:rPr>
                 <w:rFonts w:ascii="BRH Tamil Tab Extra" w:hAnsi="BRH Tamil Tab Extra" w:cs="Latha"/>
@@ -37855,6 +38292,7 @@
               </w:rPr>
               <w:t>)</w:t>
             </w:r>
+            <w:proofErr w:type="gramStart"/>
             <w:r>
               <w:rPr>
                 <w:rFonts w:ascii="Latha" w:hAnsi="Latha" w:cs="Latha"/>
@@ -37872,6 +38310,7 @@
               </w:rPr>
               <w:t>பா</w:t>
             </w:r>
+            <w:proofErr w:type="gramEnd"/>
             <w:r>
               <w:rPr>
                 <w:rFonts w:ascii="BRH Tamil Tab Extra" w:hAnsi="BRH Tamil Tab Extra" w:cs="Latha"/>
@@ -38215,6 +38654,7 @@
               </w:rPr>
               <w:t>)</w:t>
             </w:r>
+            <w:proofErr w:type="gramStart"/>
             <w:r>
               <w:rPr>
                 <w:rFonts w:ascii="Latha" w:hAnsi="Latha" w:cs="Latha"/>
@@ -38232,6 +38672,7 @@
               </w:rPr>
               <w:t>ப்ரா</w:t>
             </w:r>
+            <w:proofErr w:type="gramEnd"/>
             <w:r>
               <w:rPr>
                 <w:rFonts w:ascii="BRH Tamil Tab Extra" w:hAnsi="BRH Tamil Tab Extra" w:cs="Latha"/>
@@ -38281,7 +38722,6 @@
                 <w:rFonts w:cs="BRH Malayalam Extra"/>
                 <w:color w:val="FF0000"/>
                 <w:szCs w:val="40"/>
-                <w:lang w:val="it-IT"/>
               </w:rPr>
             </w:pPr>
             <w:r>
@@ -38570,6 +39010,7 @@
               </w:rPr>
               <w:t>)</w:t>
             </w:r>
+            <w:proofErr w:type="gramStart"/>
             <w:r>
               <w:rPr>
                 <w:rFonts w:ascii="Latha" w:hAnsi="Latha" w:cs="Latha"/>
@@ -38587,6 +39028,7 @@
               </w:rPr>
               <w:t>ப்ரா</w:t>
             </w:r>
+            <w:proofErr w:type="gramEnd"/>
             <w:r>
               <w:rPr>
                 <w:rFonts w:ascii="BRH Tamil Tab Extra" w:hAnsi="BRH Tamil Tab Extra" w:cs="Latha"/>
@@ -38637,7 +39079,6 @@
                 <w:color w:val="000000"/>
                 <w:sz w:val="32"/>
                 <w:szCs w:val="32"/>
-                <w:lang w:val="it-IT"/>
               </w:rPr>
             </w:pPr>
             <w:r>
@@ -38771,7 +39212,6 @@
                 <w:rFonts w:cs="BRH Malayalam Extra"/>
                 <w:color w:val="FF0000"/>
                 <w:szCs w:val="40"/>
-                <w:lang w:val="it-IT"/>
               </w:rPr>
             </w:pPr>
           </w:p>
@@ -38945,6 +39385,7 @@
               </w:rPr>
               <w:t>)</w:t>
             </w:r>
+            <w:proofErr w:type="gramStart"/>
             <w:r>
               <w:rPr>
                 <w:rFonts w:ascii="Latha" w:hAnsi="Latha" w:cs="Latha"/>
@@ -38962,6 +39403,7 @@
               </w:rPr>
               <w:t>ஸஹு</w:t>
             </w:r>
+            <w:proofErr w:type="gramEnd"/>
             <w:r>
               <w:rPr>
                 <w:rFonts w:ascii="BRH Tamil Tab Extra" w:hAnsi="BRH Tamil Tab Extra" w:cs="Latha"/>
@@ -39170,7 +39612,7 @@
               <w:rPr>
                 <w:rFonts w:ascii="Latha" w:hAnsi="Latha" w:cs="Latha"/>
                 <w:szCs w:val="24"/>
-                <w:lang w:bidi="ta-IN"/>
+                <w:lang w:val="it-IT" w:bidi="ta-IN"/>
               </w:rPr>
             </w:pPr>
             <w:r>
@@ -39179,7 +39621,7 @@
                 <w:b/>
                 <w:bCs/>
                 <w:szCs w:val="24"/>
-                <w:lang w:bidi="ta-IN"/>
+                <w:lang w:val="it-IT" w:bidi="ta-IN"/>
               </w:rPr>
               <w:t>(2</w:t>
             </w:r>
@@ -39200,7 +39642,7 @@
                 <w:b/>
                 <w:bCs/>
                 <w:szCs w:val="24"/>
-                <w:lang w:bidi="ta-IN"/>
+                <w:lang w:val="it-IT" w:bidi="ta-IN"/>
               </w:rPr>
               <w:t>[4</w:t>
             </w:r>
@@ -39221,7 +39663,7 @@
                 <w:b/>
                 <w:bCs/>
                 <w:szCs w:val="24"/>
-                <w:lang w:bidi="ta-IN"/>
+                <w:lang w:val="it-IT" w:bidi="ta-IN"/>
               </w:rPr>
               <w:t>]</w:t>
             </w:r>
@@ -39229,7 +39671,7 @@
               <w:rPr>
                 <w:rFonts w:ascii="Latha" w:hAnsi="Latha" w:cs="Latha"/>
                 <w:szCs w:val="24"/>
-                <w:lang w:bidi="ta-IN"/>
+                <w:lang w:val="it-IT" w:bidi="ta-IN"/>
               </w:rPr>
               <w:t xml:space="preserve"> </w:t>
             </w:r>
@@ -39250,7 +39692,7 @@
                 <w:b/>
                 <w:bCs/>
                 <w:szCs w:val="24"/>
-                <w:lang w:bidi="ta-IN"/>
+                <w:lang w:val="it-IT" w:bidi="ta-IN"/>
               </w:rPr>
               <w:t>.</w:t>
             </w:r>
@@ -39271,7 +39713,7 @@
                 <w:b/>
                 <w:bCs/>
                 <w:szCs w:val="24"/>
-                <w:lang w:bidi="ta-IN"/>
+                <w:lang w:val="it-IT" w:bidi="ta-IN"/>
               </w:rPr>
               <w:t>.</w:t>
             </w:r>
@@ -39292,35 +39734,15 @@
                 <w:b/>
                 <w:bCs/>
                 <w:szCs w:val="24"/>
-                <w:lang w:bidi="ta-IN"/>
-              </w:rPr>
-              <w:t>(2</w:t>
-            </w:r>
-            <w:r>
-              <w:rPr>
-                <w:rFonts w:ascii="Latha" w:hAnsi="Latha" w:cs="Latha"/>
-                <w:b/>
-                <w:bCs/>
-                <w:szCs w:val="24"/>
-                <w:lang w:bidi="ta-IN"/>
-              </w:rPr>
-              <w:t>0</w:t>
-            </w:r>
-            <w:r>
-              <w:rPr>
-                <w:rFonts w:ascii="Latha" w:hAnsi="Latha" w:cs="Latha"/>
-                <w:b/>
-                <w:bCs/>
-                <w:szCs w:val="24"/>
-                <w:lang w:bidi="ta-IN"/>
-              </w:rPr>
-              <w:t>)</w:t>
-            </w:r>
-            <w:r>
-              <w:rPr>
-                <w:rFonts w:ascii="Latha" w:hAnsi="Latha" w:cs="Latha"/>
-                <w:szCs w:val="24"/>
-                <w:lang w:bidi="ta-IN"/>
+                <w:lang w:val="it-IT" w:bidi="ta-IN"/>
+              </w:rPr>
+              <w:t>(20)</w:t>
+            </w:r>
+            <w:r>
+              <w:rPr>
+                <w:rFonts w:ascii="Latha" w:hAnsi="Latha" w:cs="Latha"/>
+                <w:szCs w:val="24"/>
+                <w:lang w:val="it-IT" w:bidi="ta-IN"/>
               </w:rPr>
               <w:t xml:space="preserve">-  </w:t>
             </w:r>
@@ -39339,7 +39761,7 @@
                 <w:b/>
                 <w:bCs/>
                 <w:szCs w:val="28"/>
-                <w:lang w:bidi="ta-IN"/>
+                <w:lang w:val="it-IT" w:bidi="ta-IN"/>
               </w:rPr>
               <w:t>†</w:t>
             </w:r>
@@ -39356,7 +39778,7 @@
               <w:rPr>
                 <w:rFonts w:ascii="Latha" w:hAnsi="Latha" w:cs="Latha"/>
                 <w:szCs w:val="24"/>
-                <w:lang w:bidi="ta-IN"/>
+                <w:lang w:val="it-IT" w:bidi="ta-IN"/>
               </w:rPr>
               <w:t>|</w:t>
             </w:r>
@@ -39390,7 +39812,7 @@
                 <w:b/>
                 <w:bCs/>
                 <w:szCs w:val="28"/>
-                <w:lang w:bidi="ta-IN"/>
+                <w:lang w:val="it-IT" w:bidi="ta-IN"/>
               </w:rPr>
               <w:t>†</w:t>
             </w:r>
@@ -39409,15 +39831,15 @@
                 <w:b/>
                 <w:bCs/>
                 <w:szCs w:val="28"/>
-                <w:lang w:bidi="ta-IN"/>
-              </w:rPr>
-              <w:t>…</w:t>
-            </w:r>
-            <w:r>
-              <w:rPr>
-                <w:rFonts w:ascii="Latha" w:hAnsi="Latha" w:cs="Latha"/>
-                <w:szCs w:val="24"/>
-                <w:lang w:bidi="ta-IN"/>
+                <w:lang w:val="it-IT" w:bidi="ta-IN"/>
+              </w:rPr>
+              <w:t>…</w:t>
+            </w:r>
+            <w:r>
+              <w:rPr>
+                <w:rFonts w:ascii="Latha" w:hAnsi="Latha" w:cs="Latha"/>
+                <w:szCs w:val="24"/>
+                <w:lang w:val="it-IT" w:bidi="ta-IN"/>
               </w:rPr>
               <w:t xml:space="preserve"> </w:t>
             </w:r>
@@ -39447,15 +39869,15 @@
                 <w:bCs/>
                 <w:szCs w:val="28"/>
                 <w:highlight w:val="green"/>
-                <w:lang w:bidi="ta-IN"/>
-              </w:rPr>
-              <w:t>…</w:t>
-            </w:r>
-            <w:r>
-              <w:rPr>
-                <w:rFonts w:ascii="Latha" w:hAnsi="Latha" w:cs="Latha"/>
-                <w:szCs w:val="24"/>
-                <w:lang w:bidi="ta-IN"/>
+                <w:lang w:val="it-IT" w:bidi="ta-IN"/>
+              </w:rPr>
+              <w:t>…</w:t>
+            </w:r>
+            <w:r>
+              <w:rPr>
+                <w:rFonts w:ascii="Latha" w:hAnsi="Latha" w:cs="Latha"/>
+                <w:szCs w:val="24"/>
+                <w:lang w:val="it-IT" w:bidi="ta-IN"/>
               </w:rPr>
               <w:t xml:space="preserve"> </w:t>
             </w:r>
@@ -39472,7 +39894,7 @@
               <w:rPr>
                 <w:rFonts w:ascii="Latha" w:hAnsi="Latha" w:cs="Latha"/>
                 <w:szCs w:val="24"/>
-                <w:lang w:bidi="ta-IN"/>
+                <w:lang w:val="it-IT" w:bidi="ta-IN"/>
               </w:rPr>
               <w:t xml:space="preserve">- </w:t>
             </w:r>
@@ -39491,7 +39913,7 @@
                 <w:b/>
                 <w:bCs/>
                 <w:szCs w:val="28"/>
-                <w:lang w:bidi="ta-IN"/>
+                <w:lang w:val="it-IT" w:bidi="ta-IN"/>
               </w:rPr>
               <w:t>…</w:t>
             </w:r>
@@ -39510,17 +39932,25 @@
                 <w:b/>
                 <w:bCs/>
                 <w:szCs w:val="28"/>
-                <w:lang w:bidi="ta-IN"/>
-              </w:rPr>
-              <w:t>…</w:t>
-            </w:r>
-            <w:r>
-              <w:rPr>
-                <w:rFonts w:ascii="Latha" w:hAnsi="Latha" w:cs="Latha"/>
-                <w:szCs w:val="24"/>
-                <w:lang w:bidi="ta-IN"/>
-              </w:rPr>
-              <w:t xml:space="preserve"> |</w:t>
+                <w:lang w:val="it-IT" w:bidi="ta-IN"/>
+              </w:rPr>
+              <w:t>…</w:t>
+            </w:r>
+            <w:r>
+              <w:rPr>
+                <w:rFonts w:ascii="Latha" w:hAnsi="Latha" w:cs="Latha"/>
+                <w:szCs w:val="24"/>
+                <w:lang w:val="it-IT" w:bidi="ta-IN"/>
+              </w:rPr>
+              <w:t xml:space="preserve"> </w:t>
+            </w:r>
+            <w:r>
+              <w:rPr>
+                <w:rFonts w:ascii="Latha" w:hAnsi="Latha" w:cs="Latha"/>
+                <w:szCs w:val="24"/>
+                <w:lang w:bidi="ta-IN"/>
+              </w:rPr>
+              <w:t>|</w:t>
             </w:r>
           </w:p>
         </w:tc>
@@ -39695,6 +40125,7 @@
               </w:rPr>
               <w:t>)</w:t>
             </w:r>
+            <w:proofErr w:type="gramStart"/>
             <w:r>
               <w:rPr>
                 <w:rFonts w:ascii="Latha" w:hAnsi="Latha" w:cs="Latha"/>
@@ -39710,7 +40141,17 @@
                 <w:cs/>
                 <w:lang w:bidi="ta-IN"/>
               </w:rPr>
-              <w:t xml:space="preserve">ப்ர </w:t>
+              <w:t>ப்ர</w:t>
+            </w:r>
+            <w:proofErr w:type="gramEnd"/>
+            <w:r>
+              <w:rPr>
+                <w:rFonts w:ascii="Latha" w:hAnsi="Latha" w:cs="Latha"/>
+                <w:szCs w:val="24"/>
+                <w:cs/>
+                <w:lang w:bidi="ta-IN"/>
+              </w:rPr>
+              <w:t xml:space="preserve"> </w:t>
             </w:r>
             <w:r>
               <w:rPr>
@@ -39748,6 +40189,7 @@
               </w:rPr>
               <w:t>ர்</w:t>
             </w:r>
+            <w:proofErr w:type="gramStart"/>
             <w:r>
               <w:rPr>
                 <w:rFonts w:ascii="BRH Tamil Tab Extra" w:hAnsi="BRH Tamil Tab Extra" w:cs="Latha"/>
@@ -39777,6 +40219,7 @@
               </w:rPr>
               <w:t>ஷ</w:t>
             </w:r>
+            <w:proofErr w:type="gramEnd"/>
             <w:r>
               <w:rPr>
                 <w:rFonts w:ascii="BRH Tamil Tab Extra" w:hAnsi="BRH Tamil Tab Extra" w:cs="Latha"/>
@@ -40724,6 +41167,7 @@
               </w:rPr>
               <w:t>)</w:t>
             </w:r>
+            <w:proofErr w:type="gramStart"/>
             <w:r>
               <w:rPr>
                 <w:rFonts w:ascii="Latha" w:hAnsi="Latha" w:cs="Latha"/>
@@ -40741,6 +41185,7 @@
               </w:rPr>
               <w:t>ச</w:t>
             </w:r>
+            <w:proofErr w:type="gramEnd"/>
             <w:r>
               <w:rPr>
                 <w:rFonts w:ascii="BRH Tamil Tab Extra" w:hAnsi="BRH Tamil Tab Extra" w:cs="Latha"/>
@@ -40760,6 +41205,7 @@
               </w:rPr>
               <w:t>ர்</w:t>
             </w:r>
+            <w:proofErr w:type="gramStart"/>
             <w:r>
               <w:rPr>
                 <w:rFonts w:ascii="BRH Tamil Tab Extra" w:hAnsi="BRH Tamil Tab Extra" w:cs="Latha"/>
@@ -40789,6 +41235,7 @@
               </w:rPr>
               <w:t>ஷ</w:t>
             </w:r>
+            <w:proofErr w:type="gramEnd"/>
             <w:r>
               <w:rPr>
                 <w:rFonts w:ascii="BRH Tamil Tab Extra" w:hAnsi="BRH Tamil Tab Extra" w:cs="Latha"/>
@@ -41961,6 +42408,7 @@
               </w:rPr>
               <w:t>)</w:t>
             </w:r>
+            <w:proofErr w:type="gramStart"/>
             <w:r>
               <w:rPr>
                 <w:rFonts w:ascii="Latha" w:hAnsi="Latha" w:cs="Latha"/>
@@ -41978,6 +42426,7 @@
               </w:rPr>
               <w:t>ச</w:t>
             </w:r>
+            <w:proofErr w:type="gramEnd"/>
             <w:r>
               <w:rPr>
                 <w:rFonts w:ascii="BRH Tamil Tab Extra" w:hAnsi="BRH Tamil Tab Extra" w:cs="Latha"/>
@@ -41997,6 +42446,7 @@
               </w:rPr>
               <w:t>ர்</w:t>
             </w:r>
+            <w:proofErr w:type="gramStart"/>
             <w:r>
               <w:rPr>
                 <w:rFonts w:ascii="BRH Tamil Tab Extra" w:hAnsi="BRH Tamil Tab Extra" w:cs="Latha"/>
@@ -42026,6 +42476,7 @@
               </w:rPr>
               <w:t>ஷ</w:t>
             </w:r>
+            <w:proofErr w:type="gramEnd"/>
             <w:r>
               <w:rPr>
                 <w:rFonts w:ascii="BRH Tamil Tab Extra" w:hAnsi="BRH Tamil Tab Extra" w:cs="Latha"/>
@@ -42399,7 +42850,6 @@
                 <w:color w:val="000000"/>
                 <w:sz w:val="32"/>
                 <w:szCs w:val="32"/>
-                <w:lang w:val="it-IT"/>
               </w:rPr>
             </w:pPr>
           </w:p>
@@ -42414,7 +42864,6 @@
                 <w:rFonts w:cs="BRH Malayalam Extra"/>
                 <w:color w:val="FF0000"/>
                 <w:szCs w:val="40"/>
-                <w:lang w:val="it-IT"/>
               </w:rPr>
             </w:pPr>
             <w:r>
@@ -42423,7 +42872,6 @@
                 <w:color w:val="000000"/>
                 <w:sz w:val="32"/>
                 <w:szCs w:val="32"/>
-                <w:lang w:val="it-IT"/>
               </w:rPr>
               <w:t xml:space="preserve"> </w:t>
             </w:r>
@@ -42595,6 +43043,7 @@
               </w:rPr>
               <w:t>)</w:t>
             </w:r>
+            <w:proofErr w:type="gramStart"/>
             <w:r>
               <w:rPr>
                 <w:rFonts w:ascii="Latha" w:hAnsi="Latha" w:cs="Latha"/>
@@ -42610,7 +43059,17 @@
                 <w:cs/>
                 <w:lang w:bidi="ta-IN"/>
               </w:rPr>
-              <w:t xml:space="preserve">ப்ர </w:t>
+              <w:t>ப்ர</w:t>
+            </w:r>
+            <w:proofErr w:type="gramEnd"/>
+            <w:r>
+              <w:rPr>
+                <w:rFonts w:ascii="Latha" w:hAnsi="Latha" w:cs="Latha"/>
+                <w:szCs w:val="24"/>
+                <w:cs/>
+                <w:lang w:bidi="ta-IN"/>
+              </w:rPr>
+              <w:t xml:space="preserve"> </w:t>
             </w:r>
             <w:r>
               <w:rPr>
@@ -42648,6 +43107,7 @@
               </w:rPr>
               <w:t>ர்</w:t>
             </w:r>
+            <w:proofErr w:type="gramStart"/>
             <w:r>
               <w:rPr>
                 <w:rFonts w:ascii="BRH Tamil Tab Extra" w:hAnsi="BRH Tamil Tab Extra" w:cs="Latha"/>
@@ -42677,6 +43137,7 @@
               </w:rPr>
               <w:t>ஷ</w:t>
             </w:r>
+            <w:proofErr w:type="gramEnd"/>
             <w:r>
               <w:rPr>
                 <w:rFonts w:ascii="BRH Tamil Tab Extra" w:hAnsi="BRH Tamil Tab Extra" w:cs="Latha"/>
@@ -42860,7 +43321,6 @@
                 <w:color w:val="000000"/>
                 <w:sz w:val="32"/>
                 <w:szCs w:val="32"/>
-                <w:lang w:val="it-IT"/>
               </w:rPr>
             </w:pPr>
             <w:r>
@@ -43676,6 +44136,7 @@
               </w:rPr>
               <w:t>)</w:t>
             </w:r>
+            <w:proofErr w:type="gramStart"/>
             <w:r>
               <w:rPr>
                 <w:rFonts w:ascii="Latha" w:hAnsi="Latha" w:cs="Latha"/>
@@ -43693,6 +44154,7 @@
               </w:rPr>
               <w:t>ச</w:t>
             </w:r>
+            <w:proofErr w:type="gramEnd"/>
             <w:r>
               <w:rPr>
                 <w:rFonts w:ascii="BRH Tamil Tab Extra" w:hAnsi="BRH Tamil Tab Extra" w:cs="Latha"/>
@@ -43712,6 +44174,7 @@
               </w:rPr>
               <w:t>ர்</w:t>
             </w:r>
+            <w:proofErr w:type="gramStart"/>
             <w:r>
               <w:rPr>
                 <w:rFonts w:ascii="BRH Tamil Tab Extra" w:hAnsi="BRH Tamil Tab Extra" w:cs="Latha"/>
@@ -43741,6 +44204,7 @@
               </w:rPr>
               <w:t>ஷ</w:t>
             </w:r>
+            <w:proofErr w:type="gramEnd"/>
             <w:r>
               <w:rPr>
                 <w:rFonts w:ascii="BRH Tamil Tab Extra" w:hAnsi="BRH Tamil Tab Extra" w:cs="Latha"/>
@@ -44927,6 +45391,7 @@
               </w:rPr>
               <w:t>)</w:t>
             </w:r>
+            <w:proofErr w:type="gramStart"/>
             <w:r>
               <w:rPr>
                 <w:rFonts w:ascii="Latha" w:hAnsi="Latha" w:cs="Latha"/>
@@ -44944,6 +45409,7 @@
               </w:rPr>
               <w:t>ச</w:t>
             </w:r>
+            <w:proofErr w:type="gramEnd"/>
             <w:r>
               <w:rPr>
                 <w:rFonts w:ascii="BRH Tamil Tab Extra" w:hAnsi="BRH Tamil Tab Extra" w:cs="Latha"/>
@@ -44963,6 +45429,7 @@
               </w:rPr>
               <w:t>ர்</w:t>
             </w:r>
+            <w:proofErr w:type="gramStart"/>
             <w:r>
               <w:rPr>
                 <w:rFonts w:ascii="BRH Tamil Tab Extra" w:hAnsi="BRH Tamil Tab Extra" w:cs="Latha"/>
@@ -44992,6 +45459,7 @@
               </w:rPr>
               <w:t>ஷ</w:t>
             </w:r>
+            <w:proofErr w:type="gramEnd"/>
             <w:r>
               <w:rPr>
                 <w:rFonts w:ascii="BRH Tamil Tab Extra" w:hAnsi="BRH Tamil Tab Extra" w:cs="Latha"/>
@@ -45096,7 +45564,6 @@
                 <w:color w:val="000000"/>
                 <w:sz w:val="32"/>
                 <w:szCs w:val="32"/>
-                <w:lang w:val="it-IT"/>
               </w:rPr>
             </w:pPr>
             <w:r>
@@ -45377,7 +45844,6 @@
                 <w:rFonts w:cs="BRH Malayalam Extra"/>
                 <w:color w:val="FF0000"/>
                 <w:szCs w:val="40"/>
-                <w:lang w:val="it-IT"/>
               </w:rPr>
             </w:pPr>
           </w:p>
@@ -45532,6 +45998,7 @@
               </w:rPr>
               <w:t>4)</w:t>
             </w:r>
+            <w:proofErr w:type="gramStart"/>
             <w:r>
               <w:rPr>
                 <w:rFonts w:ascii="Latha" w:hAnsi="Latha" w:cs="Latha"/>
@@ -45549,6 +46016,7 @@
               </w:rPr>
               <w:t>பு</w:t>
             </w:r>
+            <w:proofErr w:type="gramEnd"/>
             <w:r>
               <w:rPr>
                 <w:rFonts w:ascii="BRH Tamil Tab Extra" w:hAnsi="BRH Tamil Tab Extra" w:cs="Latha"/>
@@ -46546,6 +47014,7 @@
               </w:rPr>
               <w:t>)</w:t>
             </w:r>
+            <w:proofErr w:type="gramStart"/>
             <w:r>
               <w:rPr>
                 <w:rFonts w:ascii="Latha" w:hAnsi="Latha" w:cs="Latha"/>
@@ -46563,6 +47032,7 @@
               </w:rPr>
               <w:t>ஊ</w:t>
             </w:r>
+            <w:proofErr w:type="gramEnd"/>
             <w:r>
               <w:rPr>
                 <w:rFonts w:ascii="BRH Tamil Tab Extra" w:hAnsi="BRH Tamil Tab Extra" w:cs="Latha"/>
@@ -46772,7 +47242,6 @@
                 <w:color w:val="000000"/>
                 <w:sz w:val="32"/>
                 <w:szCs w:val="32"/>
-                <w:lang w:val="it-IT"/>
               </w:rPr>
             </w:pPr>
             <w:r>
@@ -47501,7 +47970,6 @@
                 <w:rFonts w:cs="BRH Malayalam Extra"/>
                 <w:color w:val="FF0000"/>
                 <w:szCs w:val="40"/>
-                <w:lang w:val="it-IT"/>
               </w:rPr>
             </w:pPr>
           </w:p>
@@ -47651,6 +48119,7 @@
               </w:rPr>
               <w:t>4)</w:t>
             </w:r>
+            <w:proofErr w:type="gramStart"/>
             <w:r>
               <w:rPr>
                 <w:rFonts w:ascii="Latha" w:hAnsi="Latha" w:cs="Latha"/>
@@ -47668,6 +48137,7 @@
               </w:rPr>
               <w:t>பு</w:t>
             </w:r>
+            <w:proofErr w:type="gramEnd"/>
             <w:r>
               <w:rPr>
                 <w:rFonts w:ascii="BRH Tamil Tab Extra" w:hAnsi="BRH Tamil Tab Extra" w:cs="Latha"/>
@@ -47896,7 +48366,6 @@
                 <w:color w:val="000000"/>
                 <w:sz w:val="32"/>
                 <w:szCs w:val="32"/>
-                <w:lang w:val="it-IT"/>
               </w:rPr>
             </w:pPr>
             <w:r>
@@ -48691,6 +49160,7 @@
               </w:rPr>
               <w:t>)</w:t>
             </w:r>
+            <w:proofErr w:type="gramStart"/>
             <w:r>
               <w:rPr>
                 <w:rFonts w:ascii="Latha" w:hAnsi="Latha" w:cs="Latha"/>
@@ -48708,6 +49178,7 @@
               </w:rPr>
               <w:t>ஊ</w:t>
             </w:r>
+            <w:proofErr w:type="gramEnd"/>
             <w:r>
               <w:rPr>
                 <w:rFonts w:ascii="BRH Tamil Tab Extra" w:hAnsi="BRH Tamil Tab Extra" w:cs="Latha"/>
@@ -48917,7 +49388,6 @@
                 <w:color w:val="000000"/>
                 <w:sz w:val="32"/>
                 <w:szCs w:val="32"/>
-                <w:lang w:val="it-IT"/>
               </w:rPr>
             </w:pPr>
             <w:r>
@@ -49660,7 +50130,6 @@
                 <w:rFonts w:cs="BRH Malayalam Extra"/>
                 <w:color w:val="FF0000"/>
                 <w:szCs w:val="40"/>
-                <w:lang w:val="it-IT"/>
               </w:rPr>
             </w:pPr>
           </w:p>
@@ -49677,7 +50146,6 @@
           <w:sz w:val="32"/>
           <w:szCs w:val="32"/>
           <w:u w:val="single"/>
-          <w:lang w:val="it-IT"/>
         </w:rPr>
       </w:pPr>
     </w:p>
@@ -50153,7 +50621,7 @@
 </file>
 
 <file path=word/endnotes.xml><?xml version="1.0" encoding="utf-8"?>
-<w:endnotes xmlns:wpc="http://schemas.microsoft.com/office/word/2010/wordprocessingCanvas" xmlns:cx="http://schemas.microsoft.com/office/drawing/2014/chartex" xmlns:cx1="http://schemas.microsoft.com/office/drawing/2015/9/8/chartex" xmlns:cx2="http://schemas.microsoft.com/office/drawing/2015/10/21/chartex" xmlns:cx3="http://schemas.microsoft.com/office/drawing/2016/5/9/chartex" xmlns:cx4="http://schemas.microsoft.com/office/drawing/2016/5/10/chartex" xmlns:cx5="http://schemas.microsoft.com/office/drawing/2016/5/11/chartex" xmlns:cx6="http://schemas.microsoft.com/office/drawing/2016/5/12/chartex" xmlns:cx7="http://schemas.microsoft.com/office/drawing/2016/5/13/chartex" xmlns:cx8="http://schemas.microsoft.com/office/drawing/2016/5/14/chartex" xmlns:mc="http://schemas.openxmlformats.org/markup-compatibility/2006" xmlns:aink="http://schemas.microsoft.com/office/drawing/2016/ink" xmlns:am3d="http://schemas.microsoft.com/office/drawing/2017/model3d" xmlns:o="urn:schemas-microsoft-com:office:office" xmlns:oel="http://schemas.microsoft.com/office/2019/extlst" xmlns:r="http://schemas.openxmlformats.org/officeDocument/2006/relationships" xmlns:m="http://schemas.openxmlformats.org/officeDocument/2006/math" xmlns:v="urn:schemas-microsoft-com:vml" xmlns:wp14="http://schemas.microsoft.com/office/word/2010/wordprocessingDrawing" xmlns:wp="http://schemas.openxmlformats.org/drawingml/2006/wordprocessingDrawing" xmlns:w10="urn:schemas-microsoft-com:office:word" xmlns:w="http://schemas.openxmlformats.org/wordprocessingml/2006/main" xmlns:w14="http://schemas.microsoft.com/office/word/2010/wordml" xmlns:w15="http://schemas.microsoft.com/office/word/2012/wordml" xmlns:w16cex="http://schemas.microsoft.com/office/word/2018/wordml/cex" xmlns:w16cid="http://schemas.microsoft.com/office/word/2016/wordml/cid" xmlns:w16="http://schemas.microsoft.com/office/word/2018/wordml" xmlns:w16sdtdh="http://schemas.microsoft.com/office/word/2020/wordml/sdtdatahash" xmlns:w16se="http://schemas.microsoft.com/office/word/2015/wordml/symex" xmlns:wpg="http://schemas.microsoft.com/office/word/2010/wordprocessingGroup" xmlns:wpi="http://schemas.microsoft.com/office/word/2010/wordprocessingInk" xmlns:wne="http://schemas.microsoft.com/office/word/2006/wordml" xmlns:wps="http://schemas.microsoft.com/office/word/2010/wordprocessingShape" mc:Ignorable="w14 w15 w16se w16cid w16 w16cex w16sdtdh wp14">
+<w:endnotes xmlns:wpc="http://schemas.microsoft.com/office/word/2010/wordprocessingCanvas" xmlns:cx="http://schemas.microsoft.com/office/drawing/2014/chartex" xmlns:cx1="http://schemas.microsoft.com/office/drawing/2015/9/8/chartex" xmlns:cx2="http://schemas.microsoft.com/office/drawing/2015/10/21/chartex" xmlns:cx3="http://schemas.microsoft.com/office/drawing/2016/5/9/chartex" xmlns:cx4="http://schemas.microsoft.com/office/drawing/2016/5/10/chartex" xmlns:cx5="http://schemas.microsoft.com/office/drawing/2016/5/11/chartex" xmlns:cx6="http://schemas.microsoft.com/office/drawing/2016/5/12/chartex" xmlns:cx7="http://schemas.microsoft.com/office/drawing/2016/5/13/chartex" xmlns:cx8="http://schemas.microsoft.com/office/drawing/2016/5/14/chartex" xmlns:mc="http://schemas.openxmlformats.org/markup-compatibility/2006" xmlns:aink="http://schemas.microsoft.com/office/drawing/2016/ink" xmlns:am3d="http://schemas.microsoft.com/office/drawing/2017/model3d" xmlns:o="urn:schemas-microsoft-com:office:office" xmlns:oel="http://schemas.microsoft.com/office/2019/extlst" xmlns:r="http://schemas.openxmlformats.org/officeDocument/2006/relationships" xmlns:m="http://schemas.openxmlformats.org/officeDocument/2006/math" xmlns:v="urn:schemas-microsoft-com:vml" xmlns:wp14="http://schemas.microsoft.com/office/word/2010/wordprocessingDrawing" xmlns:wp="http://schemas.openxmlformats.org/drawingml/2006/wordprocessingDrawing" xmlns:w10="urn:schemas-microsoft-com:office:word" xmlns:w="http://schemas.openxmlformats.org/wordprocessingml/2006/main" xmlns:w14="http://schemas.microsoft.com/office/word/2010/wordml" xmlns:w15="http://schemas.microsoft.com/office/word/2012/wordml" xmlns:w16cex="http://schemas.microsoft.com/office/word/2018/wordml/cex" xmlns:w16cid="http://schemas.microsoft.com/office/word/2016/wordml/cid" xmlns:w16="http://schemas.microsoft.com/office/word/2018/wordml" xmlns:w16du="http://schemas.microsoft.com/office/word/2023/wordml/word16du" xmlns:w16sdtdh="http://schemas.microsoft.com/office/word/2020/wordml/sdtdatahash" xmlns:w16sdtfl="http://schemas.microsoft.com/office/word/2024/wordml/sdtformatlock" xmlns:w16se="http://schemas.microsoft.com/office/word/2015/wordml/symex" xmlns:wpg="http://schemas.microsoft.com/office/word/2010/wordprocessingGroup" xmlns:wpi="http://schemas.microsoft.com/office/word/2010/wordprocessingInk" xmlns:wne="http://schemas.microsoft.com/office/word/2006/wordml" xmlns:wps="http://schemas.microsoft.com/office/word/2010/wordprocessingShape" mc:Ignorable="w14 w15 w16se w16cid w16 w16cex w16sdtdh w16sdtfl w16du wp14">
   <w:endnote w:type="separator" w:id="-1">
     <w:p>
       <w:pPr>
@@ -50178,7 +50646,7 @@
 </file>
 
 <file path=word/footer1.xml><?xml version="1.0" encoding="utf-8"?>
-<w:ftr xmlns:wpc="http://schemas.microsoft.com/office/word/2010/wordprocessingCanvas" xmlns:cx="http://schemas.microsoft.com/office/drawing/2014/chartex" xmlns:cx1="http://schemas.microsoft.com/office/drawing/2015/9/8/chartex" xmlns:cx2="http://schemas.microsoft.com/office/drawing/2015/10/21/chartex" xmlns:cx3="http://schemas.microsoft.com/office/drawing/2016/5/9/chartex" xmlns:cx4="http://schemas.microsoft.com/office/drawing/2016/5/10/chartex" xmlns:cx5="http://schemas.microsoft.com/office/drawing/2016/5/11/chartex" xmlns:cx6="http://schemas.microsoft.com/office/drawing/2016/5/12/chartex" xmlns:cx7="http://schemas.microsoft.com/office/drawing/2016/5/13/chartex" xmlns:cx8="http://schemas.microsoft.com/office/drawing/2016/5/14/chartex" xmlns:mc="http://schemas.openxmlformats.org/markup-compatibility/2006" xmlns:aink="http://schemas.microsoft.com/office/drawing/2016/ink" xmlns:am3d="http://schemas.microsoft.com/office/drawing/2017/model3d" xmlns:o="urn:schemas-microsoft-com:office:office" xmlns:oel="http://schemas.microsoft.com/office/2019/extlst" xmlns:r="http://schemas.openxmlformats.org/officeDocument/2006/relationships" xmlns:m="http://schemas.openxmlformats.org/officeDocument/2006/math" xmlns:v="urn:schemas-microsoft-com:vml" xmlns:wp14="http://schemas.microsoft.com/office/word/2010/wordprocessingDrawing" xmlns:wp="http://schemas.openxmlformats.org/drawingml/2006/wordprocessingDrawing" xmlns:w10="urn:schemas-microsoft-com:office:word" xmlns:w="http://schemas.openxmlformats.org/wordprocessingml/2006/main" xmlns:w14="http://schemas.microsoft.com/office/word/2010/wordml" xmlns:w15="http://schemas.microsoft.com/office/word/2012/wordml" xmlns:w16cex="http://schemas.microsoft.com/office/word/2018/wordml/cex" xmlns:w16cid="http://schemas.microsoft.com/office/word/2016/wordml/cid" xmlns:w16="http://schemas.microsoft.com/office/word/2018/wordml" xmlns:w16sdtdh="http://schemas.microsoft.com/office/word/2020/wordml/sdtdatahash" xmlns:w16se="http://schemas.microsoft.com/office/word/2015/wordml/symex" xmlns:wpg="http://schemas.microsoft.com/office/word/2010/wordprocessingGroup" xmlns:wpi="http://schemas.microsoft.com/office/word/2010/wordprocessingInk" xmlns:wne="http://schemas.microsoft.com/office/word/2006/wordml" xmlns:wps="http://schemas.microsoft.com/office/word/2010/wordprocessingShape" mc:Ignorable="w14 w15 w16se w16cid w16 w16cex w16sdtdh wp14">
+<w:ftr xmlns:wpc="http://schemas.microsoft.com/office/word/2010/wordprocessingCanvas" xmlns:cx="http://schemas.microsoft.com/office/drawing/2014/chartex" xmlns:cx1="http://schemas.microsoft.com/office/drawing/2015/9/8/chartex" xmlns:cx2="http://schemas.microsoft.com/office/drawing/2015/10/21/chartex" xmlns:cx3="http://schemas.microsoft.com/office/drawing/2016/5/9/chartex" xmlns:cx4="http://schemas.microsoft.com/office/drawing/2016/5/10/chartex" xmlns:cx5="http://schemas.microsoft.com/office/drawing/2016/5/11/chartex" xmlns:cx6="http://schemas.microsoft.com/office/drawing/2016/5/12/chartex" xmlns:cx7="http://schemas.microsoft.com/office/drawing/2016/5/13/chartex" xmlns:cx8="http://schemas.microsoft.com/office/drawing/2016/5/14/chartex" xmlns:mc="http://schemas.openxmlformats.org/markup-compatibility/2006" xmlns:aink="http://schemas.microsoft.com/office/drawing/2016/ink" xmlns:am3d="http://schemas.microsoft.com/office/drawing/2017/model3d" xmlns:o="urn:schemas-microsoft-com:office:office" xmlns:oel="http://schemas.microsoft.com/office/2019/extlst" xmlns:r="http://schemas.openxmlformats.org/officeDocument/2006/relationships" xmlns:m="http://schemas.openxmlformats.org/officeDocument/2006/math" xmlns:v="urn:schemas-microsoft-com:vml" xmlns:wp14="http://schemas.microsoft.com/office/word/2010/wordprocessingDrawing" xmlns:wp="http://schemas.openxmlformats.org/drawingml/2006/wordprocessingDrawing" xmlns:w10="urn:schemas-microsoft-com:office:word" xmlns:w="http://schemas.openxmlformats.org/wordprocessingml/2006/main" xmlns:w14="http://schemas.microsoft.com/office/word/2010/wordml" xmlns:w15="http://schemas.microsoft.com/office/word/2012/wordml" xmlns:w16cex="http://schemas.microsoft.com/office/word/2018/wordml/cex" xmlns:w16cid="http://schemas.microsoft.com/office/word/2016/wordml/cid" xmlns:w16="http://schemas.microsoft.com/office/word/2018/wordml" xmlns:w16du="http://schemas.microsoft.com/office/word/2023/wordml/word16du" xmlns:w16sdtdh="http://schemas.microsoft.com/office/word/2020/wordml/sdtdatahash" xmlns:w16sdtfl="http://schemas.microsoft.com/office/word/2024/wordml/sdtformatlock" xmlns:w16se="http://schemas.microsoft.com/office/word/2015/wordml/symex" xmlns:wpg="http://schemas.microsoft.com/office/word/2010/wordprocessingGroup" xmlns:wpi="http://schemas.microsoft.com/office/word/2010/wordprocessingInk" xmlns:wne="http://schemas.microsoft.com/office/word/2006/wordml" xmlns:wps="http://schemas.microsoft.com/office/word/2010/wordprocessingShape" mc:Ignorable="w14 w15 w16se w16cid w16 w16cex w16sdtdh w16sdtfl w16du wp14">
   <w:p>
     <w:pPr>
       <w:pBdr>
@@ -50360,7 +50828,7 @@
 </file>
 
 <file path=word/footer2.xml><?xml version="1.0" encoding="utf-8"?>
-<w:ftr xmlns:wpc="http://schemas.microsoft.com/office/word/2010/wordprocessingCanvas" xmlns:cx="http://schemas.microsoft.com/office/drawing/2014/chartex" xmlns:cx1="http://schemas.microsoft.com/office/drawing/2015/9/8/chartex" xmlns:cx2="http://schemas.microsoft.com/office/drawing/2015/10/21/chartex" xmlns:cx3="http://schemas.microsoft.com/office/drawing/2016/5/9/chartex" xmlns:cx4="http://schemas.microsoft.com/office/drawing/2016/5/10/chartex" xmlns:cx5="http://schemas.microsoft.com/office/drawing/2016/5/11/chartex" xmlns:cx6="http://schemas.microsoft.com/office/drawing/2016/5/12/chartex" xmlns:cx7="http://schemas.microsoft.com/office/drawing/2016/5/13/chartex" xmlns:cx8="http://schemas.microsoft.com/office/drawing/2016/5/14/chartex" xmlns:mc="http://schemas.openxmlformats.org/markup-compatibility/2006" xmlns:aink="http://schemas.microsoft.com/office/drawing/2016/ink" xmlns:am3d="http://schemas.microsoft.com/office/drawing/2017/model3d" xmlns:o="urn:schemas-microsoft-com:office:office" xmlns:oel="http://schemas.microsoft.com/office/2019/extlst" xmlns:r="http://schemas.openxmlformats.org/officeDocument/2006/relationships" xmlns:m="http://schemas.openxmlformats.org/officeDocument/2006/math" xmlns:v="urn:schemas-microsoft-com:vml" xmlns:wp14="http://schemas.microsoft.com/office/word/2010/wordprocessingDrawing" xmlns:wp="http://schemas.openxmlformats.org/drawingml/2006/wordprocessingDrawing" xmlns:w10="urn:schemas-microsoft-com:office:word" xmlns:w="http://schemas.openxmlformats.org/wordprocessingml/2006/main" xmlns:w14="http://schemas.microsoft.com/office/word/2010/wordml" xmlns:w15="http://schemas.microsoft.com/office/word/2012/wordml" xmlns:w16cex="http://schemas.microsoft.com/office/word/2018/wordml/cex" xmlns:w16cid="http://schemas.microsoft.com/office/word/2016/wordml/cid" xmlns:w16="http://schemas.microsoft.com/office/word/2018/wordml" xmlns:w16sdtdh="http://schemas.microsoft.com/office/word/2020/wordml/sdtdatahash" xmlns:w16se="http://schemas.microsoft.com/office/word/2015/wordml/symex" xmlns:wpg="http://schemas.microsoft.com/office/word/2010/wordprocessingGroup" xmlns:wpi="http://schemas.microsoft.com/office/word/2010/wordprocessingInk" xmlns:wne="http://schemas.microsoft.com/office/word/2006/wordml" xmlns:wps="http://schemas.microsoft.com/office/word/2010/wordprocessingShape" mc:Ignorable="w14 w15 w16se w16cid w16 w16cex w16sdtdh wp14">
+<w:ftr xmlns:wpc="http://schemas.microsoft.com/office/word/2010/wordprocessingCanvas" xmlns:cx="http://schemas.microsoft.com/office/drawing/2014/chartex" xmlns:cx1="http://schemas.microsoft.com/office/drawing/2015/9/8/chartex" xmlns:cx2="http://schemas.microsoft.com/office/drawing/2015/10/21/chartex" xmlns:cx3="http://schemas.microsoft.com/office/drawing/2016/5/9/chartex" xmlns:cx4="http://schemas.microsoft.com/office/drawing/2016/5/10/chartex" xmlns:cx5="http://schemas.microsoft.com/office/drawing/2016/5/11/chartex" xmlns:cx6="http://schemas.microsoft.com/office/drawing/2016/5/12/chartex" xmlns:cx7="http://schemas.microsoft.com/office/drawing/2016/5/13/chartex" xmlns:cx8="http://schemas.microsoft.com/office/drawing/2016/5/14/chartex" xmlns:mc="http://schemas.openxmlformats.org/markup-compatibility/2006" xmlns:aink="http://schemas.microsoft.com/office/drawing/2016/ink" xmlns:am3d="http://schemas.microsoft.com/office/drawing/2017/model3d" xmlns:o="urn:schemas-microsoft-com:office:office" xmlns:oel="http://schemas.microsoft.com/office/2019/extlst" xmlns:r="http://schemas.openxmlformats.org/officeDocument/2006/relationships" xmlns:m="http://schemas.openxmlformats.org/officeDocument/2006/math" xmlns:v="urn:schemas-microsoft-com:vml" xmlns:wp14="http://schemas.microsoft.com/office/word/2010/wordprocessingDrawing" xmlns:wp="http://schemas.openxmlformats.org/drawingml/2006/wordprocessingDrawing" xmlns:w10="urn:schemas-microsoft-com:office:word" xmlns:w="http://schemas.openxmlformats.org/wordprocessingml/2006/main" xmlns:w14="http://schemas.microsoft.com/office/word/2010/wordml" xmlns:w15="http://schemas.microsoft.com/office/word/2012/wordml" xmlns:w16cex="http://schemas.microsoft.com/office/word/2018/wordml/cex" xmlns:w16cid="http://schemas.microsoft.com/office/word/2016/wordml/cid" xmlns:w16="http://schemas.microsoft.com/office/word/2018/wordml" xmlns:w16du="http://schemas.microsoft.com/office/word/2023/wordml/word16du" xmlns:w16sdtdh="http://schemas.microsoft.com/office/word/2020/wordml/sdtdatahash" xmlns:w16sdtfl="http://schemas.microsoft.com/office/word/2024/wordml/sdtformatlock" xmlns:w16se="http://schemas.microsoft.com/office/word/2015/wordml/symex" xmlns:wpg="http://schemas.microsoft.com/office/word/2010/wordprocessingGroup" xmlns:wpi="http://schemas.microsoft.com/office/word/2010/wordprocessingInk" xmlns:wne="http://schemas.microsoft.com/office/word/2006/wordml" xmlns:wps="http://schemas.microsoft.com/office/word/2010/wordprocessingShape" mc:Ignorable="w14 w15 w16se w16cid w16 w16cex w16sdtdh w16sdtfl w16du wp14">
   <w:p>
     <w:pPr>
       <w:pBdr>
@@ -50580,7 +51048,7 @@
 </file>
 
 <file path=word/footnotes.xml><?xml version="1.0" encoding="utf-8"?>
-<w:footnotes xmlns:wpc="http://schemas.microsoft.com/office/word/2010/wordprocessingCanvas" xmlns:cx="http://schemas.microsoft.com/office/drawing/2014/chartex" xmlns:cx1="http://schemas.microsoft.com/office/drawing/2015/9/8/chartex" xmlns:cx2="http://schemas.microsoft.com/office/drawing/2015/10/21/chartex" xmlns:cx3="http://schemas.microsoft.com/office/drawing/2016/5/9/chartex" xmlns:cx4="http://schemas.microsoft.com/office/drawing/2016/5/10/chartex" xmlns:cx5="http://schemas.microsoft.com/office/drawing/2016/5/11/chartex" xmlns:cx6="http://schemas.microsoft.com/office/drawing/2016/5/12/chartex" xmlns:cx7="http://schemas.microsoft.com/office/drawing/2016/5/13/chartex" xmlns:cx8="http://schemas.microsoft.com/office/drawing/2016/5/14/chartex" xmlns:mc="http://schemas.openxmlformats.org/markup-compatibility/2006" xmlns:aink="http://schemas.microsoft.com/office/drawing/2016/ink" xmlns:am3d="http://schemas.microsoft.com/office/drawing/2017/model3d" xmlns:o="urn:schemas-microsoft-com:office:office" xmlns:oel="http://schemas.microsoft.com/office/2019/extlst" xmlns:r="http://schemas.openxmlformats.org/officeDocument/2006/relationships" xmlns:m="http://schemas.openxmlformats.org/officeDocument/2006/math" xmlns:v="urn:schemas-microsoft-com:vml" xmlns:wp14="http://schemas.microsoft.com/office/word/2010/wordprocessingDrawing" xmlns:wp="http://schemas.openxmlformats.org/drawingml/2006/wordprocessingDrawing" xmlns:w10="urn:schemas-microsoft-com:office:word" xmlns:w="http://schemas.openxmlformats.org/wordprocessingml/2006/main" xmlns:w14="http://schemas.microsoft.com/office/word/2010/wordml" xmlns:w15="http://schemas.microsoft.com/office/word/2012/wordml" xmlns:w16cex="http://schemas.microsoft.com/office/word/2018/wordml/cex" xmlns:w16cid="http://schemas.microsoft.com/office/word/2016/wordml/cid" xmlns:w16="http://schemas.microsoft.com/office/word/2018/wordml" xmlns:w16sdtdh="http://schemas.microsoft.com/office/word/2020/wordml/sdtdatahash" xmlns:w16se="http://schemas.microsoft.com/office/word/2015/wordml/symex" xmlns:wpg="http://schemas.microsoft.com/office/word/2010/wordprocessingGroup" xmlns:wpi="http://schemas.microsoft.com/office/word/2010/wordprocessingInk" xmlns:wne="http://schemas.microsoft.com/office/word/2006/wordml" xmlns:wps="http://schemas.microsoft.com/office/word/2010/wordprocessingShape" mc:Ignorable="w14 w15 w16se w16cid w16 w16cex w16sdtdh wp14">
+<w:footnotes xmlns:wpc="http://schemas.microsoft.com/office/word/2010/wordprocessingCanvas" xmlns:cx="http://schemas.microsoft.com/office/drawing/2014/chartex" xmlns:cx1="http://schemas.microsoft.com/office/drawing/2015/9/8/chartex" xmlns:cx2="http://schemas.microsoft.com/office/drawing/2015/10/21/chartex" xmlns:cx3="http://schemas.microsoft.com/office/drawing/2016/5/9/chartex" xmlns:cx4="http://schemas.microsoft.com/office/drawing/2016/5/10/chartex" xmlns:cx5="http://schemas.microsoft.com/office/drawing/2016/5/11/chartex" xmlns:cx6="http://schemas.microsoft.com/office/drawing/2016/5/12/chartex" xmlns:cx7="http://schemas.microsoft.com/office/drawing/2016/5/13/chartex" xmlns:cx8="http://schemas.microsoft.com/office/drawing/2016/5/14/chartex" xmlns:mc="http://schemas.openxmlformats.org/markup-compatibility/2006" xmlns:aink="http://schemas.microsoft.com/office/drawing/2016/ink" xmlns:am3d="http://schemas.microsoft.com/office/drawing/2017/model3d" xmlns:o="urn:schemas-microsoft-com:office:office" xmlns:oel="http://schemas.microsoft.com/office/2019/extlst" xmlns:r="http://schemas.openxmlformats.org/officeDocument/2006/relationships" xmlns:m="http://schemas.openxmlformats.org/officeDocument/2006/math" xmlns:v="urn:schemas-microsoft-com:vml" xmlns:wp14="http://schemas.microsoft.com/office/word/2010/wordprocessingDrawing" xmlns:wp="http://schemas.openxmlformats.org/drawingml/2006/wordprocessingDrawing" xmlns:w10="urn:schemas-microsoft-com:office:word" xmlns:w="http://schemas.openxmlformats.org/wordprocessingml/2006/main" xmlns:w14="http://schemas.microsoft.com/office/word/2010/wordml" xmlns:w15="http://schemas.microsoft.com/office/word/2012/wordml" xmlns:w16cex="http://schemas.microsoft.com/office/word/2018/wordml/cex" xmlns:w16cid="http://schemas.microsoft.com/office/word/2016/wordml/cid" xmlns:w16="http://schemas.microsoft.com/office/word/2018/wordml" xmlns:w16du="http://schemas.microsoft.com/office/word/2023/wordml/word16du" xmlns:w16sdtdh="http://schemas.microsoft.com/office/word/2020/wordml/sdtdatahash" xmlns:w16sdtfl="http://schemas.microsoft.com/office/word/2024/wordml/sdtformatlock" xmlns:w16se="http://schemas.microsoft.com/office/word/2015/wordml/symex" xmlns:wpg="http://schemas.microsoft.com/office/word/2010/wordprocessingGroup" xmlns:wpi="http://schemas.microsoft.com/office/word/2010/wordprocessingInk" xmlns:wne="http://schemas.microsoft.com/office/word/2006/wordml" xmlns:wps="http://schemas.microsoft.com/office/word/2010/wordprocessingShape" mc:Ignorable="w14 w15 w16se w16cid w16 w16cex w16sdtdh w16sdtfl w16du wp14">
   <w:footnote w:type="separator" w:id="-1">
     <w:p>
       <w:pPr>
@@ -50605,7 +51073,7 @@
 </file>
 
 <file path=word/header1.xml><?xml version="1.0" encoding="utf-8"?>
-<w:hdr xmlns:wpc="http://schemas.microsoft.com/office/word/2010/wordprocessingCanvas" xmlns:cx="http://schemas.microsoft.com/office/drawing/2014/chartex" xmlns:cx1="http://schemas.microsoft.com/office/drawing/2015/9/8/chartex" xmlns:cx2="http://schemas.microsoft.com/office/drawing/2015/10/21/chartex" xmlns:cx3="http://schemas.microsoft.com/office/drawing/2016/5/9/chartex" xmlns:cx4="http://schemas.microsoft.com/office/drawing/2016/5/10/chartex" xmlns:cx5="http://schemas.microsoft.com/office/drawing/2016/5/11/chartex" xmlns:cx6="http://schemas.microsoft.com/office/drawing/2016/5/12/chartex" xmlns:cx7="http://schemas.microsoft.com/office/drawing/2016/5/13/chartex" xmlns:cx8="http://schemas.microsoft.com/office/drawing/2016/5/14/chartex" xmlns:mc="http://schemas.openxmlformats.org/markup-compatibility/2006" xmlns:aink="http://schemas.microsoft.com/office/drawing/2016/ink" xmlns:am3d="http://schemas.microsoft.com/office/drawing/2017/model3d" xmlns:o="urn:schemas-microsoft-com:office:office" xmlns:oel="http://schemas.microsoft.com/office/2019/extlst" xmlns:r="http://schemas.openxmlformats.org/officeDocument/2006/relationships" xmlns:m="http://schemas.openxmlformats.org/officeDocument/2006/math" xmlns:v="urn:schemas-microsoft-com:vml" xmlns:wp14="http://schemas.microsoft.com/office/word/2010/wordprocessingDrawing" xmlns:wp="http://schemas.openxmlformats.org/drawingml/2006/wordprocessingDrawing" xmlns:w10="urn:schemas-microsoft-com:office:word" xmlns:w="http://schemas.openxmlformats.org/wordprocessingml/2006/main" xmlns:w14="http://schemas.microsoft.com/office/word/2010/wordml" xmlns:w15="http://schemas.microsoft.com/office/word/2012/wordml" xmlns:w16cex="http://schemas.microsoft.com/office/word/2018/wordml/cex" xmlns:w16cid="http://schemas.microsoft.com/office/word/2016/wordml/cid" xmlns:w16="http://schemas.microsoft.com/office/word/2018/wordml" xmlns:w16sdtdh="http://schemas.microsoft.com/office/word/2020/wordml/sdtdatahash" xmlns:w16se="http://schemas.microsoft.com/office/word/2015/wordml/symex" xmlns:wpg="http://schemas.microsoft.com/office/word/2010/wordprocessingGroup" xmlns:wpi="http://schemas.microsoft.com/office/word/2010/wordprocessingInk" xmlns:wne="http://schemas.microsoft.com/office/word/2006/wordml" xmlns:wps="http://schemas.microsoft.com/office/word/2010/wordprocessingShape" mc:Ignorable="w14 w15 w16se w16cid w16 w16cex w16sdtdh wp14">
+<w:hdr xmlns:wpc="http://schemas.microsoft.com/office/word/2010/wordprocessingCanvas" xmlns:cx="http://schemas.microsoft.com/office/drawing/2014/chartex" xmlns:cx1="http://schemas.microsoft.com/office/drawing/2015/9/8/chartex" xmlns:cx2="http://schemas.microsoft.com/office/drawing/2015/10/21/chartex" xmlns:cx3="http://schemas.microsoft.com/office/drawing/2016/5/9/chartex" xmlns:cx4="http://schemas.microsoft.com/office/drawing/2016/5/10/chartex" xmlns:cx5="http://schemas.microsoft.com/office/drawing/2016/5/11/chartex" xmlns:cx6="http://schemas.microsoft.com/office/drawing/2016/5/12/chartex" xmlns:cx7="http://schemas.microsoft.com/office/drawing/2016/5/13/chartex" xmlns:cx8="http://schemas.microsoft.com/office/drawing/2016/5/14/chartex" xmlns:mc="http://schemas.openxmlformats.org/markup-compatibility/2006" xmlns:aink="http://schemas.microsoft.com/office/drawing/2016/ink" xmlns:am3d="http://schemas.microsoft.com/office/drawing/2017/model3d" xmlns:o="urn:schemas-microsoft-com:office:office" xmlns:oel="http://schemas.microsoft.com/office/2019/extlst" xmlns:r="http://schemas.openxmlformats.org/officeDocument/2006/relationships" xmlns:m="http://schemas.openxmlformats.org/officeDocument/2006/math" xmlns:v="urn:schemas-microsoft-com:vml" xmlns:wp14="http://schemas.microsoft.com/office/word/2010/wordprocessingDrawing" xmlns:wp="http://schemas.openxmlformats.org/drawingml/2006/wordprocessingDrawing" xmlns:w10="urn:schemas-microsoft-com:office:word" xmlns:w="http://schemas.openxmlformats.org/wordprocessingml/2006/main" xmlns:w14="http://schemas.microsoft.com/office/word/2010/wordml" xmlns:w15="http://schemas.microsoft.com/office/word/2012/wordml" xmlns:w16cex="http://schemas.microsoft.com/office/word/2018/wordml/cex" xmlns:w16cid="http://schemas.microsoft.com/office/word/2016/wordml/cid" xmlns:w16="http://schemas.microsoft.com/office/word/2018/wordml" xmlns:w16du="http://schemas.microsoft.com/office/word/2023/wordml/word16du" xmlns:w16sdtdh="http://schemas.microsoft.com/office/word/2020/wordml/sdtdatahash" xmlns:w16sdtfl="http://schemas.microsoft.com/office/word/2024/wordml/sdtformatlock" xmlns:w16se="http://schemas.microsoft.com/office/word/2015/wordml/symex" xmlns:wpg="http://schemas.microsoft.com/office/word/2010/wordprocessingGroup" xmlns:wpi="http://schemas.microsoft.com/office/word/2010/wordprocessingInk" xmlns:wne="http://schemas.microsoft.com/office/word/2006/wordml" xmlns:wps="http://schemas.microsoft.com/office/word/2010/wordprocessingShape" mc:Ignorable="w14 w15 w16se w16cid w16 w16cex w16sdtdh w16sdtfl w16du wp14">
   <w:p>
     <w:pPr>
       <w:pStyle w:val="Header"/>
@@ -50626,7 +51094,7 @@
 </file>
 
 <file path=word/header2.xml><?xml version="1.0" encoding="utf-8"?>
-<w:hdr xmlns:wpc="http://schemas.microsoft.com/office/word/2010/wordprocessingCanvas" xmlns:cx="http://schemas.microsoft.com/office/drawing/2014/chartex" xmlns:cx1="http://schemas.microsoft.com/office/drawing/2015/9/8/chartex" xmlns:cx2="http://schemas.microsoft.com/office/drawing/2015/10/21/chartex" xmlns:cx3="http://schemas.microsoft.com/office/drawing/2016/5/9/chartex" xmlns:cx4="http://schemas.microsoft.com/office/drawing/2016/5/10/chartex" xmlns:cx5="http://schemas.microsoft.com/office/drawing/2016/5/11/chartex" xmlns:cx6="http://schemas.microsoft.com/office/drawing/2016/5/12/chartex" xmlns:cx7="http://schemas.microsoft.com/office/drawing/2016/5/13/chartex" xmlns:cx8="http://schemas.microsoft.com/office/drawing/2016/5/14/chartex" xmlns:mc="http://schemas.openxmlformats.org/markup-compatibility/2006" xmlns:aink="http://schemas.microsoft.com/office/drawing/2016/ink" xmlns:am3d="http://schemas.microsoft.com/office/drawing/2017/model3d" xmlns:o="urn:schemas-microsoft-com:office:office" xmlns:oel="http://schemas.microsoft.com/office/2019/extlst" xmlns:r="http://schemas.openxmlformats.org/officeDocument/2006/relationships" xmlns:m="http://schemas.openxmlformats.org/officeDocument/2006/math" xmlns:v="urn:schemas-microsoft-com:vml" xmlns:wp14="http://schemas.microsoft.com/office/word/2010/wordprocessingDrawing" xmlns:wp="http://schemas.openxmlformats.org/drawingml/2006/wordprocessingDrawing" xmlns:w10="urn:schemas-microsoft-com:office:word" xmlns:w="http://schemas.openxmlformats.org/wordprocessingml/2006/main" xmlns:w14="http://schemas.microsoft.com/office/word/2010/wordml" xmlns:w15="http://schemas.microsoft.com/office/word/2012/wordml" xmlns:w16cex="http://schemas.microsoft.com/office/word/2018/wordml/cex" xmlns:w16cid="http://schemas.microsoft.com/office/word/2016/wordml/cid" xmlns:w16="http://schemas.microsoft.com/office/word/2018/wordml" xmlns:w16sdtdh="http://schemas.microsoft.com/office/word/2020/wordml/sdtdatahash" xmlns:w16se="http://schemas.microsoft.com/office/word/2015/wordml/symex" xmlns:wpg="http://schemas.microsoft.com/office/word/2010/wordprocessingGroup" xmlns:wpi="http://schemas.microsoft.com/office/word/2010/wordprocessingInk" xmlns:wne="http://schemas.microsoft.com/office/word/2006/wordml" xmlns:wps="http://schemas.microsoft.com/office/word/2010/wordprocessingShape" mc:Ignorable="w14 w15 w16se w16cid w16 w16cex w16sdtdh wp14">
+<w:hdr xmlns:wpc="http://schemas.microsoft.com/office/word/2010/wordprocessingCanvas" xmlns:cx="http://schemas.microsoft.com/office/drawing/2014/chartex" xmlns:cx1="http://schemas.microsoft.com/office/drawing/2015/9/8/chartex" xmlns:cx2="http://schemas.microsoft.com/office/drawing/2015/10/21/chartex" xmlns:cx3="http://schemas.microsoft.com/office/drawing/2016/5/9/chartex" xmlns:cx4="http://schemas.microsoft.com/office/drawing/2016/5/10/chartex" xmlns:cx5="http://schemas.microsoft.com/office/drawing/2016/5/11/chartex" xmlns:cx6="http://schemas.microsoft.com/office/drawing/2016/5/12/chartex" xmlns:cx7="http://schemas.microsoft.com/office/drawing/2016/5/13/chartex" xmlns:cx8="http://schemas.microsoft.com/office/drawing/2016/5/14/chartex" xmlns:mc="http://schemas.openxmlformats.org/markup-compatibility/2006" xmlns:aink="http://schemas.microsoft.com/office/drawing/2016/ink" xmlns:am3d="http://schemas.microsoft.com/office/drawing/2017/model3d" xmlns:o="urn:schemas-microsoft-com:office:office" xmlns:oel="http://schemas.microsoft.com/office/2019/extlst" xmlns:r="http://schemas.openxmlformats.org/officeDocument/2006/relationships" xmlns:m="http://schemas.openxmlformats.org/officeDocument/2006/math" xmlns:v="urn:schemas-microsoft-com:vml" xmlns:wp14="http://schemas.microsoft.com/office/word/2010/wordprocessingDrawing" xmlns:wp="http://schemas.openxmlformats.org/drawingml/2006/wordprocessingDrawing" xmlns:w10="urn:schemas-microsoft-com:office:word" xmlns:w="http://schemas.openxmlformats.org/wordprocessingml/2006/main" xmlns:w14="http://schemas.microsoft.com/office/word/2010/wordml" xmlns:w15="http://schemas.microsoft.com/office/word/2012/wordml" xmlns:w16cex="http://schemas.microsoft.com/office/word/2018/wordml/cex" xmlns:w16cid="http://schemas.microsoft.com/office/word/2016/wordml/cid" xmlns:w16="http://schemas.microsoft.com/office/word/2018/wordml" xmlns:w16du="http://schemas.microsoft.com/office/word/2023/wordml/word16du" xmlns:w16sdtdh="http://schemas.microsoft.com/office/word/2020/wordml/sdtdatahash" xmlns:w16sdtfl="http://schemas.microsoft.com/office/word/2024/wordml/sdtformatlock" xmlns:w16se="http://schemas.microsoft.com/office/word/2015/wordml/symex" xmlns:wpg="http://schemas.microsoft.com/office/word/2010/wordprocessingGroup" xmlns:wpi="http://schemas.microsoft.com/office/word/2010/wordprocessingInk" xmlns:wne="http://schemas.microsoft.com/office/word/2006/wordml" xmlns:wps="http://schemas.microsoft.com/office/word/2010/wordprocessingShape" mc:Ignorable="w14 w15 w16se w16cid w16 w16cex w16sdtdh w16sdtfl w16du wp14">
   <w:p>
     <w:pPr>
       <w:pStyle w:val="Header"/>
@@ -50639,7 +51107,7 @@
 </file>
 
 <file path=word/styles.xml><?xml version="1.0" encoding="utf-8"?>
-<w:styles xmlns:mc="http://schemas.openxmlformats.org/markup-compatibility/2006" xmlns:r="http://schemas.openxmlformats.org/officeDocument/2006/relationships" xmlns:w="http://schemas.openxmlformats.org/wordprocessingml/2006/main" xmlns:w14="http://schemas.microsoft.com/office/word/2010/wordml" xmlns:w15="http://schemas.microsoft.com/office/word/2012/wordml" xmlns:w16cex="http://schemas.microsoft.com/office/word/2018/wordml/cex" xmlns:w16cid="http://schemas.microsoft.com/office/word/2016/wordml/cid" xmlns:w16="http://schemas.microsoft.com/office/word/2018/wordml" xmlns:w16sdtdh="http://schemas.microsoft.com/office/word/2020/wordml/sdtdatahash" xmlns:w16se="http://schemas.microsoft.com/office/word/2015/wordml/symex" mc:Ignorable="w14 w15 w16se w16cid w16 w16cex w16sdtdh">
+<w:styles xmlns:mc="http://schemas.openxmlformats.org/markup-compatibility/2006" xmlns:r="http://schemas.openxmlformats.org/officeDocument/2006/relationships" xmlns:w="http://schemas.openxmlformats.org/wordprocessingml/2006/main" xmlns:w14="http://schemas.microsoft.com/office/word/2010/wordml" xmlns:w15="http://schemas.microsoft.com/office/word/2012/wordml" xmlns:w16cex="http://schemas.microsoft.com/office/word/2018/wordml/cex" xmlns:w16cid="http://schemas.microsoft.com/office/word/2016/wordml/cid" xmlns:w16="http://schemas.microsoft.com/office/word/2018/wordml" xmlns:w16du="http://schemas.microsoft.com/office/word/2023/wordml/word16du" xmlns:w16sdtdh="http://schemas.microsoft.com/office/word/2020/wordml/sdtdatahash" xmlns:w16sdtfl="http://schemas.microsoft.com/office/word/2024/wordml/sdtformatlock" xmlns:w16se="http://schemas.microsoft.com/office/word/2015/wordml/symex" mc:Ignorable="w14 w15 w16se w16cid w16 w16cex w16sdtdh w16sdtfl w16du">
   <w:docDefaults>
     <w:rPrDefault>
       <w:rPr>

--- a/TS Jatai Ghanam Project/TS 4.2/TS 4.2 Ghanam Tamil Corrections.docx
+++ b/TS Jatai Ghanam Project/TS 4.2/TS 4.2 Ghanam Tamil Corrections.docx
@@ -366,19 +366,6 @@
           <w:u w:val="single"/>
         </w:rPr>
       </w:pPr>
-    </w:p>
-    <w:p>
-      <w:pPr>
-        <w:spacing w:before="0" w:line="240" w:lineRule="auto"/>
-        <w:jc w:val="center"/>
-        <w:rPr>
-          <w:b/>
-          <w:bCs/>
-          <w:sz w:val="32"/>
-          <w:szCs w:val="32"/>
-          <w:u w:val="single"/>
-        </w:rPr>
-      </w:pPr>
       <w:r>
         <w:rPr>
           <w:b/>
@@ -389,7 +376,6 @@
         </w:rPr>
         <w:t xml:space="preserve">TS </w:t>
       </w:r>
-      <w:proofErr w:type="gramStart"/>
       <w:r>
         <w:rPr>
           <w:b/>
@@ -428,18 +414,7 @@
           <w:szCs w:val="32"/>
           <w:u w:val="single"/>
         </w:rPr>
-        <w:t>–</w:t>
-      </w:r>
-      <w:proofErr w:type="gramEnd"/>
-      <w:r>
-        <w:rPr>
-          <w:b/>
-          <w:bCs/>
-          <w:sz w:val="32"/>
-          <w:szCs w:val="32"/>
-          <w:u w:val="single"/>
-        </w:rPr>
-        <w:t xml:space="preserve"> TS </w:t>
+        <w:t xml:space="preserve">– TS </w:t>
       </w:r>
       <w:r>
         <w:rPr>
@@ -1527,7 +1502,6 @@
               </w:rPr>
               <w:t>)</w:t>
             </w:r>
-            <w:proofErr w:type="gramStart"/>
             <w:r>
               <w:rPr>
                 <w:rFonts w:ascii="Latha" w:hAnsi="Latha" w:cs="Latha"/>
@@ -1545,7 +1519,6 @@
               </w:rPr>
               <w:t>அனு</w:t>
             </w:r>
-            <w:proofErr w:type="gramEnd"/>
             <w:r>
               <w:rPr>
                 <w:rFonts w:ascii="BRH Tamil Tab Extra" w:hAnsi="BRH Tamil Tab Extra" w:cs="Latha"/>
@@ -2704,7 +2677,6 @@
               </w:rPr>
               <w:t>)</w:t>
             </w:r>
-            <w:proofErr w:type="gramStart"/>
             <w:r>
               <w:rPr>
                 <w:rFonts w:ascii="Latha" w:hAnsi="Latha" w:cs="Latha"/>
@@ -2722,7 +2694,6 @@
               </w:rPr>
               <w:t>அனு</w:t>
             </w:r>
-            <w:proofErr w:type="gramEnd"/>
             <w:r>
               <w:rPr>
                 <w:rFonts w:ascii="BRH Tamil Tab Extra" w:hAnsi="BRH Tamil Tab Extra" w:cs="Latha"/>
@@ -3195,7 +3166,6 @@
               </w:rPr>
               <w:t>)</w:t>
             </w:r>
-            <w:proofErr w:type="gramStart"/>
             <w:r>
               <w:rPr>
                 <w:rFonts w:ascii="Latha" w:hAnsi="Latha" w:cs="Latha"/>
@@ -3213,7 +3183,6 @@
               </w:rPr>
               <w:t>அ</w:t>
             </w:r>
-            <w:proofErr w:type="gramEnd"/>
             <w:r>
               <w:rPr>
                 <w:rFonts w:ascii="BRH Tamil Tab Extra" w:hAnsi="BRH Tamil Tab Extra" w:cs="Latha"/>
@@ -3662,7 +3631,6 @@
                 <w:szCs w:val="24"/>
                 <w:lang w:bidi="ta-IN"/>
               </w:rPr>
-              <w:lastRenderedPageBreak/>
               <w:t>(2</w:t>
             </w:r>
             <w:r>
@@ -3799,7 +3767,6 @@
               </w:rPr>
               <w:t>)</w:t>
             </w:r>
-            <w:proofErr w:type="gramStart"/>
             <w:r>
               <w:rPr>
                 <w:rFonts w:ascii="Latha" w:hAnsi="Latha" w:cs="Latha"/>
@@ -3817,7 +3784,6 @@
               </w:rPr>
               <w:t>அனு</w:t>
             </w:r>
-            <w:proofErr w:type="gramEnd"/>
             <w:r>
               <w:rPr>
                 <w:rFonts w:ascii="BRH Tamil Tab Extra" w:hAnsi="BRH Tamil Tab Extra" w:cs="Latha"/>
@@ -3927,164 +3893,151 @@
               <w:adjustRightInd w:val="0"/>
               <w:spacing w:before="0" w:line="240" w:lineRule="auto"/>
               <w:rPr>
-                <w:rFonts w:ascii="Latha" w:hAnsi="Latha" w:cs="Latha"/>
-                <w:szCs w:val="24"/>
-                <w:lang w:bidi="ta-IN"/>
-              </w:rPr>
-            </w:pPr>
-            <w:r>
-              <w:rPr>
-                <w:rFonts w:ascii="Latha" w:hAnsi="Latha" w:cs="Latha"/>
-                <w:szCs w:val="24"/>
-                <w:cs/>
-                <w:lang w:bidi="ta-IN"/>
-              </w:rPr>
-              <w:t>அ</w:t>
-            </w:r>
-            <w:r>
-              <w:rPr>
-                <w:rFonts w:ascii="Latha" w:hAnsi="Latha" w:cs="Latha"/>
-                <w:szCs w:val="24"/>
-                <w:highlight w:val="yellow"/>
-                <w:cs/>
-                <w:lang w:bidi="ta-IN"/>
-              </w:rPr>
-              <w:t>னு</w:t>
-            </w:r>
-            <w:r>
-              <w:rPr>
-                <w:rFonts w:ascii="Latha" w:hAnsi="Latha" w:cs="Latha"/>
-                <w:szCs w:val="24"/>
-                <w:cs/>
-                <w:lang w:bidi="ta-IN"/>
-              </w:rPr>
-              <w:t xml:space="preserve"> வி வ்யன் வ</w:t>
-            </w:r>
-            <w:r>
-              <w:rPr>
-                <w:rFonts w:ascii="Latha" w:hAnsi="Latha" w:cs="Latha"/>
-                <w:szCs w:val="24"/>
-                <w:highlight w:val="yellow"/>
-                <w:cs/>
-                <w:lang w:bidi="ta-IN"/>
-              </w:rPr>
-              <w:t>னு</w:t>
-            </w:r>
-            <w:r>
-              <w:rPr>
-                <w:rFonts w:ascii="Latha" w:hAnsi="Latha" w:cs="Latha"/>
-                <w:szCs w:val="24"/>
-                <w:cs/>
-                <w:lang w:bidi="ta-IN"/>
-              </w:rPr>
-              <w:t xml:space="preserve"> வி க்ர</w:t>
-            </w:r>
-            <w:r>
-              <w:rPr>
-                <w:rFonts w:ascii="BRH Tamil Tab Extra" w:hAnsi="BRH Tamil Tab Extra" w:cs="Latha"/>
-                <w:b/>
-                <w:bCs/>
-                <w:szCs w:val="28"/>
-                <w:lang w:bidi="ta-IN"/>
-              </w:rPr>
-              <w:t>†</w:t>
-            </w:r>
-            <w:r>
-              <w:rPr>
-                <w:rFonts w:ascii="Latha" w:hAnsi="Latha" w:cs="Latha"/>
-                <w:szCs w:val="24"/>
-                <w:cs/>
-                <w:lang w:bidi="ta-IN"/>
-              </w:rPr>
-              <w:t>மஸ்வ க்ரமஸ்வ</w:t>
-            </w:r>
-            <w:r>
-              <w:rPr>
-                <w:rFonts w:ascii="BRH Tamil Tab Extra" w:hAnsi="BRH Tamil Tab Extra" w:cs="Latha"/>
-                <w:b/>
-                <w:bCs/>
-                <w:szCs w:val="28"/>
-                <w:lang w:bidi="ta-IN"/>
-              </w:rPr>
-              <w:t>…</w:t>
-            </w:r>
-            <w:r>
-              <w:rPr>
-                <w:rFonts w:ascii="Latha" w:hAnsi="Latha" w:cs="Latha"/>
-                <w:szCs w:val="24"/>
-                <w:lang w:bidi="ta-IN"/>
-              </w:rPr>
-              <w:t xml:space="preserve"> </w:t>
-            </w:r>
-            <w:r>
-              <w:rPr>
-                <w:rFonts w:ascii="Latha" w:hAnsi="Latha" w:cs="Latha"/>
-                <w:szCs w:val="24"/>
-                <w:cs/>
-                <w:lang w:bidi="ta-IN"/>
-              </w:rPr>
-              <w:t>வ்யன் வ</w:t>
-            </w:r>
-            <w:r>
-              <w:rPr>
-                <w:rFonts w:ascii="Latha" w:hAnsi="Latha" w:cs="Latha"/>
-                <w:szCs w:val="24"/>
-                <w:highlight w:val="yellow"/>
-                <w:cs/>
-                <w:lang w:bidi="ta-IN"/>
-              </w:rPr>
-              <w:t>னு</w:t>
-            </w:r>
-            <w:r>
-              <w:rPr>
-                <w:rFonts w:ascii="Latha" w:hAnsi="Latha" w:cs="Latha"/>
-                <w:szCs w:val="24"/>
-                <w:cs/>
-                <w:lang w:bidi="ta-IN"/>
-              </w:rPr>
-              <w:t xml:space="preserve"> வி க்ர</w:t>
-            </w:r>
-            <w:r>
-              <w:rPr>
-                <w:rFonts w:ascii="BRH Tamil Tab Extra" w:hAnsi="BRH Tamil Tab Extra" w:cs="Latha"/>
-                <w:b/>
-                <w:bCs/>
-                <w:szCs w:val="28"/>
-                <w:lang w:bidi="ta-IN"/>
-              </w:rPr>
-              <w:t>†</w:t>
-            </w:r>
-            <w:r>
-              <w:rPr>
-                <w:rFonts w:ascii="Latha" w:hAnsi="Latha" w:cs="Latha"/>
-                <w:szCs w:val="24"/>
-                <w:cs/>
-                <w:lang w:bidi="ta-IN"/>
-              </w:rPr>
-              <w:t xml:space="preserve">மஸ்வ </w:t>
-            </w:r>
-            <w:r>
-              <w:rPr>
-                <w:rFonts w:ascii="Latha" w:hAnsi="Latha" w:cs="Latha"/>
-                <w:szCs w:val="24"/>
-                <w:lang w:bidi="ta-IN"/>
-              </w:rPr>
-              <w:t>|</w:t>
-            </w:r>
-          </w:p>
-          <w:p>
-            <w:pPr>
-              <w:widowControl w:val="0"/>
-              <w:autoSpaceDE w:val="0"/>
-              <w:autoSpaceDN w:val="0"/>
-              <w:adjustRightInd w:val="0"/>
-              <w:spacing w:before="0" w:line="240" w:lineRule="auto"/>
-              <w:rPr>
                 <w:rFonts w:cs="BRH Malayalam Extra"/>
                 <w:color w:val="FF0000"/>
                 <w:szCs w:val="40"/>
               </w:rPr>
             </w:pPr>
+            <w:r>
+              <w:rPr>
+                <w:rFonts w:ascii="Latha" w:hAnsi="Latha" w:cs="Latha"/>
+                <w:szCs w:val="24"/>
+                <w:cs/>
+                <w:lang w:bidi="ta-IN"/>
+              </w:rPr>
+              <w:lastRenderedPageBreak/>
+              <w:t>அ</w:t>
+            </w:r>
+            <w:r>
+              <w:rPr>
+                <w:rFonts w:ascii="Latha" w:hAnsi="Latha" w:cs="Latha"/>
+                <w:szCs w:val="24"/>
+                <w:highlight w:val="yellow"/>
+                <w:cs/>
+                <w:lang w:bidi="ta-IN"/>
+              </w:rPr>
+              <w:t>னு</w:t>
+            </w:r>
+            <w:r>
+              <w:rPr>
+                <w:rFonts w:ascii="Latha" w:hAnsi="Latha" w:cs="Latha"/>
+                <w:szCs w:val="24"/>
+                <w:cs/>
+                <w:lang w:bidi="ta-IN"/>
+              </w:rPr>
+              <w:t xml:space="preserve"> வி வ்யன் வ</w:t>
+            </w:r>
+            <w:r>
+              <w:rPr>
+                <w:rFonts w:ascii="Latha" w:hAnsi="Latha" w:cs="Latha"/>
+                <w:szCs w:val="24"/>
+                <w:highlight w:val="yellow"/>
+                <w:cs/>
+                <w:lang w:bidi="ta-IN"/>
+              </w:rPr>
+              <w:t>னு</w:t>
+            </w:r>
+            <w:r>
+              <w:rPr>
+                <w:rFonts w:ascii="Latha" w:hAnsi="Latha" w:cs="Latha"/>
+                <w:szCs w:val="24"/>
+                <w:cs/>
+                <w:lang w:bidi="ta-IN"/>
+              </w:rPr>
+              <w:t xml:space="preserve"> வி க்ர</w:t>
+            </w:r>
+            <w:r>
+              <w:rPr>
+                <w:rFonts w:ascii="BRH Tamil Tab Extra" w:hAnsi="BRH Tamil Tab Extra" w:cs="Latha"/>
+                <w:b/>
+                <w:bCs/>
+                <w:szCs w:val="28"/>
+                <w:lang w:bidi="ta-IN"/>
+              </w:rPr>
+              <w:t>†</w:t>
+            </w:r>
+            <w:r>
+              <w:rPr>
+                <w:rFonts w:ascii="Latha" w:hAnsi="Latha" w:cs="Latha"/>
+                <w:szCs w:val="24"/>
+                <w:cs/>
+                <w:lang w:bidi="ta-IN"/>
+              </w:rPr>
+              <w:t>மஸ்வ க்ரமஸ்வ</w:t>
+            </w:r>
+            <w:r>
+              <w:rPr>
+                <w:rFonts w:ascii="BRH Tamil Tab Extra" w:hAnsi="BRH Tamil Tab Extra" w:cs="Latha"/>
+                <w:b/>
+                <w:bCs/>
+                <w:szCs w:val="28"/>
+                <w:lang w:bidi="ta-IN"/>
+              </w:rPr>
+              <w:t>…</w:t>
+            </w:r>
+            <w:r>
+              <w:rPr>
+                <w:rFonts w:ascii="Latha" w:hAnsi="Latha" w:cs="Latha"/>
+                <w:szCs w:val="24"/>
+                <w:lang w:bidi="ta-IN"/>
+              </w:rPr>
+              <w:t xml:space="preserve"> </w:t>
+            </w:r>
+            <w:r>
+              <w:rPr>
+                <w:rFonts w:ascii="Latha" w:hAnsi="Latha" w:cs="Latha"/>
+                <w:szCs w:val="24"/>
+                <w:cs/>
+                <w:lang w:bidi="ta-IN"/>
+              </w:rPr>
+              <w:t>வ்யன் வ</w:t>
+            </w:r>
+            <w:r>
+              <w:rPr>
+                <w:rFonts w:ascii="Latha" w:hAnsi="Latha" w:cs="Latha"/>
+                <w:szCs w:val="24"/>
+                <w:highlight w:val="yellow"/>
+                <w:cs/>
+                <w:lang w:bidi="ta-IN"/>
+              </w:rPr>
+              <w:t>னு</w:t>
+            </w:r>
+            <w:r>
+              <w:rPr>
+                <w:rFonts w:ascii="Latha" w:hAnsi="Latha" w:cs="Latha"/>
+                <w:szCs w:val="24"/>
+                <w:cs/>
+                <w:lang w:bidi="ta-IN"/>
+              </w:rPr>
+              <w:t xml:space="preserve"> வி க்ர</w:t>
+            </w:r>
+            <w:r>
+              <w:rPr>
+                <w:rFonts w:ascii="BRH Tamil Tab Extra" w:hAnsi="BRH Tamil Tab Extra" w:cs="Latha"/>
+                <w:b/>
+                <w:bCs/>
+                <w:szCs w:val="28"/>
+                <w:lang w:bidi="ta-IN"/>
+              </w:rPr>
+              <w:t>†</w:t>
+            </w:r>
+            <w:r>
+              <w:rPr>
+                <w:rFonts w:ascii="Latha" w:hAnsi="Latha" w:cs="Latha"/>
+                <w:szCs w:val="24"/>
+                <w:cs/>
+                <w:lang w:bidi="ta-IN"/>
+              </w:rPr>
+              <w:t xml:space="preserve">மஸ்வ </w:t>
+            </w:r>
+            <w:r>
+              <w:rPr>
+                <w:rFonts w:ascii="Latha" w:hAnsi="Latha" w:cs="Latha"/>
+                <w:szCs w:val="24"/>
+                <w:lang w:bidi="ta-IN"/>
+              </w:rPr>
+              <w:t>|</w:t>
+            </w:r>
           </w:p>
         </w:tc>
         <w:tc>
@@ -4253,7 +4206,6 @@
               </w:rPr>
               <w:t>)</w:t>
             </w:r>
-            <w:proofErr w:type="gramStart"/>
             <w:r>
               <w:rPr>
                 <w:rFonts w:ascii="Latha" w:hAnsi="Latha" w:cs="Latha"/>
@@ -4271,7 +4223,6 @@
               </w:rPr>
               <w:t>அ</w:t>
             </w:r>
-            <w:proofErr w:type="gramEnd"/>
             <w:r>
               <w:rPr>
                 <w:rFonts w:ascii="BRH Tamil Tab Extra" w:hAnsi="BRH Tamil Tab Extra" w:cs="Latha"/>
@@ -4878,7 +4829,6 @@
               </w:rPr>
               <w:t>)</w:t>
             </w:r>
-            <w:proofErr w:type="gramStart"/>
             <w:r>
               <w:rPr>
                 <w:rFonts w:ascii="Latha" w:hAnsi="Latha" w:cs="Latha"/>
@@ -4896,7 +4846,6 @@
               </w:rPr>
               <w:t>அனு</w:t>
             </w:r>
-            <w:proofErr w:type="gramEnd"/>
             <w:r>
               <w:rPr>
                 <w:rFonts w:ascii="BRH Tamil Tab Extra" w:hAnsi="BRH Tamil Tab Extra" w:cs="Latha"/>
@@ -5006,197 +4955,183 @@
               <w:adjustRightInd w:val="0"/>
               <w:spacing w:before="0" w:line="240" w:lineRule="auto"/>
               <w:rPr>
-                <w:rFonts w:ascii="Latha" w:hAnsi="Latha" w:cs="Latha"/>
-                <w:szCs w:val="24"/>
-                <w:lang w:bidi="ta-IN"/>
-              </w:rPr>
-            </w:pPr>
-            <w:r>
-              <w:rPr>
-                <w:rFonts w:ascii="Latha" w:hAnsi="Latha" w:cs="Latha"/>
-                <w:szCs w:val="24"/>
-                <w:cs/>
-                <w:lang w:bidi="ta-IN"/>
-              </w:rPr>
-              <w:lastRenderedPageBreak/>
-              <w:t>அ</w:t>
-            </w:r>
-            <w:r>
-              <w:rPr>
-                <w:rFonts w:ascii="Latha" w:hAnsi="Latha" w:cs="Latha"/>
-                <w:szCs w:val="24"/>
-                <w:highlight w:val="green"/>
-                <w:cs/>
-                <w:lang w:bidi="ta-IN"/>
-              </w:rPr>
-              <w:t>னு</w:t>
-            </w:r>
-            <w:r>
-              <w:rPr>
-                <w:rFonts w:ascii="BRH Tamil Tab Extra" w:hAnsi="BRH Tamil Tab Extra" w:cs="Latha"/>
-                <w:b/>
-                <w:bCs/>
-                <w:szCs w:val="28"/>
-                <w:lang w:bidi="ta-IN"/>
-              </w:rPr>
-              <w:t>…</w:t>
-            </w:r>
-            <w:r>
-              <w:rPr>
-                <w:rFonts w:ascii="Latha" w:hAnsi="Latha" w:cs="Latha"/>
-                <w:szCs w:val="24"/>
-                <w:cs/>
-                <w:lang w:bidi="ta-IN"/>
-              </w:rPr>
-              <w:t xml:space="preserve"> வி வ்யன் வ</w:t>
-            </w:r>
-            <w:r>
-              <w:rPr>
-                <w:rFonts w:ascii="Latha" w:hAnsi="Latha" w:cs="Latha"/>
-                <w:szCs w:val="24"/>
-                <w:highlight w:val="green"/>
-                <w:cs/>
-                <w:lang w:bidi="ta-IN"/>
-              </w:rPr>
-              <w:t>னு</w:t>
-            </w:r>
-            <w:r>
-              <w:rPr>
-                <w:rFonts w:ascii="BRH Tamil Tab Extra" w:hAnsi="BRH Tamil Tab Extra" w:cs="Latha"/>
-                <w:b/>
-                <w:bCs/>
-                <w:szCs w:val="28"/>
-                <w:highlight w:val="green"/>
-                <w:lang w:bidi="ta-IN"/>
-              </w:rPr>
-              <w:t>…</w:t>
-            </w:r>
-            <w:r>
-              <w:rPr>
-                <w:rFonts w:ascii="Latha" w:hAnsi="Latha" w:cs="Latha"/>
-                <w:szCs w:val="24"/>
-                <w:cs/>
-                <w:lang w:bidi="ta-IN"/>
-              </w:rPr>
-              <w:t xml:space="preserve"> வி க்ர</w:t>
-            </w:r>
-            <w:r>
-              <w:rPr>
-                <w:rFonts w:ascii="BRH Tamil Tab Extra" w:hAnsi="BRH Tamil Tab Extra" w:cs="Latha"/>
-                <w:b/>
-                <w:bCs/>
-                <w:szCs w:val="28"/>
-                <w:lang w:bidi="ta-IN"/>
-              </w:rPr>
-              <w:t>†</w:t>
-            </w:r>
-            <w:r>
-              <w:rPr>
-                <w:rFonts w:ascii="Latha" w:hAnsi="Latha" w:cs="Latha"/>
-                <w:szCs w:val="24"/>
-                <w:cs/>
-                <w:lang w:bidi="ta-IN"/>
-              </w:rPr>
-              <w:t>மஸ்வ க்ரமஸ்வ</w:t>
-            </w:r>
-            <w:r>
-              <w:rPr>
-                <w:rFonts w:ascii="BRH Tamil Tab Extra" w:hAnsi="BRH Tamil Tab Extra" w:cs="Latha"/>
-                <w:b/>
-                <w:bCs/>
-                <w:szCs w:val="28"/>
-                <w:lang w:bidi="ta-IN"/>
-              </w:rPr>
-              <w:t>…</w:t>
-            </w:r>
-            <w:r>
-              <w:rPr>
-                <w:rFonts w:ascii="Latha" w:hAnsi="Latha" w:cs="Latha"/>
-                <w:szCs w:val="24"/>
-                <w:lang w:bidi="ta-IN"/>
-              </w:rPr>
-              <w:t xml:space="preserve"> </w:t>
-            </w:r>
-            <w:r>
-              <w:rPr>
-                <w:rFonts w:ascii="Latha" w:hAnsi="Latha" w:cs="Latha"/>
-                <w:szCs w:val="24"/>
-                <w:cs/>
-                <w:lang w:bidi="ta-IN"/>
-              </w:rPr>
-              <w:t>வ்யன் வ</w:t>
-            </w:r>
-            <w:r>
-              <w:rPr>
-                <w:rFonts w:ascii="Latha" w:hAnsi="Latha" w:cs="Latha"/>
-                <w:szCs w:val="24"/>
-                <w:highlight w:val="green"/>
-                <w:cs/>
-                <w:lang w:bidi="ta-IN"/>
-              </w:rPr>
-              <w:t>னு</w:t>
-            </w:r>
-            <w:r>
-              <w:rPr>
-                <w:rFonts w:ascii="BRH Tamil Tab Extra" w:hAnsi="BRH Tamil Tab Extra" w:cs="Latha"/>
-                <w:b/>
-                <w:bCs/>
-                <w:szCs w:val="28"/>
-                <w:lang w:bidi="ta-IN"/>
-              </w:rPr>
-              <w:t>…</w:t>
-            </w:r>
-            <w:r>
-              <w:rPr>
-                <w:rFonts w:ascii="Latha" w:hAnsi="Latha" w:cs="Latha"/>
-                <w:szCs w:val="24"/>
-                <w:cs/>
-                <w:lang w:bidi="ta-IN"/>
-              </w:rPr>
-              <w:t xml:space="preserve"> வி க்ர</w:t>
-            </w:r>
-            <w:r>
-              <w:rPr>
-                <w:rFonts w:ascii="BRH Tamil Tab Extra" w:hAnsi="BRH Tamil Tab Extra" w:cs="Latha"/>
-                <w:b/>
-                <w:bCs/>
-                <w:szCs w:val="28"/>
-                <w:lang w:bidi="ta-IN"/>
-              </w:rPr>
-              <w:t>†</w:t>
-            </w:r>
-            <w:r>
-              <w:rPr>
-                <w:rFonts w:ascii="Latha" w:hAnsi="Latha" w:cs="Latha"/>
-                <w:szCs w:val="24"/>
-                <w:cs/>
-                <w:lang w:bidi="ta-IN"/>
-              </w:rPr>
-              <w:t xml:space="preserve">மஸ்வ </w:t>
-            </w:r>
-            <w:r>
-              <w:rPr>
-                <w:rFonts w:ascii="Latha" w:hAnsi="Latha" w:cs="Latha"/>
-                <w:szCs w:val="24"/>
-                <w:lang w:bidi="ta-IN"/>
-              </w:rPr>
-              <w:t>|</w:t>
-            </w:r>
-          </w:p>
-          <w:p>
-            <w:pPr>
-              <w:widowControl w:val="0"/>
-              <w:autoSpaceDE w:val="0"/>
-              <w:autoSpaceDN w:val="0"/>
-              <w:adjustRightInd w:val="0"/>
-              <w:spacing w:before="0" w:line="240" w:lineRule="auto"/>
-              <w:rPr>
                 <w:rFonts w:ascii="BRH Devanagari Extra" w:hAnsi="BRH Devanagari Extra" w:cs="BRH Devanagari Extra"/>
                 <w:color w:val="000000"/>
                 <w:sz w:val="32"/>
                 <w:szCs w:val="32"/>
               </w:rPr>
             </w:pPr>
+            <w:r>
+              <w:rPr>
+                <w:rFonts w:ascii="Latha" w:hAnsi="Latha" w:cs="Latha"/>
+                <w:szCs w:val="24"/>
+                <w:cs/>
+                <w:lang w:bidi="ta-IN"/>
+              </w:rPr>
+              <w:lastRenderedPageBreak/>
+              <w:t>அ</w:t>
+            </w:r>
+            <w:r>
+              <w:rPr>
+                <w:rFonts w:ascii="Latha" w:hAnsi="Latha" w:cs="Latha"/>
+                <w:szCs w:val="24"/>
+                <w:highlight w:val="green"/>
+                <w:cs/>
+                <w:lang w:bidi="ta-IN"/>
+              </w:rPr>
+              <w:t>னு</w:t>
+            </w:r>
+            <w:r>
+              <w:rPr>
+                <w:rFonts w:ascii="BRH Tamil Tab Extra" w:hAnsi="BRH Tamil Tab Extra" w:cs="Latha"/>
+                <w:b/>
+                <w:bCs/>
+                <w:szCs w:val="28"/>
+                <w:lang w:bidi="ta-IN"/>
+              </w:rPr>
+              <w:t>…</w:t>
+            </w:r>
+            <w:r>
+              <w:rPr>
+                <w:rFonts w:ascii="Latha" w:hAnsi="Latha" w:cs="Latha"/>
+                <w:szCs w:val="24"/>
+                <w:cs/>
+                <w:lang w:bidi="ta-IN"/>
+              </w:rPr>
+              <w:t xml:space="preserve"> வி வ்யன் வ</w:t>
+            </w:r>
+            <w:r>
+              <w:rPr>
+                <w:rFonts w:ascii="Latha" w:hAnsi="Latha" w:cs="Latha"/>
+                <w:szCs w:val="24"/>
+                <w:highlight w:val="green"/>
+                <w:cs/>
+                <w:lang w:bidi="ta-IN"/>
+              </w:rPr>
+              <w:t>னு</w:t>
+            </w:r>
+            <w:r>
+              <w:rPr>
+                <w:rFonts w:ascii="BRH Tamil Tab Extra" w:hAnsi="BRH Tamil Tab Extra" w:cs="Latha"/>
+                <w:b/>
+                <w:bCs/>
+                <w:szCs w:val="28"/>
+                <w:highlight w:val="green"/>
+                <w:lang w:bidi="ta-IN"/>
+              </w:rPr>
+              <w:t>…</w:t>
+            </w:r>
+            <w:r>
+              <w:rPr>
+                <w:rFonts w:ascii="Latha" w:hAnsi="Latha" w:cs="Latha"/>
+                <w:szCs w:val="24"/>
+                <w:cs/>
+                <w:lang w:bidi="ta-IN"/>
+              </w:rPr>
+              <w:t xml:space="preserve"> வி க்ர</w:t>
+            </w:r>
+            <w:r>
+              <w:rPr>
+                <w:rFonts w:ascii="BRH Tamil Tab Extra" w:hAnsi="BRH Tamil Tab Extra" w:cs="Latha"/>
+                <w:b/>
+                <w:bCs/>
+                <w:szCs w:val="28"/>
+                <w:lang w:bidi="ta-IN"/>
+              </w:rPr>
+              <w:t>†</w:t>
+            </w:r>
+            <w:r>
+              <w:rPr>
+                <w:rFonts w:ascii="Latha" w:hAnsi="Latha" w:cs="Latha"/>
+                <w:szCs w:val="24"/>
+                <w:cs/>
+                <w:lang w:bidi="ta-IN"/>
+              </w:rPr>
+              <w:t>மஸ்வ க்ரமஸ்வ</w:t>
+            </w:r>
+            <w:r>
+              <w:rPr>
+                <w:rFonts w:ascii="BRH Tamil Tab Extra" w:hAnsi="BRH Tamil Tab Extra" w:cs="Latha"/>
+                <w:b/>
+                <w:bCs/>
+                <w:szCs w:val="28"/>
+                <w:lang w:bidi="ta-IN"/>
+              </w:rPr>
+              <w:t>…</w:t>
+            </w:r>
+            <w:r>
+              <w:rPr>
+                <w:rFonts w:ascii="Latha" w:hAnsi="Latha" w:cs="Latha"/>
+                <w:szCs w:val="24"/>
+                <w:lang w:bidi="ta-IN"/>
+              </w:rPr>
+              <w:t xml:space="preserve"> </w:t>
+            </w:r>
+            <w:r>
+              <w:rPr>
+                <w:rFonts w:ascii="Latha" w:hAnsi="Latha" w:cs="Latha"/>
+                <w:szCs w:val="24"/>
+                <w:cs/>
+                <w:lang w:bidi="ta-IN"/>
+              </w:rPr>
+              <w:t>வ்யன் வ</w:t>
+            </w:r>
+            <w:r>
+              <w:rPr>
+                <w:rFonts w:ascii="Latha" w:hAnsi="Latha" w:cs="Latha"/>
+                <w:szCs w:val="24"/>
+                <w:highlight w:val="green"/>
+                <w:cs/>
+                <w:lang w:bidi="ta-IN"/>
+              </w:rPr>
+              <w:t>னு</w:t>
+            </w:r>
+            <w:r>
+              <w:rPr>
+                <w:rFonts w:ascii="BRH Tamil Tab Extra" w:hAnsi="BRH Tamil Tab Extra" w:cs="Latha"/>
+                <w:b/>
+                <w:bCs/>
+                <w:szCs w:val="28"/>
+                <w:lang w:bidi="ta-IN"/>
+              </w:rPr>
+              <w:t>…</w:t>
+            </w:r>
+            <w:r>
+              <w:rPr>
+                <w:rFonts w:ascii="Latha" w:hAnsi="Latha" w:cs="Latha"/>
+                <w:szCs w:val="24"/>
+                <w:cs/>
+                <w:lang w:bidi="ta-IN"/>
+              </w:rPr>
+              <w:t xml:space="preserve"> வி க்ர</w:t>
+            </w:r>
+            <w:r>
+              <w:rPr>
+                <w:rFonts w:ascii="BRH Tamil Tab Extra" w:hAnsi="BRH Tamil Tab Extra" w:cs="Latha"/>
+                <w:b/>
+                <w:bCs/>
+                <w:szCs w:val="28"/>
+                <w:lang w:bidi="ta-IN"/>
+              </w:rPr>
+              <w:t>†</w:t>
+            </w:r>
+            <w:r>
+              <w:rPr>
+                <w:rFonts w:ascii="Latha" w:hAnsi="Latha" w:cs="Latha"/>
+                <w:szCs w:val="24"/>
+                <w:cs/>
+                <w:lang w:bidi="ta-IN"/>
+              </w:rPr>
+              <w:t xml:space="preserve">மஸ்வ </w:t>
+            </w:r>
+            <w:r>
+              <w:rPr>
+                <w:rFonts w:ascii="Latha" w:hAnsi="Latha" w:cs="Latha"/>
+                <w:szCs w:val="24"/>
+                <w:lang w:bidi="ta-IN"/>
+              </w:rPr>
+              <w:t>|</w:t>
+            </w:r>
           </w:p>
           <w:p>
             <w:pPr>
@@ -5374,7 +5309,6 @@
               </w:rPr>
               <w:t>2)</w:t>
             </w:r>
-            <w:proofErr w:type="gramStart"/>
             <w:r>
               <w:rPr>
                 <w:rFonts w:ascii="Latha" w:hAnsi="Latha" w:cs="Latha"/>
@@ -5392,7 +5326,6 @@
               </w:rPr>
               <w:t>தி</w:t>
             </w:r>
-            <w:proofErr w:type="gramEnd"/>
             <w:r>
               <w:rPr>
                 <w:rFonts w:ascii="Latha" w:hAnsi="Latha" w:cs="Latha"/>
@@ -5976,7 +5909,6 @@
               </w:rPr>
               <w:t>3)</w:t>
             </w:r>
-            <w:proofErr w:type="gramStart"/>
             <w:r>
               <w:rPr>
                 <w:rFonts w:ascii="Latha" w:hAnsi="Latha" w:cs="Latha"/>
@@ -5994,7 +5926,6 @@
               </w:rPr>
               <w:t>அனு</w:t>
             </w:r>
-            <w:proofErr w:type="gramEnd"/>
             <w:r>
               <w:rPr>
                 <w:rFonts w:ascii="BRH Tamil Tab Extra" w:hAnsi="BRH Tamil Tab Extra" w:cs="Latha"/>
@@ -6405,7 +6336,6 @@
               </w:rPr>
               <w:t>2)</w:t>
             </w:r>
-            <w:proofErr w:type="gramStart"/>
             <w:r>
               <w:rPr>
                 <w:rFonts w:ascii="Latha" w:hAnsi="Latha" w:cs="Latha"/>
@@ -6423,7 +6353,6 @@
               </w:rPr>
               <w:t>தி</w:t>
             </w:r>
-            <w:proofErr w:type="gramEnd"/>
             <w:r>
               <w:rPr>
                 <w:rFonts w:ascii="Latha" w:hAnsi="Latha" w:cs="Latha"/>
@@ -7027,7 +6956,6 @@
               </w:rPr>
               <w:t>3)</w:t>
             </w:r>
-            <w:proofErr w:type="gramStart"/>
             <w:r>
               <w:rPr>
                 <w:rFonts w:ascii="Latha" w:hAnsi="Latha" w:cs="Latha"/>
@@ -7045,7 +6973,6 @@
               </w:rPr>
               <w:t>அனு</w:t>
             </w:r>
-            <w:proofErr w:type="gramEnd"/>
             <w:r>
               <w:rPr>
                 <w:rFonts w:ascii="BRH Tamil Tab Extra" w:hAnsi="BRH Tamil Tab Extra" w:cs="Latha"/>
@@ -7484,7 +7411,6 @@
               </w:rPr>
               <w:t>)</w:t>
             </w:r>
-            <w:proofErr w:type="gramStart"/>
             <w:r>
               <w:rPr>
                 <w:rFonts w:ascii="Latha" w:hAnsi="Latha" w:cs="Latha"/>
@@ -7502,7 +7428,6 @@
               </w:rPr>
               <w:t>தி</w:t>
             </w:r>
-            <w:proofErr w:type="gramEnd"/>
             <w:r>
               <w:rPr>
                 <w:rFonts w:ascii="Latha" w:hAnsi="Latha" w:cs="Latha"/>
@@ -8060,7 +7985,6 @@
               </w:rPr>
               <w:t>)</w:t>
             </w:r>
-            <w:proofErr w:type="gramStart"/>
             <w:r>
               <w:rPr>
                 <w:rFonts w:ascii="Latha" w:hAnsi="Latha" w:cs="Latha"/>
@@ -8078,7 +8002,6 @@
               </w:rPr>
               <w:t>அனு</w:t>
             </w:r>
-            <w:proofErr w:type="gramEnd"/>
             <w:r>
               <w:rPr>
                 <w:rFonts w:ascii="BRH Tamil Tab Extra" w:hAnsi="BRH Tamil Tab Extra" w:cs="Latha"/>
@@ -8379,7 +8302,6 @@
                 <w:szCs w:val="24"/>
                 <w:lang w:bidi="ta-IN"/>
               </w:rPr>
-              <w:lastRenderedPageBreak/>
               <w:t>(</w:t>
             </w:r>
             <w:r>
@@ -8474,7 +8396,6 @@
               </w:rPr>
               <w:t>)</w:t>
             </w:r>
-            <w:proofErr w:type="gramStart"/>
             <w:r>
               <w:rPr>
                 <w:rFonts w:ascii="Latha" w:hAnsi="Latha" w:cs="Latha"/>
@@ -8492,7 +8413,6 @@
               </w:rPr>
               <w:t>தி</w:t>
             </w:r>
-            <w:proofErr w:type="gramEnd"/>
             <w:r>
               <w:rPr>
                 <w:rFonts w:ascii="Latha" w:hAnsi="Latha" w:cs="Latha"/>
@@ -9072,7 +8992,6 @@
               </w:rPr>
               <w:t>)</w:t>
             </w:r>
-            <w:proofErr w:type="gramStart"/>
             <w:r>
               <w:rPr>
                 <w:rFonts w:ascii="Latha" w:hAnsi="Latha" w:cs="Latha"/>
@@ -9090,7 +9009,6 @@
               </w:rPr>
               <w:t>அனு</w:t>
             </w:r>
-            <w:proofErr w:type="gramEnd"/>
             <w:r>
               <w:rPr>
                 <w:rFonts w:ascii="BRH Tamil Tab Extra" w:hAnsi="BRH Tamil Tab Extra" w:cs="Latha"/>
@@ -9524,7 +9442,6 @@
               </w:rPr>
               <w:t>)</w:t>
             </w:r>
-            <w:proofErr w:type="gramStart"/>
             <w:r>
               <w:rPr>
                 <w:rFonts w:ascii="Latha" w:hAnsi="Latha" w:cs="Latha"/>
@@ -9542,7 +9459,6 @@
               </w:rPr>
               <w:t>த்வா</w:t>
             </w:r>
-            <w:proofErr w:type="gramEnd"/>
             <w:r>
               <w:rPr>
                 <w:rFonts w:ascii="BRH Tamil Tab Extra" w:hAnsi="BRH Tamil Tab Extra" w:cs="Latha"/>
@@ -10893,7 +10809,6 @@
               </w:rPr>
               <w:t>3)</w:t>
             </w:r>
-            <w:proofErr w:type="gramStart"/>
             <w:r>
               <w:rPr>
                 <w:rFonts w:ascii="Latha" w:hAnsi="Latha" w:cs="Latha"/>
@@ -10911,7 +10826,6 @@
               </w:rPr>
               <w:t>வா</w:t>
             </w:r>
-            <w:proofErr w:type="gramEnd"/>
             <w:r>
               <w:rPr>
                 <w:rFonts w:ascii="BRH Tamil Tab Extra" w:hAnsi="BRH Tamil Tab Extra" w:cs="Latha"/>
@@ -11714,7 +11628,6 @@
               </w:rPr>
               <w:t>)</w:t>
             </w:r>
-            <w:proofErr w:type="gramStart"/>
             <w:r>
               <w:rPr>
                 <w:rFonts w:ascii="Latha" w:hAnsi="Latha" w:cs="Latha"/>
@@ -11732,7 +11645,6 @@
               </w:rPr>
               <w:t>த்வா</w:t>
             </w:r>
-            <w:proofErr w:type="gramEnd"/>
             <w:r>
               <w:rPr>
                 <w:rFonts w:ascii="BRH Tamil Tab Extra" w:hAnsi="BRH Tamil Tab Extra" w:cs="Latha"/>
@@ -16103,7 +16015,6 @@
               </w:rPr>
               <w:t>4)</w:t>
             </w:r>
-            <w:proofErr w:type="gramStart"/>
             <w:r>
               <w:rPr>
                 <w:rFonts w:ascii="Latha" w:hAnsi="Latha" w:cs="Latha"/>
@@ -16121,7 +16032,6 @@
               </w:rPr>
               <w:t>அ</w:t>
             </w:r>
-            <w:proofErr w:type="gramEnd"/>
             <w:r>
               <w:rPr>
                 <w:rFonts w:ascii="BRH Tamil Tab Extra" w:hAnsi="BRH Tamil Tab Extra" w:cs="Latha"/>
@@ -16700,7 +16610,6 @@
               </w:rPr>
               <w:t>4)</w:t>
             </w:r>
-            <w:proofErr w:type="gramStart"/>
             <w:r>
               <w:rPr>
                 <w:rFonts w:ascii="Latha" w:hAnsi="Latha" w:cs="Latha"/>
@@ -16718,7 +16627,6 @@
               </w:rPr>
               <w:t>அ</w:t>
             </w:r>
-            <w:proofErr w:type="gramEnd"/>
             <w:r>
               <w:rPr>
                 <w:rFonts w:ascii="BRH Tamil Tab Extra" w:hAnsi="BRH Tamil Tab Extra" w:cs="Latha"/>
@@ -17333,7 +17241,6 @@
               </w:rPr>
               <w:t>)</w:t>
             </w:r>
-            <w:proofErr w:type="gramStart"/>
             <w:r>
               <w:rPr>
                 <w:rFonts w:ascii="Latha" w:hAnsi="Latha" w:cs="Latha"/>
@@ -17351,7 +17258,6 @@
               </w:rPr>
               <w:t>ஆ</w:t>
             </w:r>
-            <w:proofErr w:type="gramEnd"/>
             <w:r>
               <w:rPr>
                 <w:rFonts w:ascii="BRH Tamil Tab Extra" w:hAnsi="BRH Tamil Tab Extra" w:cs="Latha"/>
@@ -17812,7 +17718,6 @@
               </w:rPr>
               <w:t>)</w:t>
             </w:r>
-            <w:proofErr w:type="gramStart"/>
             <w:r>
               <w:rPr>
                 <w:rFonts w:ascii="Latha" w:hAnsi="Latha" w:cs="Latha"/>
@@ -17830,7 +17735,6 @@
               </w:rPr>
               <w:t>வ</w:t>
             </w:r>
-            <w:proofErr w:type="gramEnd"/>
             <w:r>
               <w:rPr>
                 <w:rFonts w:ascii="BRH Tamil Tab Extra" w:hAnsi="BRH Tamil Tab Extra" w:cs="Latha"/>
@@ -18504,7 +18408,6 @@
               </w:rPr>
               <w:t>)</w:t>
             </w:r>
-            <w:proofErr w:type="gramStart"/>
             <w:r>
               <w:rPr>
                 <w:rFonts w:ascii="Latha" w:hAnsi="Latha" w:cs="Latha"/>
@@ -18522,7 +18425,6 @@
               </w:rPr>
               <w:t>ஆ</w:t>
             </w:r>
-            <w:proofErr w:type="gramEnd"/>
             <w:r>
               <w:rPr>
                 <w:rFonts w:ascii="BRH Tamil Tab Extra" w:hAnsi="BRH Tamil Tab Extra" w:cs="Latha"/>
@@ -19011,7 +18913,6 @@
               </w:rPr>
               <w:t>)</w:t>
             </w:r>
-            <w:proofErr w:type="gramStart"/>
             <w:r>
               <w:rPr>
                 <w:rFonts w:ascii="Latha" w:hAnsi="Latha" w:cs="Latha"/>
@@ -19029,7 +18930,6 @@
               </w:rPr>
               <w:t>வ</w:t>
             </w:r>
-            <w:proofErr w:type="gramEnd"/>
             <w:r>
               <w:rPr>
                 <w:rFonts w:ascii="BRH Tamil Tab Extra" w:hAnsi="BRH Tamil Tab Extra" w:cs="Latha"/>
@@ -21712,7 +21612,6 @@
               </w:rPr>
               <w:t>)</w:t>
             </w:r>
-            <w:proofErr w:type="gramStart"/>
             <w:r>
               <w:rPr>
                 <w:rFonts w:ascii="Latha" w:hAnsi="Latha" w:cs="Latha"/>
@@ -21730,7 +21629,6 @@
               </w:rPr>
               <w:t>உ</w:t>
             </w:r>
-            <w:proofErr w:type="gramEnd"/>
             <w:r>
               <w:rPr>
                 <w:rFonts w:ascii="BRH Tamil Tab Extra" w:hAnsi="BRH Tamil Tab Extra" w:cs="Latha"/>
@@ -22351,7 +22249,6 @@
               </w:rPr>
               <w:t>)</w:t>
             </w:r>
-            <w:proofErr w:type="gramStart"/>
             <w:r>
               <w:rPr>
                 <w:rFonts w:ascii="Latha" w:hAnsi="Latha" w:cs="Latha"/>
@@ -22369,7 +22266,6 @@
               </w:rPr>
               <w:t>உ</w:t>
             </w:r>
-            <w:proofErr w:type="gramEnd"/>
             <w:r>
               <w:rPr>
                 <w:rFonts w:ascii="BRH Tamil Tab Extra" w:hAnsi="BRH Tamil Tab Extra" w:cs="Latha"/>
@@ -24748,7 +24644,6 @@
               </w:rPr>
               <w:t>)</w:t>
             </w:r>
-            <w:proofErr w:type="gramStart"/>
             <w:r>
               <w:rPr>
                 <w:rFonts w:ascii="Latha" w:hAnsi="Latha" w:cs="Latha"/>
@@ -24766,7 +24661,6 @@
               </w:rPr>
               <w:t>உ</w:t>
             </w:r>
-            <w:proofErr w:type="gramEnd"/>
             <w:r>
               <w:rPr>
                 <w:rFonts w:ascii="BRH Tamil Tab Extra" w:hAnsi="BRH Tamil Tab Extra" w:cs="Latha"/>
@@ -25402,7 +25296,6 @@
               </w:rPr>
               <w:t>)</w:t>
             </w:r>
-            <w:proofErr w:type="gramStart"/>
             <w:r>
               <w:rPr>
                 <w:rFonts w:ascii="Latha" w:hAnsi="Latha" w:cs="Latha"/>
@@ -25420,7 +25313,6 @@
               </w:rPr>
               <w:t>உ</w:t>
             </w:r>
-            <w:proofErr w:type="gramEnd"/>
             <w:r>
               <w:rPr>
                 <w:rFonts w:ascii="BRH Tamil Tab Extra" w:hAnsi="BRH Tamil Tab Extra" w:cs="Latha"/>
@@ -25865,7 +25757,6 @@
               </w:rPr>
               <w:t>)</w:t>
             </w:r>
-            <w:proofErr w:type="gramStart"/>
             <w:r>
               <w:rPr>
                 <w:rFonts w:ascii="Latha" w:hAnsi="Latha" w:cs="Latha"/>
@@ -25883,7 +25774,6 @@
               </w:rPr>
               <w:t>ஓஷ</w:t>
             </w:r>
-            <w:proofErr w:type="gramEnd"/>
             <w:r>
               <w:rPr>
                 <w:rFonts w:ascii="BRH Tamil Tab Extra" w:hAnsi="BRH Tamil Tab Extra" w:cs="Latha"/>
@@ -26622,7 +26512,6 @@
               </w:rPr>
               <w:t>)</w:t>
             </w:r>
-            <w:proofErr w:type="gramStart"/>
             <w:r>
               <w:rPr>
                 <w:rFonts w:ascii="Latha" w:hAnsi="Latha" w:cs="Latha"/>
@@ -26640,7 +26529,6 @@
               </w:rPr>
               <w:t>அ</w:t>
             </w:r>
-            <w:proofErr w:type="gramEnd"/>
             <w:r>
               <w:rPr>
                 <w:rFonts w:ascii="BRH Tamil Tab Extra" w:hAnsi="BRH Tamil Tab Extra" w:cs="Latha"/>
@@ -27286,7 +27174,6 @@
               </w:rPr>
               <w:t>)</w:t>
             </w:r>
-            <w:proofErr w:type="gramStart"/>
             <w:r>
               <w:rPr>
                 <w:rFonts w:ascii="Latha" w:hAnsi="Latha" w:cs="Latha"/>
@@ -27304,7 +27191,6 @@
               </w:rPr>
               <w:t>ஓஷ</w:t>
             </w:r>
-            <w:proofErr w:type="gramEnd"/>
             <w:r>
               <w:rPr>
                 <w:rFonts w:ascii="BRH Tamil Tab Extra" w:hAnsi="BRH Tamil Tab Extra" w:cs="Latha"/>
@@ -28093,7 +27979,6 @@
               </w:rPr>
               <w:t>)</w:t>
             </w:r>
-            <w:proofErr w:type="gramStart"/>
             <w:r>
               <w:rPr>
                 <w:rFonts w:ascii="Latha" w:hAnsi="Latha" w:cs="Latha"/>
@@ -28111,7 +27996,6 @@
               </w:rPr>
               <w:t>அ</w:t>
             </w:r>
-            <w:proofErr w:type="gramEnd"/>
             <w:r>
               <w:rPr>
                 <w:rFonts w:ascii="BRH Tamil Tab Extra" w:hAnsi="BRH Tamil Tab Extra" w:cs="Latha"/>
@@ -28783,7 +28667,6 @@
               </w:rPr>
               <w:t>)</w:t>
             </w:r>
-            <w:proofErr w:type="gramStart"/>
             <w:r>
               <w:rPr>
                 <w:rFonts w:ascii="Latha" w:hAnsi="Latha" w:cs="Latha"/>
@@ -28801,7 +28684,6 @@
               </w:rPr>
               <w:t>தி</w:t>
             </w:r>
-            <w:proofErr w:type="gramEnd"/>
             <w:r>
               <w:rPr>
                 <w:rFonts w:ascii="BRH Tamil Tab Extra" w:hAnsi="BRH Tamil Tab Extra" w:cs="Latha"/>
@@ -29160,7 +29042,6 @@
               </w:rPr>
               <w:t>)</w:t>
             </w:r>
-            <w:proofErr w:type="gramStart"/>
             <w:r>
               <w:rPr>
                 <w:rFonts w:ascii="Latha" w:hAnsi="Latha" w:cs="Latha"/>
@@ -29178,7 +29059,6 @@
               </w:rPr>
               <w:t>தி</w:t>
             </w:r>
-            <w:proofErr w:type="gramEnd"/>
             <w:r>
               <w:rPr>
                 <w:rFonts w:ascii="BRH Tamil Tab Extra" w:hAnsi="BRH Tamil Tab Extra" w:cs="Latha"/>
@@ -29540,7 +29420,6 @@
               </w:rPr>
               <w:t>)</w:t>
             </w:r>
-            <w:proofErr w:type="gramStart"/>
             <w:r>
               <w:rPr>
                 <w:rFonts w:ascii="Latha" w:hAnsi="Latha" w:cs="Latha"/>
@@ -29558,7 +29437,6 @@
               </w:rPr>
               <w:t>அ</w:t>
             </w:r>
-            <w:proofErr w:type="gramEnd"/>
             <w:r>
               <w:rPr>
                 <w:rFonts w:ascii="BRH Tamil Tab Extra" w:hAnsi="BRH Tamil Tab Extra" w:cs="Latha"/>
@@ -29823,7 +29701,6 @@
               </w:rPr>
               <w:t>)</w:t>
             </w:r>
-            <w:proofErr w:type="gramStart"/>
             <w:r>
               <w:rPr>
                 <w:rFonts w:ascii="Latha" w:hAnsi="Latha" w:cs="Latha"/>
@@ -29841,7 +29718,6 @@
               </w:rPr>
               <w:t>அ</w:t>
             </w:r>
-            <w:proofErr w:type="gramEnd"/>
             <w:r>
               <w:rPr>
                 <w:rFonts w:ascii="BRH Tamil Tab Extra" w:hAnsi="BRH Tamil Tab Extra" w:cs="Latha"/>
@@ -30110,7 +29986,6 @@
               </w:rPr>
               <w:t>2)</w:t>
             </w:r>
-            <w:proofErr w:type="gramStart"/>
             <w:r>
               <w:rPr>
                 <w:rFonts w:ascii="Latha" w:hAnsi="Latha" w:cs="Latha"/>
@@ -30128,7 +30003,6 @@
               </w:rPr>
               <w:t>அத</w:t>
             </w:r>
-            <w:proofErr w:type="gramEnd"/>
             <w:r>
               <w:rPr>
                 <w:rFonts w:ascii="BRH Tamil Tab Extra" w:hAnsi="BRH Tamil Tab Extra" w:cs="Latha"/>
@@ -30966,7 +30840,6 @@
               </w:rPr>
               <w:t>3)</w:t>
             </w:r>
-            <w:proofErr w:type="gramStart"/>
             <w:r>
               <w:rPr>
                 <w:rFonts w:ascii="Latha" w:hAnsi="Latha" w:cs="Latha"/>
@@ -30984,7 +30857,6 @@
               </w:rPr>
               <w:t>ஶ</w:t>
             </w:r>
-            <w:proofErr w:type="gramEnd"/>
             <w:r>
               <w:rPr>
                 <w:rFonts w:ascii="BRH Tamil Tab Extra" w:hAnsi="BRH Tamil Tab Extra" w:cs="Latha"/>
@@ -31912,7 +31784,6 @@
               </w:rPr>
               <w:t>3)</w:t>
             </w:r>
-            <w:proofErr w:type="gramStart"/>
             <w:r>
               <w:rPr>
                 <w:rFonts w:ascii="Latha" w:hAnsi="Latha" w:cs="Latha"/>
@@ -31930,7 +31801,6 @@
               </w:rPr>
               <w:t>ஶ</w:t>
             </w:r>
-            <w:proofErr w:type="gramEnd"/>
             <w:r>
               <w:rPr>
                 <w:rFonts w:ascii="BRH Tamil Tab Extra" w:hAnsi="BRH Tamil Tab Extra" w:cs="Latha"/>
@@ -32408,7 +32278,6 @@
               </w:rPr>
               <w:t>2)</w:t>
             </w:r>
-            <w:proofErr w:type="gramStart"/>
             <w:r>
               <w:rPr>
                 <w:rFonts w:ascii="Latha" w:hAnsi="Latha" w:cs="Latha"/>
@@ -32426,7 +32295,6 @@
               </w:rPr>
               <w:t>அத</w:t>
             </w:r>
-            <w:proofErr w:type="gramEnd"/>
             <w:r>
               <w:rPr>
                 <w:rFonts w:ascii="BRH Tamil Tab Extra" w:hAnsi="BRH Tamil Tab Extra" w:cs="Latha"/>
@@ -33210,7 +33078,6 @@
               </w:rPr>
               <w:t>3)</w:t>
             </w:r>
-            <w:proofErr w:type="gramStart"/>
             <w:r>
               <w:rPr>
                 <w:rFonts w:ascii="Latha" w:hAnsi="Latha" w:cs="Latha"/>
@@ -33228,7 +33095,6 @@
               </w:rPr>
               <w:t>ஶ</w:t>
             </w:r>
-            <w:proofErr w:type="gramEnd"/>
             <w:r>
               <w:rPr>
                 <w:rFonts w:ascii="BRH Tamil Tab Extra" w:hAnsi="BRH Tamil Tab Extra" w:cs="Latha"/>
@@ -34130,7 +33996,6 @@
               </w:rPr>
               <w:t>3)</w:t>
             </w:r>
-            <w:proofErr w:type="gramStart"/>
             <w:r>
               <w:rPr>
                 <w:rFonts w:ascii="Latha" w:hAnsi="Latha" w:cs="Latha"/>
@@ -34148,7 +34013,6 @@
               </w:rPr>
               <w:t>ஶ</w:t>
             </w:r>
-            <w:proofErr w:type="gramEnd"/>
             <w:r>
               <w:rPr>
                 <w:rFonts w:ascii="BRH Tamil Tab Extra" w:hAnsi="BRH Tamil Tab Extra" w:cs="Latha"/>
@@ -34623,7 +34487,6 @@
               </w:rPr>
               <w:t>2)</w:t>
             </w:r>
-            <w:proofErr w:type="gramStart"/>
             <w:r>
               <w:rPr>
                 <w:rFonts w:ascii="Latha" w:hAnsi="Latha" w:cs="Latha"/>
@@ -34641,7 +34504,6 @@
               </w:rPr>
               <w:t>அ</w:t>
             </w:r>
-            <w:proofErr w:type="gramEnd"/>
             <w:r>
               <w:rPr>
                 <w:rFonts w:ascii="BRH Tamil Tab Extra" w:hAnsi="BRH Tamil Tab Extra" w:cs="Latha"/>
@@ -35874,7 +35736,6 @@
               </w:rPr>
               <w:t>2)</w:t>
             </w:r>
-            <w:proofErr w:type="gramStart"/>
             <w:r>
               <w:rPr>
                 <w:rFonts w:ascii="Latha" w:hAnsi="Latha" w:cs="Latha"/>
@@ -35892,7 +35753,6 @@
               </w:rPr>
               <w:t>அ</w:t>
             </w:r>
-            <w:proofErr w:type="gramEnd"/>
             <w:r>
               <w:rPr>
                 <w:rFonts w:ascii="BRH Tamil Tab Extra" w:hAnsi="BRH Tamil Tab Extra" w:cs="Latha"/>
@@ -36332,7 +36192,6 @@
               </w:rPr>
               <w:t>2)</w:t>
             </w:r>
-            <w:proofErr w:type="gramStart"/>
             <w:r>
               <w:rPr>
                 <w:rFonts w:ascii="Latha" w:hAnsi="Latha" w:cs="Latha"/>
@@ -36350,7 +36209,6 @@
               </w:rPr>
               <w:t>அ</w:t>
             </w:r>
-            <w:proofErr w:type="gramEnd"/>
             <w:r>
               <w:rPr>
                 <w:rFonts w:ascii="BRH Tamil Tab Extra" w:hAnsi="BRH Tamil Tab Extra" w:cs="Latha"/>
@@ -37494,7 +37352,6 @@
               </w:rPr>
               <w:t>2)</w:t>
             </w:r>
-            <w:proofErr w:type="gramStart"/>
             <w:r>
               <w:rPr>
                 <w:rFonts w:ascii="Latha" w:hAnsi="Latha" w:cs="Latha"/>
@@ -37512,7 +37369,6 @@
               </w:rPr>
               <w:t>அ</w:t>
             </w:r>
-            <w:proofErr w:type="gramEnd"/>
             <w:r>
               <w:rPr>
                 <w:rFonts w:ascii="BRH Tamil Tab Extra" w:hAnsi="BRH Tamil Tab Extra" w:cs="Latha"/>
@@ -37946,7 +37802,6 @@
               </w:rPr>
               <w:t>)</w:t>
             </w:r>
-            <w:proofErr w:type="gramStart"/>
             <w:r>
               <w:rPr>
                 <w:rFonts w:ascii="Latha" w:hAnsi="Latha" w:cs="Latha"/>
@@ -37964,7 +37819,6 @@
               </w:rPr>
               <w:t>பா</w:t>
             </w:r>
-            <w:proofErr w:type="gramEnd"/>
             <w:r>
               <w:rPr>
                 <w:rFonts w:ascii="BRH Tamil Tab Extra" w:hAnsi="BRH Tamil Tab Extra" w:cs="Latha"/>
@@ -38292,7 +38146,6 @@
               </w:rPr>
               <w:t>)</w:t>
             </w:r>
-            <w:proofErr w:type="gramStart"/>
             <w:r>
               <w:rPr>
                 <w:rFonts w:ascii="Latha" w:hAnsi="Latha" w:cs="Latha"/>
@@ -38310,7 +38163,6 @@
               </w:rPr>
               <w:t>பா</w:t>
             </w:r>
-            <w:proofErr w:type="gramEnd"/>
             <w:r>
               <w:rPr>
                 <w:rFonts w:ascii="BRH Tamil Tab Extra" w:hAnsi="BRH Tamil Tab Extra" w:cs="Latha"/>
@@ -38654,7 +38506,6 @@
               </w:rPr>
               <w:t>)</w:t>
             </w:r>
-            <w:proofErr w:type="gramStart"/>
             <w:r>
               <w:rPr>
                 <w:rFonts w:ascii="Latha" w:hAnsi="Latha" w:cs="Latha"/>
@@ -38672,7 +38523,6 @@
               </w:rPr>
               <w:t>ப்ரா</w:t>
             </w:r>
-            <w:proofErr w:type="gramEnd"/>
             <w:r>
               <w:rPr>
                 <w:rFonts w:ascii="BRH Tamil Tab Extra" w:hAnsi="BRH Tamil Tab Extra" w:cs="Latha"/>
@@ -39010,7 +38860,6 @@
               </w:rPr>
               <w:t>)</w:t>
             </w:r>
-            <w:proofErr w:type="gramStart"/>
             <w:r>
               <w:rPr>
                 <w:rFonts w:ascii="Latha" w:hAnsi="Latha" w:cs="Latha"/>
@@ -39028,7 +38877,6 @@
               </w:rPr>
               <w:t>ப்ரா</w:t>
             </w:r>
-            <w:proofErr w:type="gramEnd"/>
             <w:r>
               <w:rPr>
                 <w:rFonts w:ascii="BRH Tamil Tab Extra" w:hAnsi="BRH Tamil Tab Extra" w:cs="Latha"/>
@@ -39385,7 +39233,6 @@
               </w:rPr>
               <w:t>)</w:t>
             </w:r>
-            <w:proofErr w:type="gramStart"/>
             <w:r>
               <w:rPr>
                 <w:rFonts w:ascii="Latha" w:hAnsi="Latha" w:cs="Latha"/>
@@ -39403,7 +39250,6 @@
               </w:rPr>
               <w:t>ஸஹு</w:t>
             </w:r>
-            <w:proofErr w:type="gramEnd"/>
             <w:r>
               <w:rPr>
                 <w:rFonts w:ascii="BRH Tamil Tab Extra" w:hAnsi="BRH Tamil Tab Extra" w:cs="Latha"/>
@@ -40125,7 +39971,6 @@
               </w:rPr>
               <w:t>)</w:t>
             </w:r>
-            <w:proofErr w:type="gramStart"/>
             <w:r>
               <w:rPr>
                 <w:rFonts w:ascii="Latha" w:hAnsi="Latha" w:cs="Latha"/>
@@ -40141,17 +39986,7 @@
                 <w:cs/>
                 <w:lang w:bidi="ta-IN"/>
               </w:rPr>
-              <w:t>ப்ர</w:t>
-            </w:r>
-            <w:proofErr w:type="gramEnd"/>
-            <w:r>
-              <w:rPr>
-                <w:rFonts w:ascii="Latha" w:hAnsi="Latha" w:cs="Latha"/>
-                <w:szCs w:val="24"/>
-                <w:cs/>
-                <w:lang w:bidi="ta-IN"/>
-              </w:rPr>
-              <w:t xml:space="preserve"> </w:t>
+              <w:t xml:space="preserve">ப்ர </w:t>
             </w:r>
             <w:r>
               <w:rPr>
@@ -40189,7 +40024,6 @@
               </w:rPr>
               <w:t>ர்</w:t>
             </w:r>
-            <w:proofErr w:type="gramStart"/>
             <w:r>
               <w:rPr>
                 <w:rFonts w:ascii="BRH Tamil Tab Extra" w:hAnsi="BRH Tamil Tab Extra" w:cs="Latha"/>
@@ -40219,7 +40053,6 @@
               </w:rPr>
               <w:t>ஷ</w:t>
             </w:r>
-            <w:proofErr w:type="gramEnd"/>
             <w:r>
               <w:rPr>
                 <w:rFonts w:ascii="BRH Tamil Tab Extra" w:hAnsi="BRH Tamil Tab Extra" w:cs="Latha"/>
@@ -41167,7 +41000,6 @@
               </w:rPr>
               <w:t>)</w:t>
             </w:r>
-            <w:proofErr w:type="gramStart"/>
             <w:r>
               <w:rPr>
                 <w:rFonts w:ascii="Latha" w:hAnsi="Latha" w:cs="Latha"/>
@@ -41185,7 +41017,6 @@
               </w:rPr>
               <w:t>ச</w:t>
             </w:r>
-            <w:proofErr w:type="gramEnd"/>
             <w:r>
               <w:rPr>
                 <w:rFonts w:ascii="BRH Tamil Tab Extra" w:hAnsi="BRH Tamil Tab Extra" w:cs="Latha"/>
@@ -41205,7 +41036,6 @@
               </w:rPr>
               <w:t>ர்</w:t>
             </w:r>
-            <w:proofErr w:type="gramStart"/>
             <w:r>
               <w:rPr>
                 <w:rFonts w:ascii="BRH Tamil Tab Extra" w:hAnsi="BRH Tamil Tab Extra" w:cs="Latha"/>
@@ -41235,7 +41065,6 @@
               </w:rPr>
               <w:t>ஷ</w:t>
             </w:r>
-            <w:proofErr w:type="gramEnd"/>
             <w:r>
               <w:rPr>
                 <w:rFonts w:ascii="BRH Tamil Tab Extra" w:hAnsi="BRH Tamil Tab Extra" w:cs="Latha"/>
@@ -42408,7 +42237,6 @@
               </w:rPr>
               <w:t>)</w:t>
             </w:r>
-            <w:proofErr w:type="gramStart"/>
             <w:r>
               <w:rPr>
                 <w:rFonts w:ascii="Latha" w:hAnsi="Latha" w:cs="Latha"/>
@@ -42426,7 +42254,6 @@
               </w:rPr>
               <w:t>ச</w:t>
             </w:r>
-            <w:proofErr w:type="gramEnd"/>
             <w:r>
               <w:rPr>
                 <w:rFonts w:ascii="BRH Tamil Tab Extra" w:hAnsi="BRH Tamil Tab Extra" w:cs="Latha"/>
@@ -42446,7 +42273,6 @@
               </w:rPr>
               <w:t>ர்</w:t>
             </w:r>
-            <w:proofErr w:type="gramStart"/>
             <w:r>
               <w:rPr>
                 <w:rFonts w:ascii="BRH Tamil Tab Extra" w:hAnsi="BRH Tamil Tab Extra" w:cs="Latha"/>
@@ -42476,7 +42302,6 @@
               </w:rPr>
               <w:t>ஷ</w:t>
             </w:r>
-            <w:proofErr w:type="gramEnd"/>
             <w:r>
               <w:rPr>
                 <w:rFonts w:ascii="BRH Tamil Tab Extra" w:hAnsi="BRH Tamil Tab Extra" w:cs="Latha"/>
@@ -43043,7 +42868,6 @@
               </w:rPr>
               <w:t>)</w:t>
             </w:r>
-            <w:proofErr w:type="gramStart"/>
             <w:r>
               <w:rPr>
                 <w:rFonts w:ascii="Latha" w:hAnsi="Latha" w:cs="Latha"/>
@@ -43059,17 +42883,7 @@
                 <w:cs/>
                 <w:lang w:bidi="ta-IN"/>
               </w:rPr>
-              <w:t>ப்ர</w:t>
-            </w:r>
-            <w:proofErr w:type="gramEnd"/>
-            <w:r>
-              <w:rPr>
-                <w:rFonts w:ascii="Latha" w:hAnsi="Latha" w:cs="Latha"/>
-                <w:szCs w:val="24"/>
-                <w:cs/>
-                <w:lang w:bidi="ta-IN"/>
-              </w:rPr>
-              <w:t xml:space="preserve"> </w:t>
+              <w:t xml:space="preserve">ப்ர </w:t>
             </w:r>
             <w:r>
               <w:rPr>
@@ -43107,7 +42921,6 @@
               </w:rPr>
               <w:t>ர்</w:t>
             </w:r>
-            <w:proofErr w:type="gramStart"/>
             <w:r>
               <w:rPr>
                 <w:rFonts w:ascii="BRH Tamil Tab Extra" w:hAnsi="BRH Tamil Tab Extra" w:cs="Latha"/>
@@ -43137,7 +42950,6 @@
               </w:rPr>
               <w:t>ஷ</w:t>
             </w:r>
-            <w:proofErr w:type="gramEnd"/>
             <w:r>
               <w:rPr>
                 <w:rFonts w:ascii="BRH Tamil Tab Extra" w:hAnsi="BRH Tamil Tab Extra" w:cs="Latha"/>
@@ -44136,7 +43948,6 @@
               </w:rPr>
               <w:t>)</w:t>
             </w:r>
-            <w:proofErr w:type="gramStart"/>
             <w:r>
               <w:rPr>
                 <w:rFonts w:ascii="Latha" w:hAnsi="Latha" w:cs="Latha"/>
@@ -44154,7 +43965,6 @@
               </w:rPr>
               <w:t>ச</w:t>
             </w:r>
-            <w:proofErr w:type="gramEnd"/>
             <w:r>
               <w:rPr>
                 <w:rFonts w:ascii="BRH Tamil Tab Extra" w:hAnsi="BRH Tamil Tab Extra" w:cs="Latha"/>
@@ -44174,7 +43984,6 @@
               </w:rPr>
               <w:t>ர்</w:t>
             </w:r>
-            <w:proofErr w:type="gramStart"/>
             <w:r>
               <w:rPr>
                 <w:rFonts w:ascii="BRH Tamil Tab Extra" w:hAnsi="BRH Tamil Tab Extra" w:cs="Latha"/>
@@ -44204,7 +44013,6 @@
               </w:rPr>
               <w:t>ஷ</w:t>
             </w:r>
-            <w:proofErr w:type="gramEnd"/>
             <w:r>
               <w:rPr>
                 <w:rFonts w:ascii="BRH Tamil Tab Extra" w:hAnsi="BRH Tamil Tab Extra" w:cs="Latha"/>
@@ -45391,7 +45199,6 @@
               </w:rPr>
               <w:t>)</w:t>
             </w:r>
-            <w:proofErr w:type="gramStart"/>
             <w:r>
               <w:rPr>
                 <w:rFonts w:ascii="Latha" w:hAnsi="Latha" w:cs="Latha"/>
@@ -45409,7 +45216,6 @@
               </w:rPr>
               <w:t>ச</w:t>
             </w:r>
-            <w:proofErr w:type="gramEnd"/>
             <w:r>
               <w:rPr>
                 <w:rFonts w:ascii="BRH Tamil Tab Extra" w:hAnsi="BRH Tamil Tab Extra" w:cs="Latha"/>
@@ -45429,7 +45235,6 @@
               </w:rPr>
               <w:t>ர்</w:t>
             </w:r>
-            <w:proofErr w:type="gramStart"/>
             <w:r>
               <w:rPr>
                 <w:rFonts w:ascii="BRH Tamil Tab Extra" w:hAnsi="BRH Tamil Tab Extra" w:cs="Latha"/>
@@ -45459,7 +45264,6 @@
               </w:rPr>
               <w:t>ஷ</w:t>
             </w:r>
-            <w:proofErr w:type="gramEnd"/>
             <w:r>
               <w:rPr>
                 <w:rFonts w:ascii="BRH Tamil Tab Extra" w:hAnsi="BRH Tamil Tab Extra" w:cs="Latha"/>
@@ -45998,7 +45802,6 @@
               </w:rPr>
               <w:t>4)</w:t>
             </w:r>
-            <w:proofErr w:type="gramStart"/>
             <w:r>
               <w:rPr>
                 <w:rFonts w:ascii="Latha" w:hAnsi="Latha" w:cs="Latha"/>
@@ -46016,7 +45819,6 @@
               </w:rPr>
               <w:t>பு</w:t>
             </w:r>
-            <w:proofErr w:type="gramEnd"/>
             <w:r>
               <w:rPr>
                 <w:rFonts w:ascii="BRH Tamil Tab Extra" w:hAnsi="BRH Tamil Tab Extra" w:cs="Latha"/>
@@ -47014,7 +46816,6 @@
               </w:rPr>
               <w:t>)</w:t>
             </w:r>
-            <w:proofErr w:type="gramStart"/>
             <w:r>
               <w:rPr>
                 <w:rFonts w:ascii="Latha" w:hAnsi="Latha" w:cs="Latha"/>
@@ -47032,7 +46833,6 @@
               </w:rPr>
               <w:t>ஊ</w:t>
             </w:r>
-            <w:proofErr w:type="gramEnd"/>
             <w:r>
               <w:rPr>
                 <w:rFonts w:ascii="BRH Tamil Tab Extra" w:hAnsi="BRH Tamil Tab Extra" w:cs="Latha"/>
@@ -48119,7 +47919,6 @@
               </w:rPr>
               <w:t>4)</w:t>
             </w:r>
-            <w:proofErr w:type="gramStart"/>
             <w:r>
               <w:rPr>
                 <w:rFonts w:ascii="Latha" w:hAnsi="Latha" w:cs="Latha"/>
@@ -48137,7 +47936,6 @@
               </w:rPr>
               <w:t>பு</w:t>
             </w:r>
-            <w:proofErr w:type="gramEnd"/>
             <w:r>
               <w:rPr>
                 <w:rFonts w:ascii="BRH Tamil Tab Extra" w:hAnsi="BRH Tamil Tab Extra" w:cs="Latha"/>
@@ -49160,7 +48958,6 @@
               </w:rPr>
               <w:t>)</w:t>
             </w:r>
-            <w:proofErr w:type="gramStart"/>
             <w:r>
               <w:rPr>
                 <w:rFonts w:ascii="Latha" w:hAnsi="Latha" w:cs="Latha"/>
@@ -49178,7 +48975,6 @@
               </w:rPr>
               <w:t>ஊ</w:t>
             </w:r>
-            <w:proofErr w:type="gramEnd"/>
             <w:r>
               <w:rPr>
                 <w:rFonts w:ascii="BRH Tamil Tab Extra" w:hAnsi="BRH Tamil Tab Extra" w:cs="Latha"/>
